--- a/02_meetings/專題會議紀錄(全).docx
+++ b/02_meetings/專題會議紀錄(全).docx
@@ -8441,16 +8441,7 @@
                 <w:sz w:val="32"/>
                 <w:szCs w:val="32"/>
               </w:rPr>
-              <w:t>十</w:t>
-            </w:r>
-            <w:r>
-              <w:rPr>
-                <w:rFonts w:ascii="標楷體" w:eastAsia="標楷體" w:hAnsi="標楷體" w:hint="eastAsia"/>
-                <w:b/>
-                <w:sz w:val="32"/>
-                <w:szCs w:val="32"/>
-              </w:rPr>
-              <w:t>一</w:t>
+              <w:t>十一</w:t>
             </w:r>
             <w:r>
               <w:rPr>
@@ -9073,16 +9064,7 @@
                 <w:sz w:val="32"/>
                 <w:szCs w:val="32"/>
               </w:rPr>
-              <w:t>十</w:t>
-            </w:r>
-            <w:r>
-              <w:rPr>
-                <w:rFonts w:ascii="標楷體" w:eastAsia="標楷體" w:hAnsi="標楷體" w:hint="eastAsia"/>
-                <w:b/>
-                <w:sz w:val="32"/>
-                <w:szCs w:val="32"/>
-              </w:rPr>
-              <w:t>二</w:t>
+              <w:t>十二</w:t>
             </w:r>
             <w:r>
               <w:rPr>
@@ -9493,6 +9475,7 @@
                 <w:rFonts w:ascii="標楷體" w:eastAsia="標楷體" w:hAnsi="標楷體"/>
                 <w:b/>
                 <w:bCs/>
+                <w:noProof/>
               </w:rPr>
               <w:drawing>
                 <wp:anchor distT="0" distB="0" distL="114300" distR="114300" simplePos="0" relativeHeight="251659264" behindDoc="1" locked="0" layoutInCell="1" allowOverlap="1" wp14:anchorId="5B62EE84" wp14:editId="6BA89608">
@@ -9571,7 +9554,7 @@
             <w:pPr>
               <w:pStyle w:val="a5"/>
               <w:rPr>
-                <w:rFonts w:ascii="標楷體" w:eastAsia="標楷體" w:hAnsi="標楷體" w:hint="eastAsia"/>
+                <w:rFonts w:ascii="標楷體" w:eastAsia="標楷體" w:hAnsi="標楷體"/>
                 <w:b/>
                 <w:bCs/>
               </w:rPr>
@@ -9636,7 +9619,7 @@
               <w:contextualSpacing/>
               <w:jc w:val="both"/>
               <w:rPr>
-                <w:rFonts w:ascii="標楷體" w:eastAsia="標楷體" w:hAnsi="標楷體" w:hint="eastAsia"/>
+                <w:rFonts w:ascii="標楷體" w:eastAsia="標楷體" w:hAnsi="標楷體"/>
                 <w:b/>
                 <w:bCs/>
               </w:rPr>
@@ -9861,16 +9844,7 @@
                 <w:sz w:val="32"/>
                 <w:szCs w:val="32"/>
               </w:rPr>
-              <w:t>十</w:t>
-            </w:r>
-            <w:r>
-              <w:rPr>
-                <w:rFonts w:ascii="標楷體" w:eastAsia="標楷體" w:hAnsi="標楷體" w:hint="eastAsia"/>
-                <w:b/>
-                <w:sz w:val="32"/>
-                <w:szCs w:val="32"/>
-              </w:rPr>
-              <w:t>三</w:t>
+              <w:t>十三</w:t>
             </w:r>
             <w:r>
               <w:rPr>
@@ -10284,7 +10258,7 @@
               <w:contextualSpacing/>
               <w:jc w:val="both"/>
               <w:rPr>
-                <w:rFonts w:ascii="標楷體" w:eastAsia="標楷體" w:hAnsi="標楷體" w:hint="eastAsia"/>
+                <w:rFonts w:ascii="標楷體" w:eastAsia="標楷體" w:hAnsi="標楷體"/>
                 <w:b/>
                 <w:bCs/>
               </w:rPr>
@@ -10331,7 +10305,7 @@
               <w:contextualSpacing/>
               <w:jc w:val="both"/>
               <w:rPr>
-                <w:rFonts w:ascii="標楷體" w:eastAsia="標楷體" w:hAnsi="標楷體" w:hint="eastAsia"/>
+                <w:rFonts w:ascii="標楷體" w:eastAsia="標楷體" w:hAnsi="標楷體"/>
               </w:rPr>
             </w:pPr>
           </w:p>
@@ -10376,7 +10350,7 @@
               <w:contextualSpacing/>
               <w:jc w:val="both"/>
               <w:rPr>
-                <w:rFonts w:ascii="標楷體" w:eastAsia="標楷體" w:hAnsi="標楷體" w:hint="eastAsia"/>
+                <w:rFonts w:ascii="標楷體" w:eastAsia="標楷體" w:hAnsi="標楷體"/>
               </w:rPr>
             </w:pPr>
           </w:p>
@@ -10421,7 +10395,7 @@
               <w:contextualSpacing/>
               <w:jc w:val="both"/>
               <w:rPr>
-                <w:rFonts w:ascii="標楷體" w:eastAsia="標楷體" w:hAnsi="標楷體" w:hint="eastAsia"/>
+                <w:rFonts w:ascii="標楷體" w:eastAsia="標楷體" w:hAnsi="標楷體"/>
               </w:rPr>
             </w:pPr>
           </w:p>
@@ -10683,13 +10657,7 @@
               <w:rPr>
                 <w:rFonts w:ascii="標楷體" w:eastAsia="標楷體" w:hAnsi="標楷體" w:hint="eastAsia"/>
               </w:rPr>
-              <w:t>115/7/</w:t>
-            </w:r>
-            <w:r>
-              <w:rPr>
-                <w:rFonts w:ascii="標楷體" w:eastAsia="標楷體" w:hAnsi="標楷體" w:hint="eastAsia"/>
-              </w:rPr>
-              <w:t>28</w:t>
+              <w:t>115/7/28</w:t>
             </w:r>
           </w:p>
         </w:tc>
@@ -10995,18 +10963,18 @@
               <w:contextualSpacing/>
               <w:jc w:val="both"/>
               <w:rPr>
-                <w:rFonts w:ascii="標楷體" w:eastAsia="標楷體" w:hAnsi="標楷體"/>
-                <w:b/>
-                <w:bCs/>
-              </w:rPr>
-            </w:pPr>
-            <w:r>
-              <w:rPr>
-                <w:rFonts w:ascii="標楷體" w:eastAsia="標楷體" w:hAnsi="標楷體"/>
-                <w:b/>
-                <w:bCs/>
-              </w:rPr>
-              <w:t>TTL 時效設定</w:t>
+                <w:rFonts w:ascii="標楷體" w:eastAsia="標楷體" w:hAnsi="標楷體" w:hint="eastAsia"/>
+                <w:b/>
+                <w:bCs/>
+              </w:rPr>
+            </w:pPr>
+            <w:r>
+              <w:rPr>
+                <w:rFonts w:ascii="標楷體" w:eastAsia="標楷體" w:hAnsi="標楷體"/>
+                <w:b/>
+                <w:bCs/>
+              </w:rPr>
+              <w:t>地圖廣告與商業模式</w:t>
             </w:r>
             <w:r>
               <w:rPr>
@@ -11020,21 +10988,8 @@
               <w:rPr>
                 <w:rFonts w:ascii="標楷體" w:eastAsia="標楷體" w:hAnsi="標楷體"/>
               </w:rPr>
-              <w:t>現階段各類快取資料之 TTL 統一設定為一小時，先以相同標準進行測試，後續再依資料特性與更新頻率調整保存時間。</w:t>
-            </w:r>
-          </w:p>
-          <w:p>
-            <w:pPr>
-              <w:pStyle w:val="a5"/>
-              <w:ind w:left="960"/>
-              <w:contextualSpacing/>
-              <w:jc w:val="both"/>
-              <w:rPr>
-                <w:rFonts w:ascii="標楷體" w:eastAsia="標楷體" w:hAnsi="標楷體"/>
-                <w:b/>
-                <w:bCs/>
-              </w:rPr>
-            </w:pPr>
+              <w:t>地圖頁面已加入國內旅遊廣告，點擊後可連結至雄獅旅遊。商業模式預計納入廣告收益，後續需查詢流量計價行情，作為收費依據。</w:t>
+            </w:r>
           </w:p>
           <w:p>
             <w:pPr>
@@ -11046,19 +11001,47 @@
               <w:contextualSpacing/>
               <w:jc w:val="both"/>
               <w:rPr>
-                <w:rFonts w:ascii="標楷體" w:eastAsia="標楷體" w:hAnsi="標楷體"/>
-                <w:b/>
-                <w:bCs/>
-              </w:rPr>
-            </w:pPr>
-            <w:r>
-              <w:rPr>
-                <w:rFonts w:ascii="標楷體" w:eastAsia="標楷體" w:hAnsi="標楷體"/>
-                <w:b/>
-                <w:bCs/>
-              </w:rPr>
-              <w:t>弱點掃描規劃</w:t>
-            </w:r>
+                <w:rFonts w:ascii="標楷體" w:eastAsia="標楷體" w:hAnsi="標楷體" w:hint="eastAsia"/>
+                <w:b/>
+                <w:bCs/>
+              </w:rPr>
+            </w:pPr>
+            <w:r>
+              <w:rPr>
+                <w:rFonts w:ascii="標楷體" w:eastAsia="標楷體" w:hAnsi="標楷體"/>
+                <w:b/>
+                <w:bCs/>
+              </w:rPr>
+              <w:t>對話</w:t>
+            </w:r>
+            <w:proofErr w:type="gramStart"/>
+            <w:r>
+              <w:rPr>
+                <w:rFonts w:ascii="標楷體" w:eastAsia="標楷體" w:hAnsi="標楷體"/>
+                <w:b/>
+                <w:bCs/>
+              </w:rPr>
+              <w:t>話題跳轉與</w:t>
+            </w:r>
+            <w:proofErr w:type="gramEnd"/>
+            <w:r>
+              <w:rPr>
+                <w:rFonts w:ascii="標楷體" w:eastAsia="標楷體" w:hAnsi="標楷體"/>
+                <w:b/>
+                <w:bCs/>
+              </w:rPr>
+              <w:t>記憶優</w:t>
+            </w:r>
+            <w:proofErr w:type="gramStart"/>
+            <w:r>
+              <w:rPr>
+                <w:rFonts w:ascii="標楷體" w:eastAsia="標楷體" w:hAnsi="標楷體"/>
+                <w:b/>
+                <w:bCs/>
+              </w:rPr>
+              <w:t>化</w:t>
+            </w:r>
+            <w:proofErr w:type="gramEnd"/>
             <w:r>
               <w:rPr>
                 <w:rFonts w:ascii="標楷體" w:eastAsia="標楷體" w:hAnsi="標楷體"/>
@@ -11071,18 +11054,22 @@
               <w:rPr>
                 <w:rFonts w:ascii="標楷體" w:eastAsia="標楷體" w:hAnsi="標楷體"/>
               </w:rPr>
-              <w:t>系統需定期進行弱點掃描，並保存每次掃描結果與修正紀錄，以利追蹤系統安全狀況及後續改善情形。</w:t>
-            </w:r>
-          </w:p>
-          <w:p>
-            <w:pPr>
-              <w:pStyle w:val="a5"/>
-              <w:rPr>
-                <w:rFonts w:ascii="標楷體" w:eastAsia="標楷體" w:hAnsi="標楷體"/>
-                <w:b/>
-                <w:bCs/>
-              </w:rPr>
-            </w:pPr>
+              <w:t>系統改</w:t>
+            </w:r>
+            <w:proofErr w:type="gramStart"/>
+            <w:r>
+              <w:rPr>
+                <w:rFonts w:ascii="標楷體" w:eastAsia="標楷體" w:hAnsi="標楷體"/>
+              </w:rPr>
+              <w:t>採</w:t>
+            </w:r>
+            <w:proofErr w:type="gramEnd"/>
+            <w:r>
+              <w:rPr>
+                <w:rFonts w:ascii="標楷體" w:eastAsia="標楷體" w:hAnsi="標楷體"/>
+              </w:rPr>
+              <w:t>近期對話搭配 RAG 的兩層式機制，並以 LLM 判斷是否延續前一話題；若為新話題，則清除原有紀錄，避免舊內容干擾。</w:t>
+            </w:r>
           </w:p>
           <w:p>
             <w:pPr>
@@ -11094,16 +11081,16 @@
               <w:contextualSpacing/>
               <w:jc w:val="both"/>
               <w:rPr>
-                <w:rFonts w:ascii="標楷體" w:eastAsia="標楷體" w:hAnsi="標楷體"/>
-              </w:rPr>
-            </w:pPr>
-            <w:r>
-              <w:rPr>
-                <w:rFonts w:ascii="標楷體" w:eastAsia="標楷體" w:hAnsi="標楷體"/>
-                <w:b/>
-                <w:bCs/>
-              </w:rPr>
-              <w:t>系統使用說明撰寫</w:t>
+                <w:rFonts w:ascii="標楷體" w:eastAsia="標楷體" w:hAnsi="標楷體" w:hint="eastAsia"/>
+              </w:rPr>
+            </w:pPr>
+            <w:r>
+              <w:rPr>
+                <w:rFonts w:ascii="標楷體" w:eastAsia="標楷體" w:hAnsi="標楷體"/>
+                <w:b/>
+                <w:bCs/>
+              </w:rPr>
+              <w:t>API 串接與快取機制</w:t>
             </w:r>
             <w:r>
               <w:rPr>
@@ -11117,17 +11104,8 @@
               <w:rPr>
                 <w:rFonts w:ascii="標楷體" w:eastAsia="標楷體" w:hAnsi="標楷體"/>
               </w:rPr>
-              <w:t>使用說明需分別從開發者與一般使用者角度撰寫。開發者部分應說明系統架構、安裝及操作流程；使用者部分則著重於功能使用方式與操作步驟。</w:t>
-            </w:r>
-          </w:p>
-          <w:p>
-            <w:pPr>
-              <w:contextualSpacing/>
-              <w:jc w:val="both"/>
-              <w:rPr>
-                <w:rFonts w:ascii="標楷體" w:eastAsia="標楷體" w:hAnsi="標楷體" w:hint="eastAsia"/>
-              </w:rPr>
-            </w:pPr>
+              <w:t>系統採用具免費額度之 Google Maps API，後續將加入天氣 API。已完成快取機制，相同資訊可直接取用，以降低 API 成本；TTL 暫統一設定至少一小時。</w:t>
+            </w:r>
           </w:p>
           <w:p>
             <w:pPr>
@@ -11139,18 +11117,26 @@
               <w:contextualSpacing/>
               <w:jc w:val="both"/>
               <w:rPr>
-                <w:rFonts w:ascii="標楷體" w:eastAsia="標楷體" w:hAnsi="標楷體"/>
-                <w:b/>
-                <w:bCs/>
-              </w:rPr>
-            </w:pPr>
-            <w:r>
-              <w:rPr>
-                <w:rFonts w:ascii="標楷體" w:eastAsia="標楷體" w:hAnsi="標楷體"/>
-                <w:b/>
-                <w:bCs/>
-              </w:rPr>
-              <w:t>劇本納入系統架構</w:t>
+                <w:rFonts w:ascii="標楷體" w:eastAsia="標楷體" w:hAnsi="標楷體" w:hint="eastAsia"/>
+              </w:rPr>
+            </w:pPr>
+            <w:proofErr w:type="gramStart"/>
+            <w:r>
+              <w:rPr>
+                <w:rFonts w:ascii="標楷體" w:eastAsia="標楷體" w:hAnsi="標楷體"/>
+                <w:b/>
+                <w:bCs/>
+              </w:rPr>
+              <w:t>資安弱點</w:t>
+            </w:r>
+            <w:proofErr w:type="gramEnd"/>
+            <w:r>
+              <w:rPr>
+                <w:rFonts w:ascii="標楷體" w:eastAsia="標楷體" w:hAnsi="標楷體"/>
+                <w:b/>
+                <w:bCs/>
+              </w:rPr>
+              <w:t>掃描</w:t>
             </w:r>
             <w:r>
               <w:rPr>
@@ -11164,7 +11150,161 @@
               <w:rPr>
                 <w:rFonts w:ascii="標楷體" w:eastAsia="標楷體" w:hAnsi="標楷體"/>
               </w:rPr>
-              <w:t>系統架構內容需加入劇本設計，說明劇本與 AI 情境判斷、對話處理及回應流程之間的關係。</w:t>
+              <w:t>目前已完成弱點掃描並整理修補建議，預計本</w:t>
+            </w:r>
+            <w:proofErr w:type="gramStart"/>
+            <w:r>
+              <w:rPr>
+                <w:rFonts w:ascii="標楷體" w:eastAsia="標楷體" w:hAnsi="標楷體"/>
+              </w:rPr>
+              <w:t>週</w:t>
+            </w:r>
+            <w:proofErr w:type="gramEnd"/>
+            <w:r>
+              <w:rPr>
+                <w:rFonts w:ascii="標楷體" w:eastAsia="標楷體" w:hAnsi="標楷體"/>
+              </w:rPr>
+              <w:t>進行程式修正。每次掃描結果需保存並上傳至 GitHub，作為後續追蹤紀錄。</w:t>
+            </w:r>
+          </w:p>
+          <w:p>
+            <w:pPr>
+              <w:pStyle w:val="a5"/>
+              <w:numPr>
+                <w:ilvl w:val="1"/>
+                <w:numId w:val="35"/>
+              </w:numPr>
+              <w:contextualSpacing/>
+              <w:jc w:val="both"/>
+              <w:rPr>
+                <w:rFonts w:ascii="標楷體" w:eastAsia="標楷體" w:hAnsi="標楷體" w:hint="eastAsia"/>
+              </w:rPr>
+            </w:pPr>
+            <w:r>
+              <w:rPr>
+                <w:rFonts w:ascii="標楷體" w:eastAsia="標楷體" w:hAnsi="標楷體"/>
+                <w:b/>
+                <w:bCs/>
+              </w:rPr>
+              <w:t>同義詞與簡稱處理</w:t>
+            </w:r>
+            <w:r>
+              <w:rPr>
+                <w:rFonts w:ascii="標楷體" w:eastAsia="標楷體" w:hAnsi="標楷體"/>
+                <w:b/>
+                <w:bCs/>
+              </w:rPr>
+              <w:br/>
+            </w:r>
+            <w:r>
+              <w:rPr>
+                <w:rFonts w:ascii="標楷體" w:eastAsia="標楷體" w:hAnsi="標楷體"/>
+              </w:rPr>
+              <w:t>針對「北車」等常用簡稱，可由 LLM 協助建立景點同義詞與簡稱詞庫，以提升辨識能力。</w:t>
+            </w:r>
+          </w:p>
+          <w:p>
+            <w:pPr>
+              <w:pStyle w:val="a5"/>
+              <w:numPr>
+                <w:ilvl w:val="1"/>
+                <w:numId w:val="35"/>
+              </w:numPr>
+              <w:contextualSpacing/>
+              <w:jc w:val="both"/>
+              <w:rPr>
+                <w:rFonts w:ascii="標楷體" w:eastAsia="標楷體" w:hAnsi="標楷體"/>
+              </w:rPr>
+            </w:pPr>
+            <w:r>
+              <w:rPr>
+                <w:rFonts w:ascii="標楷體" w:eastAsia="標楷體" w:hAnsi="標楷體"/>
+                <w:b/>
+                <w:bCs/>
+              </w:rPr>
+              <w:t>系統手冊架構</w:t>
+            </w:r>
+            <w:r>
+              <w:rPr>
+                <w:rFonts w:ascii="標楷體" w:eastAsia="標楷體" w:hAnsi="標楷體"/>
+                <w:b/>
+                <w:bCs/>
+              </w:rPr>
+              <w:br/>
+            </w:r>
+            <w:r>
+              <w:rPr>
+                <w:rFonts w:ascii="標楷體" w:eastAsia="標楷體" w:hAnsi="標楷體"/>
+              </w:rPr>
+              <w:t>手冊分為管理員／安裝手冊及使用者／操作手冊。前者說明環境建置與系統串接，後者說明功能操作、機器人加入聊天室及群組對話紀錄隔離方式。</w:t>
+            </w:r>
+          </w:p>
+          <w:p>
+            <w:pPr>
+              <w:pStyle w:val="a5"/>
+              <w:numPr>
+                <w:ilvl w:val="1"/>
+                <w:numId w:val="35"/>
+              </w:numPr>
+              <w:contextualSpacing/>
+              <w:jc w:val="both"/>
+              <w:rPr>
+                <w:rFonts w:ascii="標楷體" w:eastAsia="標楷體" w:hAnsi="標楷體"/>
+              </w:rPr>
+            </w:pPr>
+            <w:r>
+              <w:rPr>
+                <w:rFonts w:ascii="標楷體" w:eastAsia="標楷體" w:hAnsi="標楷體"/>
+                <w:b/>
+                <w:bCs/>
+              </w:rPr>
+              <w:t xml:space="preserve">17 </w:t>
+            </w:r>
+            <w:proofErr w:type="gramStart"/>
+            <w:r>
+              <w:rPr>
+                <w:rFonts w:ascii="標楷體" w:eastAsia="標楷體" w:hAnsi="標楷體"/>
+                <w:b/>
+                <w:bCs/>
+              </w:rPr>
+              <w:t>個</w:t>
+            </w:r>
+            <w:proofErr w:type="gramEnd"/>
+            <w:r>
+              <w:rPr>
+                <w:rFonts w:ascii="標楷體" w:eastAsia="標楷體" w:hAnsi="標楷體"/>
+                <w:b/>
+                <w:bCs/>
+              </w:rPr>
+              <w:t>劇本呈現方式</w:t>
+            </w:r>
+            <w:r>
+              <w:rPr>
+                <w:rFonts w:ascii="標楷體" w:eastAsia="標楷體" w:hAnsi="標楷體"/>
+                <w:b/>
+                <w:bCs/>
+              </w:rPr>
+              <w:br/>
+            </w:r>
+            <w:r>
+              <w:rPr>
+                <w:rFonts w:ascii="標楷體" w:eastAsia="標楷體" w:hAnsi="標楷體"/>
+              </w:rPr>
+              <w:t xml:space="preserve">17 </w:t>
+            </w:r>
+            <w:proofErr w:type="gramStart"/>
+            <w:r>
+              <w:rPr>
+                <w:rFonts w:ascii="標楷體" w:eastAsia="標楷體" w:hAnsi="標楷體"/>
+              </w:rPr>
+              <w:t>個</w:t>
+            </w:r>
+            <w:proofErr w:type="gramEnd"/>
+            <w:r>
+              <w:rPr>
+                <w:rFonts w:ascii="標楷體" w:eastAsia="標楷體" w:hAnsi="標楷體"/>
+              </w:rPr>
+              <w:t>劇本需放入複賽文件的系統架構章節，並搭配實際對話範例，說明情境啟動條件、處理流程與輸出結果。</w:t>
             </w:r>
           </w:p>
           <w:p>
@@ -11221,7 +11361,7 @@
     <w:p>
       <w:pPr>
         <w:rPr>
-          <w:rFonts w:ascii="標楷體" w:eastAsia="標楷體" w:hAnsi="標楷體" w:hint="eastAsia"/>
+          <w:rFonts w:ascii="標楷體" w:eastAsia="標楷體" w:hAnsi="標楷體"/>
         </w:rPr>
       </w:pPr>
     </w:p>
@@ -11656,7 +11796,7 @@
   <w:abstractNum w:abstractNumId="4" w15:restartNumberingAfterBreak="0">
     <w:nsid w:val="22B663F2"/>
     <w:multiLevelType w:val="hybridMultilevel"/>
-    <w:tmpl w:val="B8763DAC"/>
+    <w:tmpl w:val="09EAC652"/>
     <w:lvl w:ilvl="0" w:tplc="FFFFFFFF">
       <w:start w:val="1"/>
       <w:numFmt w:val="taiwaneseCountingThousand"/>

--- a/02_meetings/專題會議紀錄(全).docx
+++ b/02_meetings/專題會議紀錄(全).docx
@@ -523,21 +523,7 @@
               <w:rPr>
                 <w:rFonts w:ascii="標楷體" w:eastAsia="標楷體" w:hAnsi="標楷體" w:hint="eastAsia"/>
               </w:rPr>
-              <w:t>提案</w:t>
-            </w:r>
-            <w:proofErr w:type="gramStart"/>
-            <w:r>
-              <w:rPr>
-                <w:rFonts w:ascii="標楷體" w:eastAsia="標楷體" w:hAnsi="標楷體" w:hint="eastAsia"/>
-              </w:rPr>
-              <w:t>一</w:t>
-            </w:r>
-            <w:proofErr w:type="gramEnd"/>
-            <w:r>
-              <w:rPr>
-                <w:rFonts w:ascii="標楷體" w:eastAsia="標楷體" w:hAnsi="標楷體" w:hint="eastAsia"/>
-              </w:rPr>
-              <w:t>：共享機車/</w:t>
+              <w:t>提案一：共享機車/</w:t>
             </w:r>
             <w:proofErr w:type="spellStart"/>
             <w:r>
@@ -581,21 +567,7 @@
               <w:rPr>
                 <w:rFonts w:ascii="標楷體" w:eastAsia="標楷體" w:hAnsi="標楷體" w:hint="eastAsia"/>
               </w:rPr>
-              <w:t>提案</w:t>
-            </w:r>
-            <w:proofErr w:type="gramStart"/>
-            <w:r>
-              <w:rPr>
-                <w:rFonts w:ascii="標楷體" w:eastAsia="標楷體" w:hAnsi="標楷體" w:hint="eastAsia"/>
-              </w:rPr>
-              <w:t>三</w:t>
-            </w:r>
-            <w:proofErr w:type="gramEnd"/>
-            <w:r>
-              <w:rPr>
-                <w:rFonts w:ascii="標楷體" w:eastAsia="標楷體" w:hAnsi="標楷體" w:hint="eastAsia"/>
-              </w:rPr>
-              <w:t>：多型態工讀媒合平台</w:t>
+              <w:t>提案三：多型態工讀媒合平台</w:t>
             </w:r>
           </w:p>
           <w:p>
@@ -672,21 +644,7 @@
               <w:rPr>
                 <w:rFonts w:ascii="標楷體" w:eastAsia="標楷體" w:hAnsi="標楷體" w:hint="eastAsia"/>
               </w:rPr>
-              <w:t>提案一、二、五 比較容易創造商業價值，而提案</w:t>
-            </w:r>
-            <w:proofErr w:type="gramStart"/>
-            <w:r>
-              <w:rPr>
-                <w:rFonts w:ascii="標楷體" w:eastAsia="標楷體" w:hAnsi="標楷體" w:hint="eastAsia"/>
-              </w:rPr>
-              <w:t>一</w:t>
-            </w:r>
-            <w:proofErr w:type="gramEnd"/>
-            <w:r>
-              <w:rPr>
-                <w:rFonts w:ascii="標楷體" w:eastAsia="標楷體" w:hAnsi="標楷體" w:hint="eastAsia"/>
-              </w:rPr>
-              <w:t>較好驗證。但是現在2026年只做預測車輛明顯不足。因此建議題目修改為AI行程導遊，補足Google map 不足之處。</w:t>
+              <w:t>提案一、二、五 比較容易創造商業價值，而提案一較好驗證。但是現在2026年只做預測車輛明顯不足。因此建議題目修改為AI行程導遊，補足Google map 不足之處。</w:t>
             </w:r>
           </w:p>
           <w:p>
@@ -1349,53 +1307,25 @@
               <w:rPr>
                 <w:rFonts w:ascii="標楷體" w:eastAsia="標楷體" w:hAnsi="標楷體" w:hint="eastAsia"/>
               </w:rPr>
-              <w:t>知道我們會待</w:t>
-            </w:r>
-            <w:proofErr w:type="gramStart"/>
-            <w:r>
-              <w:rPr>
-                <w:rFonts w:ascii="標楷體" w:eastAsia="標楷體" w:hAnsi="標楷體" w:hint="eastAsia"/>
-              </w:rPr>
-              <w:t>多久</w:t>
-            </w:r>
-            <w:r>
-              <w:rPr>
-                <w:rFonts w:ascii="標楷體" w:eastAsia="標楷體" w:hAnsi="標楷體"/>
-              </w:rPr>
-              <w:t>，</w:t>
-            </w:r>
-            <w:proofErr w:type="gramEnd"/>
-            <w:r>
-              <w:rPr>
-                <w:rFonts w:ascii="標楷體" w:eastAsia="標楷體" w:hAnsi="標楷體"/>
-              </w:rPr>
-              <w:t>例如：不知道我會在</w:t>
-            </w:r>
-            <w:r>
-              <w:rPr>
-                <w:rFonts w:ascii="標楷體" w:eastAsia="標楷體" w:hAnsi="標楷體" w:hint="eastAsia"/>
-              </w:rPr>
-              <w:t>淺</w:t>
-            </w:r>
-            <w:proofErr w:type="gramStart"/>
-            <w:r>
-              <w:rPr>
-                <w:rFonts w:ascii="標楷體" w:eastAsia="標楷體" w:hAnsi="標楷體" w:hint="eastAsia"/>
-              </w:rPr>
-              <w:t>草寺</w:t>
-            </w:r>
-            <w:r>
-              <w:rPr>
-                <w:rFonts w:ascii="標楷體" w:eastAsia="標楷體" w:hAnsi="標楷體"/>
-              </w:rPr>
-              <w:t>待多久</w:t>
-            </w:r>
-            <w:proofErr w:type="gramEnd"/>
-            <w:r>
-              <w:rPr>
-                <w:rFonts w:ascii="標楷體" w:eastAsia="標楷體" w:hAnsi="標楷體"/>
-              </w:rPr>
-              <w:t>。</w:t>
+              <w:t>知道我們會待多久</w:t>
+            </w:r>
+            <w:r>
+              <w:rPr>
+                <w:rFonts w:ascii="標楷體" w:eastAsia="標楷體" w:hAnsi="標楷體"/>
+              </w:rPr>
+              <w:t>，例如：不知道我會在</w:t>
+            </w:r>
+            <w:r>
+              <w:rPr>
+                <w:rFonts w:ascii="標楷體" w:eastAsia="標楷體" w:hAnsi="標楷體" w:hint="eastAsia"/>
+              </w:rPr>
+              <w:t>淺草寺</w:t>
+            </w:r>
+            <w:r>
+              <w:rPr>
+                <w:rFonts w:ascii="標楷體" w:eastAsia="標楷體" w:hAnsi="標楷體"/>
+              </w:rPr>
+              <w:t>待多久。</w:t>
             </w:r>
           </w:p>
           <w:p>
@@ -1413,23 +1343,13 @@
                 <w:rFonts w:ascii="標楷體" w:eastAsia="標楷體" w:hAnsi="標楷體"/>
               </w:rPr>
             </w:pPr>
-            <w:proofErr w:type="gramStart"/>
-            <w:r>
-              <w:rPr>
-                <w:rFonts w:ascii="標楷體" w:eastAsia="標楷體" w:hAnsi="標楷體"/>
-                <w:b/>
-                <w:bCs/>
-              </w:rPr>
-              <w:t>若禾的</w:t>
-            </w:r>
-            <w:proofErr w:type="gramEnd"/>
-            <w:r>
-              <w:rPr>
-                <w:rFonts w:ascii="標楷體" w:eastAsia="標楷體" w:hAnsi="標楷體"/>
-                <w:b/>
-                <w:bCs/>
-              </w:rPr>
-              <w:t>困擾：</w:t>
+            <w:r>
+              <w:rPr>
+                <w:rFonts w:ascii="標楷體" w:eastAsia="標楷體" w:hAnsi="標楷體"/>
+                <w:b/>
+                <w:bCs/>
+              </w:rPr>
+              <w:t>若禾的困擾：</w:t>
             </w:r>
             <w:r>
               <w:rPr>
@@ -1529,25 +1449,7 @@
                 <w:b/>
                 <w:bCs/>
               </w:rPr>
-              <w:t>文</w:t>
-            </w:r>
-            <w:proofErr w:type="gramStart"/>
-            <w:r>
-              <w:rPr>
-                <w:rFonts w:ascii="標楷體" w:eastAsia="標楷體" w:hAnsi="標楷體"/>
-                <w:b/>
-                <w:bCs/>
-              </w:rPr>
-              <w:t>鈺</w:t>
-            </w:r>
-            <w:proofErr w:type="gramEnd"/>
-            <w:r>
-              <w:rPr>
-                <w:rFonts w:ascii="標楷體" w:eastAsia="標楷體" w:hAnsi="標楷體"/>
-                <w:b/>
-                <w:bCs/>
-              </w:rPr>
-              <w:t>的困擾：</w:t>
+              <w:t>文鈺的困擾：</w:t>
             </w:r>
             <w:r>
               <w:rPr>
@@ -1585,23 +1487,13 @@
                 <w:rFonts w:ascii="標楷體" w:eastAsia="標楷體" w:hAnsi="標楷體"/>
               </w:rPr>
             </w:pPr>
-            <w:proofErr w:type="gramStart"/>
-            <w:r>
-              <w:rPr>
-                <w:rFonts w:ascii="標楷體" w:eastAsia="標楷體" w:hAnsi="標楷體"/>
-                <w:b/>
-                <w:bCs/>
-              </w:rPr>
-              <w:t>安庭的</w:t>
-            </w:r>
-            <w:proofErr w:type="gramEnd"/>
-            <w:r>
-              <w:rPr>
-                <w:rFonts w:ascii="標楷體" w:eastAsia="標楷體" w:hAnsi="標楷體"/>
-                <w:b/>
-                <w:bCs/>
-              </w:rPr>
-              <w:t>困擾：</w:t>
+            <w:r>
+              <w:rPr>
+                <w:rFonts w:ascii="標楷體" w:eastAsia="標楷體" w:hAnsi="標楷體"/>
+                <w:b/>
+                <w:bCs/>
+              </w:rPr>
+              <w:t>安庭的困擾：</w:t>
             </w:r>
             <w:r>
               <w:rPr>
@@ -1645,25 +1537,7 @@
                 <w:b/>
                 <w:bCs/>
               </w:rPr>
-              <w:t>若</w:t>
-            </w:r>
-            <w:proofErr w:type="gramStart"/>
-            <w:r>
-              <w:rPr>
-                <w:rFonts w:ascii="標楷體" w:eastAsia="標楷體" w:hAnsi="標楷體"/>
-                <w:b/>
-                <w:bCs/>
-              </w:rPr>
-              <w:t>妘</w:t>
-            </w:r>
-            <w:proofErr w:type="gramEnd"/>
-            <w:r>
-              <w:rPr>
-                <w:rFonts w:ascii="標楷體" w:eastAsia="標楷體" w:hAnsi="標楷體"/>
-                <w:b/>
-                <w:bCs/>
-              </w:rPr>
-              <w:t>的困擾：</w:t>
+              <w:t>若妘的困擾：</w:t>
             </w:r>
             <w:r>
               <w:rPr>
@@ -1753,21 +1627,7 @@
               <w:rPr>
                 <w:rFonts w:ascii="標楷體" w:eastAsia="標楷體" w:hAnsi="標楷體"/>
               </w:rPr>
-              <w:t>為了把上面的問題解決掉，大家回家要</w:t>
-            </w:r>
-            <w:proofErr w:type="gramStart"/>
-            <w:r>
-              <w:rPr>
-                <w:rFonts w:ascii="標楷體" w:eastAsia="標楷體" w:hAnsi="標楷體"/>
-              </w:rPr>
-              <w:t>先查好這些</w:t>
-            </w:r>
-            <w:proofErr w:type="gramEnd"/>
-            <w:r>
-              <w:rPr>
-                <w:rFonts w:ascii="標楷體" w:eastAsia="標楷體" w:hAnsi="標楷體"/>
-              </w:rPr>
-              <w:t>工具怎麼用：</w:t>
+              <w:t>為了把上面的問題解決掉，大家回家要先查好這些工具怎麼用：</w:t>
             </w:r>
           </w:p>
           <w:tbl>
@@ -1835,7 +1695,6 @@
                       <w:rFonts w:ascii="標楷體" w:eastAsia="標楷體" w:hAnsi="標楷體"/>
                     </w:rPr>
                   </w:pPr>
-                  <w:proofErr w:type="gramStart"/>
                   <w:r>
                     <w:rPr>
                       <w:rFonts w:ascii="標楷體" w:eastAsia="標楷體" w:hAnsi="標楷體" w:hint="eastAsia"/>
@@ -1848,7 +1707,6 @@
                     </w:rPr>
                     <w:t>若禾</w:t>
                   </w:r>
-                  <w:proofErr w:type="gramEnd"/>
                 </w:p>
               </w:tc>
               <w:tc>
@@ -2007,14 +1865,12 @@
                     </w:rPr>
                     <w:t>若</w:t>
                   </w:r>
-                  <w:proofErr w:type="gramStart"/>
                   <w:r>
                     <w:rPr>
                       <w:rFonts w:ascii="標楷體" w:eastAsia="標楷體" w:hAnsi="標楷體"/>
                     </w:rPr>
                     <w:t>妘</w:t>
                   </w:r>
-                  <w:proofErr w:type="gramEnd"/>
                 </w:p>
               </w:tc>
               <w:tc>
@@ -2577,42 +2433,14 @@
                 <w:rFonts w:ascii="標楷體" w:eastAsia="標楷體" w:hAnsi="標楷體"/>
               </w:rPr>
               <w:br/>
-              <w:t>老師推薦觀看以下 YouTube 影片：</w:t>
-            </w:r>
-            <w:proofErr w:type="gramStart"/>
-            <w:r>
-              <w:rPr>
-                <w:rFonts w:ascii="標楷體" w:eastAsia="標楷體" w:hAnsi="標楷體"/>
-              </w:rPr>
-              <w:t>《</w:t>
-            </w:r>
-            <w:proofErr w:type="gramEnd"/>
-            <w:r>
-              <w:rPr>
-                <w:rFonts w:ascii="標楷體" w:eastAsia="標楷體" w:hAnsi="標楷體"/>
-              </w:rPr>
-              <w:t>Windows 终于能用 Codex 了！我实测 OpenAI 这款 AI 编程助手后，发现它可能真是 Claude Code 最强对手 | GPT-5.4 加持》</w:t>
+              <w:t>老師推薦觀看以下 YouTube 影片：《Windows 终于能用 Codex 了！我实测 OpenAI 这款 AI 编程助手后，发现它可能真是 Claude Code 最强对手 | GPT-5.4 加持》</w:t>
             </w:r>
             <w:r>
               <w:rPr>
                 <w:rFonts w:ascii="標楷體" w:eastAsia="標楷體" w:hAnsi="標楷體"/>
               </w:rPr>
               <w:br/>
-              <w:t>作業要求：同學需於下</w:t>
-            </w:r>
-            <w:proofErr w:type="gramStart"/>
-            <w:r>
-              <w:rPr>
-                <w:rFonts w:ascii="標楷體" w:eastAsia="標楷體" w:hAnsi="標楷體"/>
-              </w:rPr>
-              <w:t>週</w:t>
-            </w:r>
-            <w:proofErr w:type="gramEnd"/>
-            <w:r>
-              <w:rPr>
-                <w:rFonts w:ascii="標楷體" w:eastAsia="標楷體" w:hAnsi="標楷體"/>
-              </w:rPr>
-              <w:t>前完成觀看，並準備相關報告。</w:t>
+              <w:t>作業要求：同學需於下週前完成觀看，並準備相關報告。</w:t>
             </w:r>
           </w:p>
           <w:p>
@@ -3306,20 +3134,7 @@
                 <w:rFonts w:ascii="標楷體" w:eastAsia="標楷體" w:hAnsi="標楷體"/>
               </w:rPr>
               <w:br/>
-            </w:r>
-            <w:proofErr w:type="gramStart"/>
-            <w:r>
-              <w:rPr>
-                <w:rFonts w:ascii="標楷體" w:eastAsia="標楷體" w:hAnsi="標楷體"/>
-              </w:rPr>
-              <w:t>若群組</w:t>
-            </w:r>
-            <w:proofErr w:type="gramEnd"/>
-            <w:r>
-              <w:rPr>
-                <w:rFonts w:ascii="標楷體" w:eastAsia="標楷體" w:hAnsi="標楷體"/>
-              </w:rPr>
-              <w:t>中出現聚餐或出遊需求，系統可主動推薦地點、路線與預算資訊，更貼近實際使用情境。</w:t>
+              <w:t>若群組中出現聚餐或出遊需求，系統可主動推薦地點、路線與預算資訊，更貼近實際使用情境。</w:t>
             </w:r>
           </w:p>
           <w:p>
@@ -4759,25 +4574,7 @@
                 <w:b/>
                 <w:bCs/>
               </w:rPr>
-              <w:t>對話情境判斷方式</w:t>
-            </w:r>
-            <w:proofErr w:type="gramStart"/>
-            <w:r>
-              <w:rPr>
-                <w:rFonts w:ascii="標楷體" w:eastAsia="標楷體" w:hAnsi="標楷體"/>
-                <w:b/>
-                <w:bCs/>
-              </w:rPr>
-              <w:t>釐</w:t>
-            </w:r>
-            <w:proofErr w:type="gramEnd"/>
-            <w:r>
-              <w:rPr>
-                <w:rFonts w:ascii="標楷體" w:eastAsia="標楷體" w:hAnsi="標楷體"/>
-                <w:b/>
-                <w:bCs/>
-              </w:rPr>
-              <w:t>清</w:t>
+              <w:t>對話情境判斷方式釐清</w:t>
             </w:r>
           </w:p>
           <w:p>
@@ -4792,21 +4589,7 @@
               <w:rPr>
                 <w:rFonts w:ascii="標楷體" w:eastAsia="標楷體" w:hAnsi="標楷體"/>
               </w:rPr>
-              <w:t>目前規劃將劇本資料提供給 AI 作為判斷依據，但尚未明確</w:t>
-            </w:r>
-            <w:proofErr w:type="gramStart"/>
-            <w:r>
-              <w:rPr>
-                <w:rFonts w:ascii="標楷體" w:eastAsia="標楷體" w:hAnsi="標楷體"/>
-              </w:rPr>
-              <w:t>釐</w:t>
-            </w:r>
-            <w:proofErr w:type="gramEnd"/>
-            <w:r>
-              <w:rPr>
-                <w:rFonts w:ascii="標楷體" w:eastAsia="標楷體" w:hAnsi="標楷體"/>
-              </w:rPr>
-              <w:t>清 AI 辨識對話情境時的判斷基準，例如是否依據關鍵字、語意內容或對話脈絡進行判定，後續仍需再確認。</w:t>
+              <w:t>目前規劃將劇本資料提供給 AI 作為判斷依據，但尚未明確釐清 AI 辨識對話情境時的判斷基準，例如是否依據關鍵字、語意內容或對話脈絡進行判定，後續仍需再確認。</w:t>
             </w:r>
           </w:p>
           <w:p>
@@ -4901,21 +4684,7 @@
               <w:rPr>
                 <w:rFonts w:ascii="標楷體" w:eastAsia="標楷體" w:hAnsi="標楷體"/>
               </w:rPr>
-              <w:t>目前規劃先將程式整理並打包成一個版本，作為後續與 LINE Bot 串接的基礎。整體系統輸出結果將</w:t>
-            </w:r>
-            <w:proofErr w:type="gramStart"/>
-            <w:r>
-              <w:rPr>
-                <w:rFonts w:ascii="標楷體" w:eastAsia="標楷體" w:hAnsi="標楷體"/>
-              </w:rPr>
-              <w:t>採</w:t>
-            </w:r>
-            <w:proofErr w:type="gramEnd"/>
-            <w:r>
-              <w:rPr>
-                <w:rFonts w:ascii="標楷體" w:eastAsia="標楷體" w:hAnsi="標楷體"/>
-              </w:rPr>
-              <w:t>固定格式呈現，而中間處理流程則朝模組化方式設計，以利後續整合與擴充。</w:t>
+              <w:t>目前規劃先將程式整理並打包成一個版本，作為後續與 LINE Bot 串接的基礎。整體系統輸出結果將採固定格式呈現，而中間處理流程則朝模組化方式設計，以利後續整合與擴充。</w:t>
             </w:r>
           </w:p>
           <w:p>
@@ -4970,21 +4739,7 @@
               <w:rPr>
                 <w:rFonts w:ascii="標楷體" w:eastAsia="標楷體" w:hAnsi="標楷體" w:hint="eastAsia"/>
               </w:rPr>
-              <w:t>搞清楚AI在判斷是哪</w:t>
-            </w:r>
-            <w:proofErr w:type="gramStart"/>
-            <w:r>
-              <w:rPr>
-                <w:rFonts w:ascii="標楷體" w:eastAsia="標楷體" w:hAnsi="標楷體" w:hint="eastAsia"/>
-              </w:rPr>
-              <w:t>個</w:t>
-            </w:r>
-            <w:proofErr w:type="gramEnd"/>
-            <w:r>
-              <w:rPr>
-                <w:rFonts w:ascii="標楷體" w:eastAsia="標楷體" w:hAnsi="標楷體" w:hint="eastAsia"/>
-              </w:rPr>
-              <w:t>劇本情境是依據什麼作為判斷</w:t>
+              <w:t>搞清楚AI在判斷是哪個劇本情境是依據什麼作為判斷</w:t>
             </w:r>
           </w:p>
           <w:p>
@@ -5567,49 +5322,45 @@
                 <w:sz w:val="23"/>
                 <w:szCs w:val="23"/>
               </w:rPr>
-              <w:t>API 與模型選用方向</w:t>
-            </w:r>
-            <w:proofErr w:type="gramStart"/>
-            <w:r>
-              <w:rPr>
-                <w:rFonts w:ascii="標楷體" w:eastAsia="標楷體" w:hAnsi="標楷體" w:hint="eastAsia"/>
-                <w:b/>
-                <w:bCs/>
+              <w:t>API 與模型選用方向釐清</w:t>
+            </w:r>
+          </w:p>
+          <w:p>
+            <w:pPr>
+              <w:spacing w:line="300" w:lineRule="exact"/>
+              <w:ind w:leftChars="353" w:left="847"/>
+              <w:jc w:val="both"/>
+              <w:rPr>
+                <w:rFonts w:ascii="標楷體" w:eastAsia="標楷體" w:hAnsi="標楷體"/>
                 <w:sz w:val="23"/>
                 <w:szCs w:val="23"/>
               </w:rPr>
-              <w:t>釐</w:t>
-            </w:r>
-            <w:proofErr w:type="gramEnd"/>
-            <w:r>
-              <w:rPr>
-                <w:rFonts w:ascii="標楷體" w:eastAsia="標楷體" w:hAnsi="標楷體" w:hint="eastAsia"/>
-                <w:b/>
-                <w:bCs/>
+            </w:pPr>
+            <w:r>
+              <w:rPr>
+                <w:rFonts w:ascii="標楷體" w:eastAsia="標楷體" w:hAnsi="標楷體" w:hint="eastAsia"/>
                 <w:sz w:val="23"/>
                 <w:szCs w:val="23"/>
               </w:rPr>
-              <w:t>清</w:t>
-            </w:r>
-          </w:p>
-          <w:p>
-            <w:pPr>
-              <w:spacing w:line="300" w:lineRule="exact"/>
-              <w:ind w:leftChars="353" w:left="847"/>
-              <w:jc w:val="both"/>
-              <w:rPr>
-                <w:rFonts w:ascii="標楷體" w:eastAsia="標楷體" w:hAnsi="標楷體"/>
+              <w:t xml:space="preserve">本次會議討論專題使用之 API 為 </w:t>
+            </w:r>
+            <w:proofErr w:type="spellStart"/>
+            <w:r>
+              <w:rPr>
+                <w:rFonts w:ascii="標楷體" w:eastAsia="標楷體" w:hAnsi="標楷體" w:hint="eastAsia"/>
                 <w:sz w:val="23"/>
                 <w:szCs w:val="23"/>
               </w:rPr>
-            </w:pPr>
+              <w:t>Groq</w:t>
+            </w:r>
+            <w:proofErr w:type="spellEnd"/>
             <w:r>
               <w:rPr>
                 <w:rFonts w:ascii="標楷體" w:eastAsia="標楷體" w:hAnsi="標楷體" w:hint="eastAsia"/>
                 <w:sz w:val="23"/>
                 <w:szCs w:val="23"/>
               </w:rPr>
-              <w:t xml:space="preserve">本次會議討論專題使用之 API 為 </w:t>
+              <w:t xml:space="preserve">，惟老師指出 </w:t>
             </w:r>
             <w:proofErr w:type="spellStart"/>
             <w:r>
@@ -5627,43 +5378,7 @@
                 <w:sz w:val="23"/>
                 <w:szCs w:val="23"/>
               </w:rPr>
-              <w:t xml:space="preserve">，惟老師指出 </w:t>
-            </w:r>
-            <w:proofErr w:type="spellStart"/>
-            <w:r>
-              <w:rPr>
-                <w:rFonts w:ascii="標楷體" w:eastAsia="標楷體" w:hAnsi="標楷體" w:hint="eastAsia"/>
-                <w:sz w:val="23"/>
-                <w:szCs w:val="23"/>
-              </w:rPr>
-              <w:t>Groq</w:t>
-            </w:r>
-            <w:proofErr w:type="spellEnd"/>
-            <w:r>
-              <w:rPr>
-                <w:rFonts w:ascii="標楷體" w:eastAsia="標楷體" w:hAnsi="標楷體" w:hint="eastAsia"/>
-                <w:sz w:val="23"/>
-                <w:szCs w:val="23"/>
-              </w:rPr>
-              <w:t xml:space="preserve"> 為公司名稱，要求我們進一步</w:t>
-            </w:r>
-            <w:proofErr w:type="gramStart"/>
-            <w:r>
-              <w:rPr>
-                <w:rFonts w:ascii="標楷體" w:eastAsia="標楷體" w:hAnsi="標楷體" w:hint="eastAsia"/>
-                <w:sz w:val="23"/>
-                <w:szCs w:val="23"/>
-              </w:rPr>
-              <w:t>釐</w:t>
-            </w:r>
-            <w:proofErr w:type="gramEnd"/>
-            <w:r>
-              <w:rPr>
-                <w:rFonts w:ascii="標楷體" w:eastAsia="標楷體" w:hAnsi="標楷體" w:hint="eastAsia"/>
-                <w:sz w:val="23"/>
-                <w:szCs w:val="23"/>
-              </w:rPr>
-              <w:t>清實際模型與服務內容，並建議可評估採用 Grok AI。考量本專題以日常對話情境為主，經討論後認為 Grok 較符合目前需求。</w:t>
+              <w:t xml:space="preserve"> 為公司名稱，要求我們進一步釐清實際模型與服務內容，並建議可評估採用 Grok AI。考量本專題以日常對話情境為主，經討論後認為 Grok 較符合目前需求。</w:t>
             </w:r>
           </w:p>
           <w:p>
@@ -6728,25 +6443,7 @@
                 <w:sz w:val="23"/>
                 <w:szCs w:val="23"/>
               </w:rPr>
-              <w:t>商業</w:t>
-            </w:r>
-            <w:proofErr w:type="gramStart"/>
-            <w:r>
-              <w:rPr>
-                <w:rFonts w:ascii="標楷體" w:eastAsia="標楷體" w:hAnsi="標楷體"/>
-                <w:sz w:val="23"/>
-                <w:szCs w:val="23"/>
-              </w:rPr>
-              <w:t>模式圖除圖像</w:t>
-            </w:r>
-            <w:proofErr w:type="gramEnd"/>
-            <w:r>
-              <w:rPr>
-                <w:rFonts w:ascii="標楷體" w:eastAsia="標楷體" w:hAnsi="標楷體"/>
-                <w:sz w:val="23"/>
-                <w:szCs w:val="23"/>
-              </w:rPr>
-              <w:t>呈現外，仍需搭配文字說明，以利清楚表達各項內容與關聯性。</w:t>
+              <w:t>商業模式圖除圖像呈現外，仍需搭配文字說明，以利清楚表達各項內容與關聯性。</w:t>
             </w:r>
           </w:p>
           <w:p>
@@ -7442,25 +7139,7 @@
                 <w:sz w:val="23"/>
                 <w:szCs w:val="23"/>
               </w:rPr>
-              <w:t>老師提醒研討會簡報可</w:t>
-            </w:r>
-            <w:proofErr w:type="gramStart"/>
-            <w:r>
-              <w:rPr>
-                <w:rFonts w:ascii="標楷體" w:eastAsia="標楷體" w:hAnsi="標楷體" w:hint="eastAsia"/>
-                <w:sz w:val="23"/>
-                <w:szCs w:val="23"/>
-              </w:rPr>
-              <w:t>採</w:t>
-            </w:r>
-            <w:proofErr w:type="gramEnd"/>
-            <w:r>
-              <w:rPr>
-                <w:rFonts w:ascii="標楷體" w:eastAsia="標楷體" w:hAnsi="標楷體" w:hint="eastAsia"/>
-                <w:sz w:val="23"/>
-                <w:szCs w:val="23"/>
-              </w:rPr>
-              <w:t>多頁方式呈現，內容宜充實完整，頁數可多不可少。</w:t>
+              <w:t>老師提醒研討會簡報可採多頁方式呈現，內容宜充實完整，頁數可多不可少。</w:t>
             </w:r>
           </w:p>
           <w:p>
@@ -8215,25 +7894,7 @@
                 <w:sz w:val="23"/>
                 <w:szCs w:val="23"/>
               </w:rPr>
-              <w:t>老師建議系統在判斷對話情境時，不應僅依賴關鍵字比對，而應改</w:t>
-            </w:r>
-            <w:proofErr w:type="gramStart"/>
-            <w:r>
-              <w:rPr>
-                <w:rFonts w:ascii="標楷體" w:eastAsia="標楷體" w:hAnsi="標楷體"/>
-                <w:sz w:val="23"/>
-                <w:szCs w:val="23"/>
-              </w:rPr>
-              <w:t>採</w:t>
-            </w:r>
-            <w:proofErr w:type="gramEnd"/>
-            <w:r>
-              <w:rPr>
-                <w:rFonts w:ascii="標楷體" w:eastAsia="標楷體" w:hAnsi="標楷體"/>
-                <w:sz w:val="23"/>
-                <w:szCs w:val="23"/>
-              </w:rPr>
-              <w:t>大語言模型進行語意理解與脈絡判斷。</w:t>
+              <w:t>老師建議系統在判斷對話情境時，不應僅依賴關鍵字比對，而應改採大語言模型進行語意理解與脈絡判斷。</w:t>
             </w:r>
           </w:p>
           <w:p>
@@ -8289,23 +7950,13 @@
                 <w:szCs w:val="23"/>
               </w:rPr>
             </w:pPr>
-            <w:proofErr w:type="gramStart"/>
             <w:r>
               <w:rPr>
                 <w:rFonts w:ascii="標楷體" w:eastAsia="標楷體" w:hAnsi="標楷體"/>
                 <w:sz w:val="23"/>
                 <w:szCs w:val="23"/>
               </w:rPr>
-              <w:t>本次亦確認</w:t>
-            </w:r>
-            <w:proofErr w:type="gramEnd"/>
-            <w:r>
-              <w:rPr>
-                <w:rFonts w:ascii="標楷體" w:eastAsia="標楷體" w:hAnsi="標楷體"/>
-                <w:sz w:val="23"/>
-                <w:szCs w:val="23"/>
-              </w:rPr>
-              <w:t>，系統進行情境判斷時，不宜僅以單一句子作為分析單位，而應提供較完整之對話內容，使 AI 能根據前後文進行判讀。</w:t>
+              <w:t>本次亦確認，系統進行情境判斷時，不宜僅以單一句子作為分析單位，而應提供較完整之對話內容，使 AI 能根據前後文進行判讀。</w:t>
             </w:r>
           </w:p>
           <w:p>
@@ -9187,14 +8838,12 @@
                 <w:rFonts w:ascii="標楷體" w:eastAsia="標楷體" w:hAnsi="標楷體"/>
               </w:rPr>
             </w:pPr>
-            <w:proofErr w:type="gramStart"/>
             <w:r>
               <w:rPr>
                 <w:rFonts w:ascii="標楷體" w:eastAsia="標楷體" w:hAnsi="標楷體" w:hint="eastAsia"/>
               </w:rPr>
               <w:t>線上會議</w:t>
             </w:r>
-            <w:proofErr w:type="gramEnd"/>
           </w:p>
         </w:tc>
         <w:tc>
@@ -9967,14 +9616,12 @@
                 <w:rFonts w:ascii="標楷體" w:eastAsia="標楷體" w:hAnsi="標楷體"/>
               </w:rPr>
             </w:pPr>
-            <w:proofErr w:type="gramStart"/>
             <w:r>
               <w:rPr>
                 <w:rFonts w:ascii="標楷體" w:eastAsia="標楷體" w:hAnsi="標楷體" w:hint="eastAsia"/>
               </w:rPr>
               <w:t>線上會議</w:t>
             </w:r>
-            <w:proofErr w:type="gramEnd"/>
           </w:p>
         </w:tc>
         <w:tc>
@@ -10210,18 +9857,8 @@
                 <w:b/>
                 <w:bCs/>
               </w:rPr>
-              <w:t>地圖與導航成本優</w:t>
-            </w:r>
-            <w:proofErr w:type="gramStart"/>
-            <w:r>
-              <w:rPr>
-                <w:rFonts w:ascii="標楷體" w:eastAsia="標楷體" w:hAnsi="標楷體"/>
-                <w:b/>
-                <w:bCs/>
-              </w:rPr>
-              <w:t>化</w:t>
-            </w:r>
-            <w:proofErr w:type="gramEnd"/>
+              <w:t>地圖與導航成本優化</w:t>
+            </w:r>
             <w:r>
               <w:rPr>
                 <w:rFonts w:ascii="標楷體" w:eastAsia="標楷體" w:hAnsi="標楷體"/>
@@ -10234,21 +9871,7 @@
               <w:rPr>
                 <w:rFonts w:ascii="標楷體" w:eastAsia="標楷體" w:hAnsi="標楷體"/>
               </w:rPr>
-              <w:t>考量 Google Maps API 超過免費額度後可能產生較高費用，系統地圖可維持使用免費的 Leaflet。導航功能則改以提供 Google Maps 連結的方式，讓</w:t>
-            </w:r>
-            <w:proofErr w:type="gramStart"/>
-            <w:r>
-              <w:rPr>
-                <w:rFonts w:ascii="標楷體" w:eastAsia="標楷體" w:hAnsi="標楷體"/>
-              </w:rPr>
-              <w:t>使用者跳轉至</w:t>
-            </w:r>
-            <w:proofErr w:type="gramEnd"/>
-            <w:r>
-              <w:rPr>
-                <w:rFonts w:ascii="標楷體" w:eastAsia="標楷體" w:hAnsi="標楷體"/>
-              </w:rPr>
-              <w:t>手機地圖進行導航，以降低 API 使用成本。</w:t>
+              <w:t>考量 Google Maps API 超過免費額度後可能產生較高費用，系統地圖可維持使用免費的 Leaflet。導航功能則改以提供 Google Maps 連結的方式，讓使用者跳轉至手機地圖進行導航，以降低 API 使用成本。</w:t>
             </w:r>
           </w:p>
           <w:p>
@@ -10418,43 +10041,7 @@
                 <w:b/>
                 <w:bCs/>
               </w:rPr>
-              <w:t>發展精</w:t>
-            </w:r>
-            <w:proofErr w:type="gramStart"/>
-            <w:r>
-              <w:rPr>
-                <w:rFonts w:ascii="標楷體" w:eastAsia="標楷體" w:hAnsi="標楷體"/>
-                <w:b/>
-                <w:bCs/>
-              </w:rPr>
-              <w:t>準</w:t>
-            </w:r>
-            <w:proofErr w:type="gramEnd"/>
-            <w:r>
-              <w:rPr>
-                <w:rFonts w:ascii="標楷體" w:eastAsia="標楷體" w:hAnsi="標楷體"/>
-                <w:b/>
-                <w:bCs/>
-              </w:rPr>
-              <w:t>行銷與轉</w:t>
-            </w:r>
-            <w:proofErr w:type="gramStart"/>
-            <w:r>
-              <w:rPr>
-                <w:rFonts w:ascii="標楷體" w:eastAsia="標楷體" w:hAnsi="標楷體"/>
-                <w:b/>
-                <w:bCs/>
-              </w:rPr>
-              <w:t>介</w:t>
-            </w:r>
-            <w:proofErr w:type="gramEnd"/>
-            <w:r>
-              <w:rPr>
-                <w:rFonts w:ascii="標楷體" w:eastAsia="標楷體" w:hAnsi="標楷體"/>
-                <w:b/>
-                <w:bCs/>
-              </w:rPr>
-              <w:t>模式</w:t>
+              <w:t>發展精準行銷與轉介模式</w:t>
             </w:r>
             <w:r>
               <w:rPr>
@@ -10468,21 +10055,7 @@
               <w:rPr>
                 <w:rFonts w:ascii="標楷體" w:eastAsia="標楷體" w:hAnsi="標楷體"/>
               </w:rPr>
-              <w:t>系統可依使用者對話內容分析其旅遊需求，若與特定旅行社行程相符，則推薦相關套裝行程，作為未來廣告、行銷與轉</w:t>
-            </w:r>
-            <w:proofErr w:type="gramStart"/>
-            <w:r>
-              <w:rPr>
-                <w:rFonts w:ascii="標楷體" w:eastAsia="標楷體" w:hAnsi="標楷體"/>
-              </w:rPr>
-              <w:t>介</w:t>
-            </w:r>
-            <w:proofErr w:type="gramEnd"/>
-            <w:r>
-              <w:rPr>
-                <w:rFonts w:ascii="標楷體" w:eastAsia="標楷體" w:hAnsi="標楷體"/>
-              </w:rPr>
-              <w:t>收益的來源。</w:t>
+              <w:t>系統可依使用者對話內容分析其旅遊需求，若與特定旅行社行程相符，則推薦相關套裝行程，作為未來廣告、行銷與轉介收益的來源。</w:t>
             </w:r>
           </w:p>
           <w:p>
@@ -10731,14 +10304,12 @@
                 <w:rFonts w:ascii="標楷體" w:eastAsia="標楷體" w:hAnsi="標楷體"/>
               </w:rPr>
             </w:pPr>
-            <w:proofErr w:type="gramStart"/>
             <w:r>
               <w:rPr>
                 <w:rFonts w:ascii="標楷體" w:eastAsia="標楷體" w:hAnsi="標楷體" w:hint="eastAsia"/>
               </w:rPr>
               <w:t>線上會議</w:t>
             </w:r>
-            <w:proofErr w:type="gramEnd"/>
           </w:p>
         </w:tc>
         <w:tc>
@@ -10963,7 +10534,7 @@
               <w:contextualSpacing/>
               <w:jc w:val="both"/>
               <w:rPr>
-                <w:rFonts w:ascii="標楷體" w:eastAsia="標楷體" w:hAnsi="標楷體" w:hint="eastAsia"/>
+                <w:rFonts w:ascii="標楷體" w:eastAsia="標楷體" w:hAnsi="標楷體"/>
                 <w:b/>
                 <w:bCs/>
               </w:rPr>
@@ -11001,47 +10572,19 @@
               <w:contextualSpacing/>
               <w:jc w:val="both"/>
               <w:rPr>
-                <w:rFonts w:ascii="標楷體" w:eastAsia="標楷體" w:hAnsi="標楷體" w:hint="eastAsia"/>
-                <w:b/>
-                <w:bCs/>
-              </w:rPr>
-            </w:pPr>
-            <w:r>
-              <w:rPr>
-                <w:rFonts w:ascii="標楷體" w:eastAsia="標楷體" w:hAnsi="標楷體"/>
-                <w:b/>
-                <w:bCs/>
-              </w:rPr>
-              <w:t>對話</w:t>
-            </w:r>
-            <w:proofErr w:type="gramStart"/>
-            <w:r>
-              <w:rPr>
-                <w:rFonts w:ascii="標楷體" w:eastAsia="標楷體" w:hAnsi="標楷體"/>
-                <w:b/>
-                <w:bCs/>
-              </w:rPr>
-              <w:t>話題跳轉與</w:t>
-            </w:r>
-            <w:proofErr w:type="gramEnd"/>
-            <w:r>
-              <w:rPr>
-                <w:rFonts w:ascii="標楷體" w:eastAsia="標楷體" w:hAnsi="標楷體"/>
-                <w:b/>
-                <w:bCs/>
-              </w:rPr>
-              <w:t>記憶優</w:t>
-            </w:r>
-            <w:proofErr w:type="gramStart"/>
-            <w:r>
-              <w:rPr>
-                <w:rFonts w:ascii="標楷體" w:eastAsia="標楷體" w:hAnsi="標楷體"/>
-                <w:b/>
-                <w:bCs/>
-              </w:rPr>
-              <w:t>化</w:t>
-            </w:r>
-            <w:proofErr w:type="gramEnd"/>
+                <w:rFonts w:ascii="標楷體" w:eastAsia="標楷體" w:hAnsi="標楷體"/>
+                <w:b/>
+                <w:bCs/>
+              </w:rPr>
+            </w:pPr>
+            <w:r>
+              <w:rPr>
+                <w:rFonts w:ascii="標楷體" w:eastAsia="標楷體" w:hAnsi="標楷體"/>
+                <w:b/>
+                <w:bCs/>
+              </w:rPr>
+              <w:t>對話話題跳轉與記憶優化</w:t>
+            </w:r>
             <w:r>
               <w:rPr>
                 <w:rFonts w:ascii="標楷體" w:eastAsia="標楷體" w:hAnsi="標楷體"/>
@@ -11054,21 +10597,7 @@
               <w:rPr>
                 <w:rFonts w:ascii="標楷體" w:eastAsia="標楷體" w:hAnsi="標楷體"/>
               </w:rPr>
-              <w:t>系統改</w:t>
-            </w:r>
-            <w:proofErr w:type="gramStart"/>
-            <w:r>
-              <w:rPr>
-                <w:rFonts w:ascii="標楷體" w:eastAsia="標楷體" w:hAnsi="標楷體"/>
-              </w:rPr>
-              <w:t>採</w:t>
-            </w:r>
-            <w:proofErr w:type="gramEnd"/>
-            <w:r>
-              <w:rPr>
-                <w:rFonts w:ascii="標楷體" w:eastAsia="標楷體" w:hAnsi="標楷體"/>
-              </w:rPr>
-              <w:t>近期對話搭配 RAG 的兩層式機制，並以 LLM 判斷是否延續前一話題；若為新話題，則清除原有紀錄，避免舊內容干擾。</w:t>
+              <w:t>系統改採近期對話搭配 RAG 的兩層式機制，並以 LLM 判斷是否延續前一話題；若為新話題，則清除原有紀錄，避免舊內容干擾。</w:t>
             </w:r>
           </w:p>
           <w:p>
@@ -11081,7 +10610,7 @@
               <w:contextualSpacing/>
               <w:jc w:val="both"/>
               <w:rPr>
-                <w:rFonts w:ascii="標楷體" w:eastAsia="標楷體" w:hAnsi="標楷體" w:hint="eastAsia"/>
+                <w:rFonts w:ascii="標楷體" w:eastAsia="標楷體" w:hAnsi="標楷體"/>
               </w:rPr>
             </w:pPr>
             <w:r>
@@ -11117,26 +10646,16 @@
               <w:contextualSpacing/>
               <w:jc w:val="both"/>
               <w:rPr>
-                <w:rFonts w:ascii="標楷體" w:eastAsia="標楷體" w:hAnsi="標楷體" w:hint="eastAsia"/>
-              </w:rPr>
-            </w:pPr>
-            <w:proofErr w:type="gramStart"/>
-            <w:r>
-              <w:rPr>
-                <w:rFonts w:ascii="標楷體" w:eastAsia="標楷體" w:hAnsi="標楷體"/>
-                <w:b/>
-                <w:bCs/>
-              </w:rPr>
-              <w:t>資安弱點</w:t>
-            </w:r>
-            <w:proofErr w:type="gramEnd"/>
-            <w:r>
-              <w:rPr>
-                <w:rFonts w:ascii="標楷體" w:eastAsia="標楷體" w:hAnsi="標楷體"/>
-                <w:b/>
-                <w:bCs/>
-              </w:rPr>
-              <w:t>掃描</w:t>
+                <w:rFonts w:ascii="標楷體" w:eastAsia="標楷體" w:hAnsi="標楷體"/>
+              </w:rPr>
+            </w:pPr>
+            <w:r>
+              <w:rPr>
+                <w:rFonts w:ascii="標楷體" w:eastAsia="標楷體" w:hAnsi="標楷體"/>
+                <w:b/>
+                <w:bCs/>
+              </w:rPr>
+              <w:t>資安弱點掃描</w:t>
             </w:r>
             <w:r>
               <w:rPr>
@@ -11150,21 +10669,7 @@
               <w:rPr>
                 <w:rFonts w:ascii="標楷體" w:eastAsia="標楷體" w:hAnsi="標楷體"/>
               </w:rPr>
-              <w:t>目前已完成弱點掃描並整理修補建議，預計本</w:t>
-            </w:r>
-            <w:proofErr w:type="gramStart"/>
-            <w:r>
-              <w:rPr>
-                <w:rFonts w:ascii="標楷體" w:eastAsia="標楷體" w:hAnsi="標楷體"/>
-              </w:rPr>
-              <w:t>週</w:t>
-            </w:r>
-            <w:proofErr w:type="gramEnd"/>
-            <w:r>
-              <w:rPr>
-                <w:rFonts w:ascii="標楷體" w:eastAsia="標楷體" w:hAnsi="標楷體"/>
-              </w:rPr>
-              <w:t>進行程式修正。每次掃描結果需保存並上傳至 GitHub，作為後續追蹤紀錄。</w:t>
+              <w:t>目前已完成弱點掃描並整理修補建議，預計本週進行程式修正。每次掃描結果需保存並上傳至 GitHub，作為後續追蹤紀錄。</w:t>
             </w:r>
           </w:p>
           <w:p>
@@ -11177,7 +10682,7 @@
               <w:contextualSpacing/>
               <w:jc w:val="both"/>
               <w:rPr>
-                <w:rFonts w:ascii="標楷體" w:eastAsia="標楷體" w:hAnsi="標楷體" w:hint="eastAsia"/>
+                <w:rFonts w:ascii="標楷體" w:eastAsia="標楷體" w:hAnsi="標楷體"/>
               </w:rPr>
             </w:pPr>
             <w:r>
@@ -11258,25 +10763,7 @@
                 <w:b/>
                 <w:bCs/>
               </w:rPr>
-              <w:t xml:space="preserve">17 </w:t>
-            </w:r>
-            <w:proofErr w:type="gramStart"/>
-            <w:r>
-              <w:rPr>
-                <w:rFonts w:ascii="標楷體" w:eastAsia="標楷體" w:hAnsi="標楷體"/>
-                <w:b/>
-                <w:bCs/>
-              </w:rPr>
-              <w:t>個</w:t>
-            </w:r>
-            <w:proofErr w:type="gramEnd"/>
-            <w:r>
-              <w:rPr>
-                <w:rFonts w:ascii="標楷體" w:eastAsia="標楷體" w:hAnsi="標楷體"/>
-                <w:b/>
-                <w:bCs/>
-              </w:rPr>
-              <w:t>劇本呈現方式</w:t>
+              <w:t>17 個劇本呈現方式</w:t>
             </w:r>
             <w:r>
               <w:rPr>
@@ -11290,21 +10777,7 @@
               <w:rPr>
                 <w:rFonts w:ascii="標楷體" w:eastAsia="標楷體" w:hAnsi="標楷體"/>
               </w:rPr>
-              <w:t xml:space="preserve">17 </w:t>
-            </w:r>
-            <w:proofErr w:type="gramStart"/>
-            <w:r>
-              <w:rPr>
-                <w:rFonts w:ascii="標楷體" w:eastAsia="標楷體" w:hAnsi="標楷體"/>
-              </w:rPr>
-              <w:t>個</w:t>
-            </w:r>
-            <w:proofErr w:type="gramEnd"/>
-            <w:r>
-              <w:rPr>
-                <w:rFonts w:ascii="標楷體" w:eastAsia="標楷體" w:hAnsi="標楷體"/>
-              </w:rPr>
-              <w:t>劇本需放入複賽文件的系統架構章節，並搭配實際對話範例，說明情境啟動條件、處理流程與輸出結果。</w:t>
+              <w:t>17 個劇本需放入複賽文件的系統架構章節，並搭配實際對話範例，說明情境啟動條件、處理流程與輸出結果。</w:t>
             </w:r>
           </w:p>
           <w:p>
@@ -11342,6 +10815,664 @@
               <w:numPr>
                 <w:ilvl w:val="0"/>
                 <w:numId w:val="35"/>
+              </w:numPr>
+              <w:jc w:val="both"/>
+              <w:rPr>
+                <w:rFonts w:ascii="標楷體" w:eastAsia="標楷體" w:hAnsi="標楷體"/>
+              </w:rPr>
+            </w:pPr>
+            <w:r>
+              <w:rPr>
+                <w:rFonts w:ascii="標楷體" w:eastAsia="標楷體" w:hAnsi="標楷體" w:hint="eastAsia"/>
+              </w:rPr>
+              <w:t>散會</w:t>
+            </w:r>
+          </w:p>
+        </w:tc>
+      </w:tr>
+      <w:tr>
+        <w:tc>
+          <w:tcPr>
+            <w:tcW w:w="8296" w:type="dxa"/>
+            <w:gridSpan w:val="4"/>
+          </w:tcPr>
+          <w:p>
+            <w:pPr>
+              <w:spacing w:line="520" w:lineRule="exact"/>
+              <w:jc w:val="center"/>
+              <w:rPr>
+                <w:rFonts w:ascii="標楷體" w:eastAsia="標楷體" w:hAnsi="標楷體"/>
+                <w:b/>
+                <w:sz w:val="32"/>
+                <w:szCs w:val="32"/>
+              </w:rPr>
+            </w:pPr>
+            <w:r>
+              <w:rPr>
+                <w:rFonts w:ascii="標楷體" w:eastAsia="標楷體" w:hAnsi="標楷體" w:hint="eastAsia"/>
+                <w:b/>
+                <w:sz w:val="32"/>
+                <w:szCs w:val="32"/>
+              </w:rPr>
+              <w:lastRenderedPageBreak/>
+              <w:t>台北商業大學資訊管理系專題115410組</w:t>
+            </w:r>
+          </w:p>
+          <w:p>
+            <w:pPr>
+              <w:spacing w:line="520" w:lineRule="exact"/>
+              <w:jc w:val="center"/>
+              <w:rPr>
+                <w:rFonts w:ascii="標楷體" w:eastAsia="標楷體" w:hAnsi="標楷體"/>
+                <w:sz w:val="32"/>
+                <w:szCs w:val="32"/>
+              </w:rPr>
+            </w:pPr>
+            <w:r>
+              <w:rPr>
+                <w:rFonts w:ascii="標楷體" w:eastAsia="標楷體" w:hAnsi="標楷體" w:hint="eastAsia"/>
+                <w:b/>
+                <w:sz w:val="32"/>
+                <w:szCs w:val="32"/>
+              </w:rPr>
+              <w:t>第</w:t>
+            </w:r>
+            <w:r>
+              <w:rPr>
+                <w:rFonts w:ascii="標楷體" w:eastAsia="標楷體" w:hAnsi="標楷體" w:hint="eastAsia"/>
+                <w:b/>
+                <w:sz w:val="32"/>
+                <w:szCs w:val="32"/>
+              </w:rPr>
+              <w:t>十</w:t>
+            </w:r>
+            <w:r>
+              <w:rPr>
+                <w:rFonts w:ascii="標楷體" w:eastAsia="標楷體" w:hAnsi="標楷體" w:hint="eastAsia"/>
+                <w:b/>
+                <w:sz w:val="32"/>
+                <w:szCs w:val="32"/>
+              </w:rPr>
+              <w:t>四</w:t>
+            </w:r>
+            <w:r>
+              <w:rPr>
+                <w:rFonts w:ascii="標楷體" w:eastAsia="標楷體" w:hAnsi="標楷體" w:hint="eastAsia"/>
+                <w:b/>
+                <w:sz w:val="32"/>
+                <w:szCs w:val="32"/>
+              </w:rPr>
+              <w:t>次會議紀錄</w:t>
+            </w:r>
+          </w:p>
+        </w:tc>
+      </w:tr>
+      <w:tr>
+        <w:tc>
+          <w:tcPr>
+            <w:tcW w:w="1555" w:type="dxa"/>
+          </w:tcPr>
+          <w:p>
+            <w:pPr>
+              <w:jc w:val="both"/>
+              <w:rPr>
+                <w:rFonts w:ascii="標楷體" w:eastAsia="標楷體" w:hAnsi="標楷體"/>
+              </w:rPr>
+            </w:pPr>
+            <w:r>
+              <w:rPr>
+                <w:rFonts w:ascii="標楷體" w:eastAsia="標楷體" w:hAnsi="標楷體" w:hint="eastAsia"/>
+              </w:rPr>
+              <w:t>會議日期：</w:t>
+            </w:r>
+          </w:p>
+        </w:tc>
+        <w:tc>
+          <w:tcPr>
+            <w:tcW w:w="2593" w:type="dxa"/>
+          </w:tcPr>
+          <w:p>
+            <w:pPr>
+              <w:jc w:val="both"/>
+              <w:rPr>
+                <w:rFonts w:ascii="標楷體" w:eastAsia="標楷體" w:hAnsi="標楷體"/>
+              </w:rPr>
+            </w:pPr>
+            <w:r>
+              <w:rPr>
+                <w:rFonts w:ascii="標楷體" w:eastAsia="標楷體" w:hAnsi="標楷體" w:hint="eastAsia"/>
+              </w:rPr>
+              <w:t>115/</w:t>
+            </w:r>
+            <w:r>
+              <w:rPr>
+                <w:rFonts w:ascii="標楷體" w:eastAsia="標楷體" w:hAnsi="標楷體" w:hint="eastAsia"/>
+              </w:rPr>
+              <w:t>8</w:t>
+            </w:r>
+            <w:r>
+              <w:rPr>
+                <w:rFonts w:ascii="標楷體" w:eastAsia="標楷體" w:hAnsi="標楷體" w:hint="eastAsia"/>
+              </w:rPr>
+              <w:t>/</w:t>
+            </w:r>
+            <w:r>
+              <w:rPr>
+                <w:rFonts w:ascii="標楷體" w:eastAsia="標楷體" w:hAnsi="標楷體" w:hint="eastAsia"/>
+              </w:rPr>
+              <w:t>4</w:t>
+            </w:r>
+          </w:p>
+        </w:tc>
+        <w:tc>
+          <w:tcPr>
+            <w:tcW w:w="1517" w:type="dxa"/>
+          </w:tcPr>
+          <w:p>
+            <w:pPr>
+              <w:jc w:val="both"/>
+              <w:rPr>
+                <w:rFonts w:ascii="標楷體" w:eastAsia="標楷體" w:hAnsi="標楷體"/>
+              </w:rPr>
+            </w:pPr>
+            <w:r>
+              <w:rPr>
+                <w:rFonts w:ascii="標楷體" w:eastAsia="標楷體" w:hAnsi="標楷體" w:hint="eastAsia"/>
+              </w:rPr>
+              <w:t>會議時間：</w:t>
+            </w:r>
+          </w:p>
+        </w:tc>
+        <w:tc>
+          <w:tcPr>
+            <w:tcW w:w="2631" w:type="dxa"/>
+          </w:tcPr>
+          <w:p>
+            <w:pPr>
+              <w:jc w:val="both"/>
+              <w:rPr>
+                <w:rFonts w:ascii="標楷體" w:eastAsia="標楷體" w:hAnsi="標楷體"/>
+              </w:rPr>
+            </w:pPr>
+            <w:r>
+              <w:rPr>
+                <w:rFonts w:ascii="標楷體" w:eastAsia="標楷體" w:hAnsi="標楷體" w:hint="eastAsia"/>
+              </w:rPr>
+              <w:t>10:00-11:00</w:t>
+            </w:r>
+          </w:p>
+        </w:tc>
+      </w:tr>
+      <w:tr>
+        <w:tc>
+          <w:tcPr>
+            <w:tcW w:w="1555" w:type="dxa"/>
+          </w:tcPr>
+          <w:p>
+            <w:pPr>
+              <w:jc w:val="both"/>
+              <w:rPr>
+                <w:rFonts w:ascii="標楷體" w:eastAsia="標楷體" w:hAnsi="標楷體"/>
+              </w:rPr>
+            </w:pPr>
+            <w:r>
+              <w:rPr>
+                <w:rFonts w:ascii="標楷體" w:eastAsia="標楷體" w:hAnsi="標楷體" w:hint="eastAsia"/>
+              </w:rPr>
+              <w:t>會議地點：</w:t>
+            </w:r>
+          </w:p>
+        </w:tc>
+        <w:tc>
+          <w:tcPr>
+            <w:tcW w:w="2593" w:type="dxa"/>
+          </w:tcPr>
+          <w:p>
+            <w:pPr>
+              <w:jc w:val="both"/>
+              <w:rPr>
+                <w:rFonts w:ascii="標楷體" w:eastAsia="標楷體" w:hAnsi="標楷體"/>
+              </w:rPr>
+            </w:pPr>
+            <w:r>
+              <w:rPr>
+                <w:rFonts w:ascii="標楷體" w:eastAsia="標楷體" w:hAnsi="標楷體" w:hint="eastAsia"/>
+              </w:rPr>
+              <w:t>線上會議</w:t>
+            </w:r>
+          </w:p>
+        </w:tc>
+        <w:tc>
+          <w:tcPr>
+            <w:tcW w:w="1517" w:type="dxa"/>
+          </w:tcPr>
+          <w:p>
+            <w:pPr>
+              <w:jc w:val="both"/>
+              <w:rPr>
+                <w:rFonts w:ascii="標楷體" w:eastAsia="標楷體" w:hAnsi="標楷體"/>
+              </w:rPr>
+            </w:pPr>
+            <w:r>
+              <w:rPr>
+                <w:rFonts w:ascii="標楷體" w:eastAsia="標楷體" w:hAnsi="標楷體" w:hint="eastAsia"/>
+              </w:rPr>
+              <w:t>指導老師：</w:t>
+            </w:r>
+          </w:p>
+        </w:tc>
+        <w:tc>
+          <w:tcPr>
+            <w:tcW w:w="2631" w:type="dxa"/>
+          </w:tcPr>
+          <w:p>
+            <w:pPr>
+              <w:jc w:val="both"/>
+              <w:rPr>
+                <w:rFonts w:ascii="標楷體" w:eastAsia="標楷體" w:hAnsi="標楷體"/>
+              </w:rPr>
+            </w:pPr>
+            <w:r>
+              <w:rPr>
+                <w:rFonts w:ascii="標楷體" w:eastAsia="標楷體" w:hAnsi="標楷體" w:hint="eastAsia"/>
+              </w:rPr>
+              <w:t>蒯思齊老師</w:t>
+            </w:r>
+          </w:p>
+        </w:tc>
+      </w:tr>
+      <w:tr>
+        <w:tc>
+          <w:tcPr>
+            <w:tcW w:w="1555" w:type="dxa"/>
+          </w:tcPr>
+          <w:p>
+            <w:pPr>
+              <w:jc w:val="both"/>
+              <w:rPr>
+                <w:rFonts w:ascii="標楷體" w:eastAsia="標楷體" w:hAnsi="標楷體"/>
+              </w:rPr>
+            </w:pPr>
+            <w:r>
+              <w:rPr>
+                <w:rFonts w:ascii="標楷體" w:eastAsia="標楷體" w:hAnsi="標楷體" w:hint="eastAsia"/>
+              </w:rPr>
+              <w:t>參與人員：</w:t>
+            </w:r>
+          </w:p>
+        </w:tc>
+        <w:tc>
+          <w:tcPr>
+            <w:tcW w:w="2593" w:type="dxa"/>
+          </w:tcPr>
+          <w:p>
+            <w:pPr>
+              <w:jc w:val="both"/>
+              <w:rPr>
+                <w:rFonts w:ascii="標楷體" w:eastAsia="標楷體" w:hAnsi="標楷體"/>
+              </w:rPr>
+            </w:pPr>
+            <w:r>
+              <w:rPr>
+                <w:rFonts w:ascii="標楷體" w:eastAsia="標楷體" w:hAnsi="標楷體" w:hint="eastAsia"/>
+              </w:rPr>
+              <w:t>全體組員</w:t>
+            </w:r>
+          </w:p>
+        </w:tc>
+        <w:tc>
+          <w:tcPr>
+            <w:tcW w:w="1517" w:type="dxa"/>
+          </w:tcPr>
+          <w:p>
+            <w:pPr>
+              <w:jc w:val="both"/>
+              <w:rPr>
+                <w:rFonts w:ascii="標楷體" w:eastAsia="標楷體" w:hAnsi="標楷體"/>
+              </w:rPr>
+            </w:pPr>
+            <w:r>
+              <w:rPr>
+                <w:rFonts w:ascii="標楷體" w:eastAsia="標楷體" w:hAnsi="標楷體" w:hint="eastAsia"/>
+              </w:rPr>
+              <w:t>會議記錄：</w:t>
+            </w:r>
+          </w:p>
+        </w:tc>
+        <w:tc>
+          <w:tcPr>
+            <w:tcW w:w="2631" w:type="dxa"/>
+          </w:tcPr>
+          <w:p>
+            <w:pPr>
+              <w:jc w:val="both"/>
+              <w:rPr>
+                <w:rFonts w:ascii="標楷體" w:eastAsia="標楷體" w:hAnsi="標楷體"/>
+              </w:rPr>
+            </w:pPr>
+            <w:r>
+              <w:rPr>
+                <w:rFonts w:ascii="標楷體" w:eastAsia="標楷體" w:hAnsi="標楷體" w:hint="eastAsia"/>
+              </w:rPr>
+              <w:t>鄭喬尹</w:t>
+            </w:r>
+          </w:p>
+        </w:tc>
+      </w:tr>
+      <w:tr>
+        <w:trPr>
+          <w:trHeight w:val="489"/>
+        </w:trPr>
+        <w:tc>
+          <w:tcPr>
+            <w:tcW w:w="8296" w:type="dxa"/>
+            <w:gridSpan w:val="4"/>
+            <w:shd w:val="clear" w:color="auto" w:fill="D9D9D9" w:themeFill="background1" w:themeFillShade="D9"/>
+            <w:vAlign w:val="center"/>
+          </w:tcPr>
+          <w:p>
+            <w:pPr>
+              <w:jc w:val="both"/>
+              <w:rPr>
+                <w:rFonts w:ascii="標楷體" w:eastAsia="標楷體" w:hAnsi="標楷體"/>
+                <w:b/>
+              </w:rPr>
+            </w:pPr>
+            <w:r>
+              <w:rPr>
+                <w:rFonts w:ascii="標楷體" w:eastAsia="標楷體" w:hAnsi="標楷體" w:hint="eastAsia"/>
+                <w:b/>
+              </w:rPr>
+              <w:t>會議內容</w:t>
+            </w:r>
+          </w:p>
+        </w:tc>
+      </w:tr>
+      <w:tr>
+        <w:trPr>
+          <w:trHeight w:val="10763"/>
+        </w:trPr>
+        <w:tc>
+          <w:tcPr>
+            <w:tcW w:w="8296" w:type="dxa"/>
+            <w:gridSpan w:val="4"/>
+          </w:tcPr>
+          <w:p>
+            <w:pPr>
+              <w:pStyle w:val="a5"/>
+              <w:numPr>
+                <w:ilvl w:val="0"/>
+                <w:numId w:val="36"/>
+              </w:numPr>
+              <w:jc w:val="both"/>
+              <w:rPr>
+                <w:rFonts w:ascii="標楷體" w:eastAsia="標楷體" w:hAnsi="標楷體"/>
+              </w:rPr>
+            </w:pPr>
+            <w:r>
+              <w:rPr>
+                <w:rFonts w:ascii="標楷體" w:eastAsia="標楷體" w:hAnsi="標楷體" w:hint="eastAsia"/>
+              </w:rPr>
+              <w:t>全體人員集合</w:t>
+            </w:r>
+          </w:p>
+          <w:p>
+            <w:pPr>
+              <w:pStyle w:val="a5"/>
+              <w:numPr>
+                <w:ilvl w:val="0"/>
+                <w:numId w:val="36"/>
+              </w:numPr>
+              <w:jc w:val="both"/>
+              <w:rPr>
+                <w:rFonts w:ascii="標楷體" w:eastAsia="標楷體" w:hAnsi="標楷體"/>
+              </w:rPr>
+            </w:pPr>
+            <w:r>
+              <w:rPr>
+                <w:rFonts w:ascii="標楷體" w:eastAsia="標楷體" w:hAnsi="標楷體" w:hint="eastAsia"/>
+              </w:rPr>
+              <w:t>會議開始</w:t>
+            </w:r>
+          </w:p>
+          <w:p>
+            <w:pPr>
+              <w:pStyle w:val="a5"/>
+              <w:numPr>
+                <w:ilvl w:val="0"/>
+                <w:numId w:val="36"/>
+              </w:numPr>
+              <w:jc w:val="both"/>
+              <w:rPr>
+                <w:rFonts w:ascii="標楷體" w:eastAsia="標楷體" w:hAnsi="標楷體"/>
+              </w:rPr>
+            </w:pPr>
+            <w:r>
+              <w:rPr>
+                <w:rFonts w:ascii="標楷體" w:eastAsia="標楷體" w:hAnsi="標楷體" w:hint="eastAsia"/>
+              </w:rPr>
+              <w:t>討論內容</w:t>
+            </w:r>
+          </w:p>
+          <w:p>
+            <w:pPr>
+              <w:pStyle w:val="a5"/>
+              <w:ind w:leftChars="253" w:left="607"/>
+              <w:jc w:val="both"/>
+              <w:rPr>
+                <w:rFonts w:ascii="標楷體" w:eastAsia="標楷體" w:hAnsi="標楷體"/>
+                <w:b/>
+                <w:bCs/>
+              </w:rPr>
+            </w:pPr>
+            <w:r>
+              <w:rPr>
+                <w:rFonts w:ascii="標楷體" w:eastAsia="標楷體" w:hAnsi="標楷體"/>
+                <w:b/>
+                <w:bCs/>
+              </w:rPr>
+              <w:t>一、目前系統開發進度</w:t>
+            </w:r>
+          </w:p>
+          <w:p>
+            <w:pPr>
+              <w:pStyle w:val="a5"/>
+              <w:ind w:leftChars="453" w:left="1087"/>
+              <w:jc w:val="both"/>
+              <w:rPr>
+                <w:rFonts w:ascii="標楷體" w:eastAsia="標楷體" w:hAnsi="標楷體"/>
+              </w:rPr>
+            </w:pPr>
+            <w:r>
+              <w:rPr>
+                <w:rFonts w:ascii="標楷體" w:eastAsia="標楷體" w:hAnsi="標楷體"/>
+              </w:rPr>
+              <w:t>目前已完成 AI 回應邏輯、Google Maps API 串接、伺服器架設、定位功能、RAG 話題切換、API 快取與 TTL 設定，以及網頁廣告版位建置。行程資訊匯入網頁地圖的功能仍在開發中。</w:t>
+            </w:r>
+          </w:p>
+          <w:p>
+            <w:pPr>
+              <w:pStyle w:val="a5"/>
+              <w:ind w:leftChars="253" w:left="607"/>
+              <w:jc w:val="both"/>
+              <w:rPr>
+                <w:rFonts w:ascii="標楷體" w:eastAsia="標楷體" w:hAnsi="標楷體"/>
+                <w:b/>
+                <w:bCs/>
+              </w:rPr>
+            </w:pPr>
+            <w:r>
+              <w:rPr>
+                <w:rFonts w:ascii="標楷體" w:eastAsia="標楷體" w:hAnsi="標楷體"/>
+                <w:b/>
+                <w:bCs/>
+              </w:rPr>
+              <w:t>二、後續功能調整</w:t>
+            </w:r>
+          </w:p>
+          <w:p>
+            <w:pPr>
+              <w:pStyle w:val="a5"/>
+              <w:ind w:leftChars="453" w:left="1087"/>
+              <w:jc w:val="both"/>
+              <w:rPr>
+                <w:rFonts w:ascii="標楷體" w:eastAsia="標楷體" w:hAnsi="標楷體"/>
+              </w:rPr>
+            </w:pPr>
+            <w:r>
+              <w:rPr>
+                <w:rFonts w:ascii="標楷體" w:eastAsia="標楷體" w:hAnsi="標楷體"/>
+              </w:rPr>
+              <w:t>（一）外部 API 串接</w:t>
+            </w:r>
+            <w:r>
+              <w:rPr>
+                <w:rFonts w:ascii="標楷體" w:eastAsia="標楷體" w:hAnsi="標楷體"/>
+              </w:rPr>
+              <w:br/>
+              <w:t>後續優先串接天氣 API，交通及空氣品質 API 則視需求加入。</w:t>
+            </w:r>
+          </w:p>
+          <w:p>
+            <w:pPr>
+              <w:pStyle w:val="a5"/>
+              <w:ind w:leftChars="453" w:left="1087"/>
+              <w:jc w:val="both"/>
+              <w:rPr>
+                <w:rFonts w:ascii="標楷體" w:eastAsia="標楷體" w:hAnsi="標楷體"/>
+              </w:rPr>
+            </w:pPr>
+            <w:r>
+              <w:rPr>
+                <w:rFonts w:ascii="標楷體" w:eastAsia="標楷體" w:hAnsi="標楷體"/>
+              </w:rPr>
+              <w:t>（二）群組記帳與投票</w:t>
+            </w:r>
+            <w:r>
+              <w:rPr>
+                <w:rFonts w:ascii="標楷體" w:eastAsia="標楷體" w:hAnsi="標楷體"/>
+              </w:rPr>
+              <w:br/>
+              <w:t>分帳功能改為 LINE 群組記帳，並加入發票文字辨識。投票功能則由系統先偵測成員意見不同，再協助發起投票。</w:t>
+            </w:r>
+          </w:p>
+          <w:p>
+            <w:pPr>
+              <w:pStyle w:val="a5"/>
+              <w:ind w:leftChars="453" w:left="1087"/>
+              <w:jc w:val="both"/>
+              <w:rPr>
+                <w:rFonts w:ascii="標楷體" w:eastAsia="標楷體" w:hAnsi="標楷體"/>
+              </w:rPr>
+            </w:pPr>
+            <w:r>
+              <w:rPr>
+                <w:rFonts w:ascii="標楷體" w:eastAsia="標楷體" w:hAnsi="標楷體"/>
+              </w:rPr>
+              <w:t>（三）回應提示</w:t>
+            </w:r>
+            <w:r>
+              <w:rPr>
+                <w:rFonts w:ascii="標楷體" w:eastAsia="標楷體" w:hAnsi="標楷體"/>
+              </w:rPr>
+              <w:br/>
+              <w:t>由 LLM 判斷處理時間，若需等待，先提示使用者「這個回答需要一點時間」。</w:t>
+            </w:r>
+          </w:p>
+          <w:p>
+            <w:pPr>
+              <w:pStyle w:val="a5"/>
+              <w:ind w:leftChars="453" w:left="1087"/>
+              <w:jc w:val="both"/>
+              <w:rPr>
+                <w:rFonts w:ascii="標楷體" w:eastAsia="標楷體" w:hAnsi="標楷體"/>
+              </w:rPr>
+            </w:pPr>
+            <w:r>
+              <w:rPr>
+                <w:rFonts w:ascii="標楷體" w:eastAsia="標楷體" w:hAnsi="標楷體"/>
+              </w:rPr>
+              <w:t>（四）資料安全</w:t>
+            </w:r>
+            <w:r>
+              <w:rPr>
+                <w:rFonts w:ascii="標楷體" w:eastAsia="標楷體" w:hAnsi="標楷體"/>
+              </w:rPr>
+              <w:br/>
+              <w:t>不同群組的對話與偏好資料需分開儲存；個資保護先進行身分證字號偵測與遮蔽。</w:t>
+            </w:r>
+          </w:p>
+          <w:p>
+            <w:pPr>
+              <w:pStyle w:val="a5"/>
+              <w:ind w:leftChars="453" w:left="1087"/>
+              <w:jc w:val="both"/>
+              <w:rPr>
+                <w:rFonts w:ascii="標楷體" w:eastAsia="標楷體" w:hAnsi="標楷體"/>
+              </w:rPr>
+            </w:pPr>
+            <w:r>
+              <w:rPr>
+                <w:rFonts w:ascii="標楷體" w:eastAsia="標楷體" w:hAnsi="標楷體"/>
+              </w:rPr>
+              <w:t>（五）行程功能</w:t>
+            </w:r>
+            <w:r>
+              <w:rPr>
+                <w:rFonts w:ascii="標楷體" w:eastAsia="標楷體" w:hAnsi="標楷體"/>
+              </w:rPr>
+              <w:br/>
+              <w:t>使用 Google Maps API 進行行程順序最佳化，並將最終行程以網頁方式呈現。</w:t>
+            </w:r>
+          </w:p>
+          <w:p>
+            <w:pPr>
+              <w:pStyle w:val="a5"/>
+              <w:ind w:leftChars="453" w:left="1087"/>
+              <w:jc w:val="both"/>
+              <w:rPr>
+                <w:rFonts w:ascii="標楷體" w:eastAsia="標楷體" w:hAnsi="標楷體" w:hint="eastAsia"/>
+              </w:rPr>
+            </w:pPr>
+            <w:r>
+              <w:rPr>
+                <w:rFonts w:ascii="標楷體" w:eastAsia="標楷體" w:hAnsi="標楷體"/>
+              </w:rPr>
+              <w:t>（六）系統維護</w:t>
+            </w:r>
+            <w:r>
+              <w:rPr>
+                <w:rFonts w:ascii="標楷體" w:eastAsia="標楷體" w:hAnsi="標楷體"/>
+              </w:rPr>
+              <w:br/>
+              <w:t>系統上線後需持續進行狀態監控、弱點掃描、錯誤修正及功能維護。</w:t>
+            </w:r>
+          </w:p>
+          <w:p>
+            <w:pPr>
+              <w:pStyle w:val="a5"/>
+              <w:numPr>
+                <w:ilvl w:val="0"/>
+                <w:numId w:val="36"/>
+              </w:numPr>
+              <w:jc w:val="both"/>
+              <w:rPr>
+                <w:rFonts w:ascii="標楷體" w:eastAsia="標楷體" w:hAnsi="標楷體"/>
+              </w:rPr>
+            </w:pPr>
+            <w:r>
+              <w:rPr>
+                <w:rFonts w:ascii="標楷體" w:eastAsia="標楷體" w:hAnsi="標楷體" w:hint="eastAsia"/>
+              </w:rPr>
+              <w:t>主席總結</w:t>
+            </w:r>
+          </w:p>
+          <w:p>
+            <w:pPr>
+              <w:pStyle w:val="a5"/>
+              <w:numPr>
+                <w:ilvl w:val="0"/>
+                <w:numId w:val="36"/>
               </w:numPr>
               <w:jc w:val="both"/>
               <w:rPr>
@@ -11794,6 +11925,96 @@
     </w:lvl>
   </w:abstractNum>
   <w:abstractNum w:abstractNumId="4" w15:restartNumberingAfterBreak="0">
+    <w:nsid w:val="1ACD603E"/>
+    <w:multiLevelType w:val="hybridMultilevel"/>
+    <w:tmpl w:val="09EAC652"/>
+    <w:lvl w:ilvl="0" w:tplc="FFFFFFFF">
+      <w:start w:val="1"/>
+      <w:numFmt w:val="taiwaneseCountingThousand"/>
+      <w:lvlText w:val="%1、"/>
+      <w:lvlJc w:val="left"/>
+      <w:pPr>
+        <w:ind w:left="480" w:hanging="480"/>
+      </w:pPr>
+    </w:lvl>
+    <w:lvl w:ilvl="1" w:tplc="FFFFFFFF">
+      <w:start w:val="1"/>
+      <w:numFmt w:val="decimal"/>
+      <w:lvlText w:val="%2."/>
+      <w:lvlJc w:val="left"/>
+      <w:pPr>
+        <w:ind w:left="960" w:hanging="480"/>
+      </w:pPr>
+      <w:rPr>
+        <w:b/>
+        <w:bCs/>
+      </w:rPr>
+    </w:lvl>
+    <w:lvl w:ilvl="2" w:tplc="FFFFFFFF" w:tentative="1">
+      <w:start w:val="1"/>
+      <w:numFmt w:val="lowerRoman"/>
+      <w:lvlText w:val="%3."/>
+      <w:lvlJc w:val="right"/>
+      <w:pPr>
+        <w:ind w:left="1440" w:hanging="480"/>
+      </w:pPr>
+    </w:lvl>
+    <w:lvl w:ilvl="3" w:tplc="FFFFFFFF" w:tentative="1">
+      <w:start w:val="1"/>
+      <w:numFmt w:val="decimal"/>
+      <w:lvlText w:val="%4."/>
+      <w:lvlJc w:val="left"/>
+      <w:pPr>
+        <w:ind w:left="1920" w:hanging="480"/>
+      </w:pPr>
+    </w:lvl>
+    <w:lvl w:ilvl="4" w:tplc="FFFFFFFF" w:tentative="1">
+      <w:start w:val="1"/>
+      <w:numFmt w:val="ideographTraditional"/>
+      <w:lvlText w:val="%5、"/>
+      <w:lvlJc w:val="left"/>
+      <w:pPr>
+        <w:ind w:left="2400" w:hanging="480"/>
+      </w:pPr>
+    </w:lvl>
+    <w:lvl w:ilvl="5" w:tplc="FFFFFFFF" w:tentative="1">
+      <w:start w:val="1"/>
+      <w:numFmt w:val="lowerRoman"/>
+      <w:lvlText w:val="%6."/>
+      <w:lvlJc w:val="right"/>
+      <w:pPr>
+        <w:ind w:left="2880" w:hanging="480"/>
+      </w:pPr>
+    </w:lvl>
+    <w:lvl w:ilvl="6" w:tplc="FFFFFFFF" w:tentative="1">
+      <w:start w:val="1"/>
+      <w:numFmt w:val="decimal"/>
+      <w:lvlText w:val="%7."/>
+      <w:lvlJc w:val="left"/>
+      <w:pPr>
+        <w:ind w:left="3360" w:hanging="480"/>
+      </w:pPr>
+    </w:lvl>
+    <w:lvl w:ilvl="7" w:tplc="FFFFFFFF" w:tentative="1">
+      <w:start w:val="1"/>
+      <w:numFmt w:val="ideographTraditional"/>
+      <w:lvlText w:val="%8、"/>
+      <w:lvlJc w:val="left"/>
+      <w:pPr>
+        <w:ind w:left="3840" w:hanging="480"/>
+      </w:pPr>
+    </w:lvl>
+    <w:lvl w:ilvl="8" w:tplc="FFFFFFFF" w:tentative="1">
+      <w:start w:val="1"/>
+      <w:numFmt w:val="lowerRoman"/>
+      <w:lvlText w:val="%9."/>
+      <w:lvlJc w:val="right"/>
+      <w:pPr>
+        <w:ind w:left="4320" w:hanging="480"/>
+      </w:pPr>
+    </w:lvl>
+  </w:abstractNum>
+  <w:abstractNum w:abstractNumId="5" w15:restartNumberingAfterBreak="0">
     <w:nsid w:val="22B663F2"/>
     <w:multiLevelType w:val="hybridMultilevel"/>
     <w:tmpl w:val="09EAC652"/>
@@ -11883,7 +12104,7 @@
       </w:pPr>
     </w:lvl>
   </w:abstractNum>
-  <w:abstractNum w:abstractNumId="5" w15:restartNumberingAfterBreak="0">
+  <w:abstractNum w:abstractNumId="6" w15:restartNumberingAfterBreak="0">
     <w:nsid w:val="29B00E8C"/>
     <w:multiLevelType w:val="hybridMultilevel"/>
     <w:tmpl w:val="B8763DAC"/>
@@ -11973,7 +12194,7 @@
       </w:pPr>
     </w:lvl>
   </w:abstractNum>
-  <w:abstractNum w:abstractNumId="6" w15:restartNumberingAfterBreak="0">
+  <w:abstractNum w:abstractNumId="7" w15:restartNumberingAfterBreak="0">
     <w:nsid w:val="2AA129B9"/>
     <w:multiLevelType w:val="hybridMultilevel"/>
     <w:tmpl w:val="05FA90B2"/>
@@ -12062,7 +12283,7 @@
       </w:pPr>
     </w:lvl>
   </w:abstractNum>
-  <w:abstractNum w:abstractNumId="7" w15:restartNumberingAfterBreak="0">
+  <w:abstractNum w:abstractNumId="8" w15:restartNumberingAfterBreak="0">
     <w:nsid w:val="2BC25FDE"/>
     <w:multiLevelType w:val="hybridMultilevel"/>
     <w:tmpl w:val="1160CE22"/>
@@ -12151,7 +12372,7 @@
       </w:pPr>
     </w:lvl>
   </w:abstractNum>
-  <w:abstractNum w:abstractNumId="8" w15:restartNumberingAfterBreak="0">
+  <w:abstractNum w:abstractNumId="9" w15:restartNumberingAfterBreak="0">
     <w:nsid w:val="339E04E1"/>
     <w:multiLevelType w:val="hybridMultilevel"/>
     <w:tmpl w:val="B436FF32"/>
@@ -12240,7 +12461,7 @@
       </w:pPr>
     </w:lvl>
   </w:abstractNum>
-  <w:abstractNum w:abstractNumId="9" w15:restartNumberingAfterBreak="0">
+  <w:abstractNum w:abstractNumId="10" w15:restartNumberingAfterBreak="0">
     <w:nsid w:val="37FA3E3B"/>
     <w:multiLevelType w:val="hybridMultilevel"/>
     <w:tmpl w:val="4F025802"/>
@@ -12353,7 +12574,7 @@
       </w:rPr>
     </w:lvl>
   </w:abstractNum>
-  <w:abstractNum w:abstractNumId="10" w15:restartNumberingAfterBreak="0">
+  <w:abstractNum w:abstractNumId="11" w15:restartNumberingAfterBreak="0">
     <w:nsid w:val="3A436913"/>
     <w:multiLevelType w:val="hybridMultilevel"/>
     <w:tmpl w:val="FE1E75C2"/>
@@ -12443,7 +12664,7 @@
       </w:pPr>
     </w:lvl>
   </w:abstractNum>
-  <w:abstractNum w:abstractNumId="11" w15:restartNumberingAfterBreak="0">
+  <w:abstractNum w:abstractNumId="12" w15:restartNumberingAfterBreak="0">
     <w:nsid w:val="3DD67A1F"/>
     <w:multiLevelType w:val="hybridMultilevel"/>
     <w:tmpl w:val="B8763DAC"/>
@@ -12533,7 +12754,7 @@
       </w:pPr>
     </w:lvl>
   </w:abstractNum>
-  <w:abstractNum w:abstractNumId="12" w15:restartNumberingAfterBreak="0">
+  <w:abstractNum w:abstractNumId="13" w15:restartNumberingAfterBreak="0">
     <w:nsid w:val="3F66686F"/>
     <w:multiLevelType w:val="hybridMultilevel"/>
     <w:tmpl w:val="1DAEDBB4"/>
@@ -12626,7 +12847,7 @@
       </w:pPr>
     </w:lvl>
   </w:abstractNum>
-  <w:abstractNum w:abstractNumId="13" w15:restartNumberingAfterBreak="0">
+  <w:abstractNum w:abstractNumId="14" w15:restartNumberingAfterBreak="0">
     <w:nsid w:val="40E02449"/>
     <w:multiLevelType w:val="hybridMultilevel"/>
     <w:tmpl w:val="B8FC0FFC"/>
@@ -12715,7 +12936,7 @@
       </w:pPr>
     </w:lvl>
   </w:abstractNum>
-  <w:abstractNum w:abstractNumId="14" w15:restartNumberingAfterBreak="0">
+  <w:abstractNum w:abstractNumId="15" w15:restartNumberingAfterBreak="0">
     <w:nsid w:val="42323F28"/>
     <w:multiLevelType w:val="hybridMultilevel"/>
     <w:tmpl w:val="B8763DAC"/>
@@ -12805,7 +13026,7 @@
       </w:pPr>
     </w:lvl>
   </w:abstractNum>
-  <w:abstractNum w:abstractNumId="15" w15:restartNumberingAfterBreak="0">
+  <w:abstractNum w:abstractNumId="16" w15:restartNumberingAfterBreak="0">
     <w:nsid w:val="432C257F"/>
     <w:multiLevelType w:val="hybridMultilevel"/>
     <w:tmpl w:val="B8763DAC"/>
@@ -12895,7 +13116,7 @@
       </w:pPr>
     </w:lvl>
   </w:abstractNum>
-  <w:abstractNum w:abstractNumId="16" w15:restartNumberingAfterBreak="0">
+  <w:abstractNum w:abstractNumId="17" w15:restartNumberingAfterBreak="0">
     <w:nsid w:val="48116B80"/>
     <w:multiLevelType w:val="hybridMultilevel"/>
     <w:tmpl w:val="ABB2531A"/>
@@ -12985,7 +13206,7 @@
       </w:pPr>
     </w:lvl>
   </w:abstractNum>
-  <w:abstractNum w:abstractNumId="17" w15:restartNumberingAfterBreak="0">
+  <w:abstractNum w:abstractNumId="18" w15:restartNumberingAfterBreak="0">
     <w:nsid w:val="4836020D"/>
     <w:multiLevelType w:val="hybridMultilevel"/>
     <w:tmpl w:val="48A8B572"/>
@@ -13071,7 +13292,7 @@
       </w:pPr>
     </w:lvl>
   </w:abstractNum>
-  <w:abstractNum w:abstractNumId="18" w15:restartNumberingAfterBreak="0">
+  <w:abstractNum w:abstractNumId="19" w15:restartNumberingAfterBreak="0">
     <w:nsid w:val="48BB6A7D"/>
     <w:multiLevelType w:val="hybridMultilevel"/>
     <w:tmpl w:val="344A5246"/>
@@ -13184,7 +13405,156 @@
       </w:rPr>
     </w:lvl>
   </w:abstractNum>
-  <w:abstractNum w:abstractNumId="19" w15:restartNumberingAfterBreak="0">
+  <w:abstractNum w:abstractNumId="20" w15:restartNumberingAfterBreak="0">
+    <w:nsid w:val="4CED60C7"/>
+    <w:multiLevelType w:val="multilevel"/>
+    <w:tmpl w:val="FC54E10C"/>
+    <w:lvl w:ilvl="0">
+      <w:start w:val="1"/>
+      <w:numFmt w:val="bullet"/>
+      <w:lvlText w:val=""/>
+      <w:lvlJc w:val="left"/>
+      <w:pPr>
+        <w:tabs>
+          <w:tab w:val="num" w:pos="720"/>
+        </w:tabs>
+        <w:ind w:left="720" w:hanging="360"/>
+      </w:pPr>
+      <w:rPr>
+        <w:rFonts w:ascii="Symbol" w:hAnsi="Symbol" w:hint="default"/>
+        <w:sz w:val="20"/>
+      </w:rPr>
+    </w:lvl>
+    <w:lvl w:ilvl="1">
+      <w:start w:val="1"/>
+      <w:numFmt w:val="bullet"/>
+      <w:lvlText w:val="o"/>
+      <w:lvlJc w:val="left"/>
+      <w:pPr>
+        <w:tabs>
+          <w:tab w:val="num" w:pos="1440"/>
+        </w:tabs>
+        <w:ind w:left="1440" w:hanging="360"/>
+      </w:pPr>
+      <w:rPr>
+        <w:rFonts w:ascii="Courier New" w:hAnsi="Courier New" w:hint="default"/>
+        <w:sz w:val="20"/>
+      </w:rPr>
+    </w:lvl>
+    <w:lvl w:ilvl="2" w:tentative="1">
+      <w:start w:val="1"/>
+      <w:numFmt w:val="bullet"/>
+      <w:lvlText w:val=""/>
+      <w:lvlJc w:val="left"/>
+      <w:pPr>
+        <w:tabs>
+          <w:tab w:val="num" w:pos="2160"/>
+        </w:tabs>
+        <w:ind w:left="2160" w:hanging="360"/>
+      </w:pPr>
+      <w:rPr>
+        <w:rFonts w:ascii="Wingdings" w:hAnsi="Wingdings" w:hint="default"/>
+        <w:sz w:val="20"/>
+      </w:rPr>
+    </w:lvl>
+    <w:lvl w:ilvl="3" w:tentative="1">
+      <w:start w:val="1"/>
+      <w:numFmt w:val="bullet"/>
+      <w:lvlText w:val=""/>
+      <w:lvlJc w:val="left"/>
+      <w:pPr>
+        <w:tabs>
+          <w:tab w:val="num" w:pos="2880"/>
+        </w:tabs>
+        <w:ind w:left="2880" w:hanging="360"/>
+      </w:pPr>
+      <w:rPr>
+        <w:rFonts w:ascii="Wingdings" w:hAnsi="Wingdings" w:hint="default"/>
+        <w:sz w:val="20"/>
+      </w:rPr>
+    </w:lvl>
+    <w:lvl w:ilvl="4" w:tentative="1">
+      <w:start w:val="1"/>
+      <w:numFmt w:val="bullet"/>
+      <w:lvlText w:val=""/>
+      <w:lvlJc w:val="left"/>
+      <w:pPr>
+        <w:tabs>
+          <w:tab w:val="num" w:pos="3600"/>
+        </w:tabs>
+        <w:ind w:left="3600" w:hanging="360"/>
+      </w:pPr>
+      <w:rPr>
+        <w:rFonts w:ascii="Wingdings" w:hAnsi="Wingdings" w:hint="default"/>
+        <w:sz w:val="20"/>
+      </w:rPr>
+    </w:lvl>
+    <w:lvl w:ilvl="5" w:tentative="1">
+      <w:start w:val="1"/>
+      <w:numFmt w:val="bullet"/>
+      <w:lvlText w:val=""/>
+      <w:lvlJc w:val="left"/>
+      <w:pPr>
+        <w:tabs>
+          <w:tab w:val="num" w:pos="4320"/>
+        </w:tabs>
+        <w:ind w:left="4320" w:hanging="360"/>
+      </w:pPr>
+      <w:rPr>
+        <w:rFonts w:ascii="Wingdings" w:hAnsi="Wingdings" w:hint="default"/>
+        <w:sz w:val="20"/>
+      </w:rPr>
+    </w:lvl>
+    <w:lvl w:ilvl="6" w:tentative="1">
+      <w:start w:val="1"/>
+      <w:numFmt w:val="bullet"/>
+      <w:lvlText w:val=""/>
+      <w:lvlJc w:val="left"/>
+      <w:pPr>
+        <w:tabs>
+          <w:tab w:val="num" w:pos="5040"/>
+        </w:tabs>
+        <w:ind w:left="5040" w:hanging="360"/>
+      </w:pPr>
+      <w:rPr>
+        <w:rFonts w:ascii="Wingdings" w:hAnsi="Wingdings" w:hint="default"/>
+        <w:sz w:val="20"/>
+      </w:rPr>
+    </w:lvl>
+    <w:lvl w:ilvl="7" w:tentative="1">
+      <w:start w:val="1"/>
+      <w:numFmt w:val="bullet"/>
+      <w:lvlText w:val=""/>
+      <w:lvlJc w:val="left"/>
+      <w:pPr>
+        <w:tabs>
+          <w:tab w:val="num" w:pos="5760"/>
+        </w:tabs>
+        <w:ind w:left="5760" w:hanging="360"/>
+      </w:pPr>
+      <w:rPr>
+        <w:rFonts w:ascii="Wingdings" w:hAnsi="Wingdings" w:hint="default"/>
+        <w:sz w:val="20"/>
+      </w:rPr>
+    </w:lvl>
+    <w:lvl w:ilvl="8" w:tentative="1">
+      <w:start w:val="1"/>
+      <w:numFmt w:val="bullet"/>
+      <w:lvlText w:val=""/>
+      <w:lvlJc w:val="left"/>
+      <w:pPr>
+        <w:tabs>
+          <w:tab w:val="num" w:pos="6480"/>
+        </w:tabs>
+        <w:ind w:left="6480" w:hanging="360"/>
+      </w:pPr>
+      <w:rPr>
+        <w:rFonts w:ascii="Wingdings" w:hAnsi="Wingdings" w:hint="default"/>
+        <w:sz w:val="20"/>
+      </w:rPr>
+    </w:lvl>
+  </w:abstractNum>
+  <w:abstractNum w:abstractNumId="21" w15:restartNumberingAfterBreak="0">
     <w:nsid w:val="4F884E22"/>
     <w:multiLevelType w:val="hybridMultilevel"/>
     <w:tmpl w:val="69625ED0"/>
@@ -13275,7 +13645,7 @@
       </w:pPr>
     </w:lvl>
   </w:abstractNum>
-  <w:abstractNum w:abstractNumId="20" w15:restartNumberingAfterBreak="0">
+  <w:abstractNum w:abstractNumId="22" w15:restartNumberingAfterBreak="0">
     <w:nsid w:val="50ED48F2"/>
     <w:multiLevelType w:val="hybridMultilevel"/>
     <w:tmpl w:val="2F0A0EEE"/>
@@ -13361,7 +13731,7 @@
       </w:pPr>
     </w:lvl>
   </w:abstractNum>
-  <w:abstractNum w:abstractNumId="21" w15:restartNumberingAfterBreak="0">
+  <w:abstractNum w:abstractNumId="23" w15:restartNumberingAfterBreak="0">
     <w:nsid w:val="522D41E4"/>
     <w:multiLevelType w:val="hybridMultilevel"/>
     <w:tmpl w:val="EDBAA8F8"/>
@@ -13452,7 +13822,7 @@
       </w:pPr>
     </w:lvl>
   </w:abstractNum>
-  <w:abstractNum w:abstractNumId="22" w15:restartNumberingAfterBreak="0">
+  <w:abstractNum w:abstractNumId="24" w15:restartNumberingAfterBreak="0">
     <w:nsid w:val="57AF18D4"/>
     <w:multiLevelType w:val="hybridMultilevel"/>
     <w:tmpl w:val="68B0AFE4"/>
@@ -13541,7 +13911,7 @@
       </w:pPr>
     </w:lvl>
   </w:abstractNum>
-  <w:abstractNum w:abstractNumId="23" w15:restartNumberingAfterBreak="0">
+  <w:abstractNum w:abstractNumId="25" w15:restartNumberingAfterBreak="0">
     <w:nsid w:val="645257F6"/>
     <w:multiLevelType w:val="hybridMultilevel"/>
     <w:tmpl w:val="419A1E08"/>
@@ -13630,7 +14000,7 @@
       </w:pPr>
     </w:lvl>
   </w:abstractNum>
-  <w:abstractNum w:abstractNumId="24" w15:restartNumberingAfterBreak="0">
+  <w:abstractNum w:abstractNumId="26" w15:restartNumberingAfterBreak="0">
     <w:nsid w:val="654B3CFE"/>
     <w:multiLevelType w:val="hybridMultilevel"/>
     <w:tmpl w:val="B8763DAC"/>
@@ -13720,7 +14090,7 @@
       </w:pPr>
     </w:lvl>
   </w:abstractNum>
-  <w:abstractNum w:abstractNumId="25" w15:restartNumberingAfterBreak="0">
+  <w:abstractNum w:abstractNumId="27" w15:restartNumberingAfterBreak="0">
     <w:nsid w:val="6674361E"/>
     <w:multiLevelType w:val="hybridMultilevel"/>
     <w:tmpl w:val="B8763DAC"/>
@@ -13810,7 +14180,7 @@
       </w:pPr>
     </w:lvl>
   </w:abstractNum>
-  <w:abstractNum w:abstractNumId="26" w15:restartNumberingAfterBreak="0">
+  <w:abstractNum w:abstractNumId="28" w15:restartNumberingAfterBreak="0">
     <w:nsid w:val="67032CB9"/>
     <w:multiLevelType w:val="hybridMultilevel"/>
     <w:tmpl w:val="B8763DAC"/>
@@ -13900,7 +14270,7 @@
       </w:pPr>
     </w:lvl>
   </w:abstractNum>
-  <w:abstractNum w:abstractNumId="27" w15:restartNumberingAfterBreak="0">
+  <w:abstractNum w:abstractNumId="29" w15:restartNumberingAfterBreak="0">
     <w:nsid w:val="69332058"/>
     <w:multiLevelType w:val="hybridMultilevel"/>
     <w:tmpl w:val="C1FEA76A"/>
@@ -13993,7 +14363,7 @@
       </w:pPr>
     </w:lvl>
   </w:abstractNum>
-  <w:abstractNum w:abstractNumId="28" w15:restartNumberingAfterBreak="0">
+  <w:abstractNum w:abstractNumId="30" w15:restartNumberingAfterBreak="0">
     <w:nsid w:val="6BB26922"/>
     <w:multiLevelType w:val="hybridMultilevel"/>
     <w:tmpl w:val="05FA90B2"/>
@@ -14082,7 +14452,7 @@
       </w:pPr>
     </w:lvl>
   </w:abstractNum>
-  <w:abstractNum w:abstractNumId="29" w15:restartNumberingAfterBreak="0">
+  <w:abstractNum w:abstractNumId="31" w15:restartNumberingAfterBreak="0">
     <w:nsid w:val="6DFC2322"/>
     <w:multiLevelType w:val="hybridMultilevel"/>
     <w:tmpl w:val="B8763DAC"/>
@@ -14172,7 +14542,7 @@
       </w:pPr>
     </w:lvl>
   </w:abstractNum>
-  <w:abstractNum w:abstractNumId="30" w15:restartNumberingAfterBreak="0">
+  <w:abstractNum w:abstractNumId="32" w15:restartNumberingAfterBreak="0">
     <w:nsid w:val="71E05E6B"/>
     <w:multiLevelType w:val="hybridMultilevel"/>
     <w:tmpl w:val="05FA90B2"/>
@@ -14261,7 +14631,7 @@
       </w:pPr>
     </w:lvl>
   </w:abstractNum>
-  <w:abstractNum w:abstractNumId="31" w15:restartNumberingAfterBreak="0">
+  <w:abstractNum w:abstractNumId="33" w15:restartNumberingAfterBreak="0">
     <w:nsid w:val="732C3457"/>
     <w:multiLevelType w:val="hybridMultilevel"/>
     <w:tmpl w:val="3C28592A"/>
@@ -14351,7 +14721,7 @@
       </w:pPr>
     </w:lvl>
   </w:abstractNum>
-  <w:abstractNum w:abstractNumId="32" w15:restartNumberingAfterBreak="0">
+  <w:abstractNum w:abstractNumId="34" w15:restartNumberingAfterBreak="0">
     <w:nsid w:val="753A14BE"/>
     <w:multiLevelType w:val="hybridMultilevel"/>
     <w:tmpl w:val="2B30213A"/>
@@ -14442,7 +14812,7 @@
       </w:pPr>
     </w:lvl>
   </w:abstractNum>
-  <w:abstractNum w:abstractNumId="33" w15:restartNumberingAfterBreak="0">
+  <w:abstractNum w:abstractNumId="35" w15:restartNumberingAfterBreak="0">
     <w:nsid w:val="7A184793"/>
     <w:multiLevelType w:val="multilevel"/>
     <w:tmpl w:val="0988E210"/>
@@ -14591,7 +14961,7 @@
       </w:rPr>
     </w:lvl>
   </w:abstractNum>
-  <w:abstractNum w:abstractNumId="34" w15:restartNumberingAfterBreak="0">
+  <w:abstractNum w:abstractNumId="36" w15:restartNumberingAfterBreak="0">
     <w:nsid w:val="7F37400C"/>
     <w:multiLevelType w:val="hybridMultilevel"/>
     <w:tmpl w:val="B8763DAC"/>
@@ -14682,109 +15052,115 @@
     </w:lvl>
   </w:abstractNum>
   <w:num w:numId="1" w16cid:durableId="1993756928">
+    <w:abstractNumId w:val="9"/>
+  </w:num>
+  <w:num w:numId="2" w16cid:durableId="829373957">
     <w:abstractNumId w:val="8"/>
   </w:num>
-  <w:num w:numId="2" w16cid:durableId="829373957">
-    <w:abstractNumId w:val="7"/>
-  </w:num>
   <w:num w:numId="3" w16cid:durableId="181552320">
-    <w:abstractNumId w:val="33"/>
+    <w:abstractNumId w:val="35"/>
   </w:num>
   <w:num w:numId="4" w16cid:durableId="984771873">
+    <w:abstractNumId w:val="24"/>
+  </w:num>
+  <w:num w:numId="5" w16cid:durableId="2056738838">
+    <w:abstractNumId w:val="29"/>
+  </w:num>
+  <w:num w:numId="6" w16cid:durableId="885339109">
+    <w:abstractNumId w:val="25"/>
+  </w:num>
+  <w:num w:numId="7" w16cid:durableId="1021974991">
+    <w:abstractNumId w:val="14"/>
+  </w:num>
+  <w:num w:numId="8" w16cid:durableId="723605764">
+    <w:abstractNumId w:val="10"/>
+  </w:num>
+  <w:num w:numId="9" w16cid:durableId="335502599">
+    <w:abstractNumId w:val="19"/>
+  </w:num>
+  <w:num w:numId="10" w16cid:durableId="1115248414">
     <w:abstractNumId w:val="22"/>
   </w:num>
-  <w:num w:numId="5" w16cid:durableId="2056738838">
+  <w:num w:numId="11" w16cid:durableId="1820610791">
+    <w:abstractNumId w:val="17"/>
+  </w:num>
+  <w:num w:numId="12" w16cid:durableId="1700469777">
+    <w:abstractNumId w:val="18"/>
+  </w:num>
+  <w:num w:numId="13" w16cid:durableId="960116414">
+    <w:abstractNumId w:val="21"/>
+  </w:num>
+  <w:num w:numId="14" w16cid:durableId="1410805383">
     <w:abstractNumId w:val="27"/>
   </w:num>
-  <w:num w:numId="6" w16cid:durableId="885339109">
-    <w:abstractNumId w:val="23"/>
-  </w:num>
-  <w:num w:numId="7" w16cid:durableId="1021974991">
+  <w:num w:numId="15" w16cid:durableId="1169831872">
     <w:abstractNumId w:val="13"/>
-  </w:num>
-  <w:num w:numId="8" w16cid:durableId="723605764">
-    <w:abstractNumId w:val="9"/>
-  </w:num>
-  <w:num w:numId="9" w16cid:durableId="335502599">
-    <w:abstractNumId w:val="18"/>
-  </w:num>
-  <w:num w:numId="10" w16cid:durableId="1115248414">
-    <w:abstractNumId w:val="20"/>
-  </w:num>
-  <w:num w:numId="11" w16cid:durableId="1820610791">
-    <w:abstractNumId w:val="16"/>
-  </w:num>
-  <w:num w:numId="12" w16cid:durableId="1700469777">
-    <w:abstractNumId w:val="17"/>
-  </w:num>
-  <w:num w:numId="13" w16cid:durableId="960116414">
-    <w:abstractNumId w:val="19"/>
-  </w:num>
-  <w:num w:numId="14" w16cid:durableId="1410805383">
-    <w:abstractNumId w:val="25"/>
-  </w:num>
-  <w:num w:numId="15" w16cid:durableId="1169831872">
-    <w:abstractNumId w:val="12"/>
   </w:num>
   <w:num w:numId="16" w16cid:durableId="1735740684">
     <w:abstractNumId w:val="1"/>
   </w:num>
   <w:num w:numId="17" w16cid:durableId="581371936">
-    <w:abstractNumId w:val="32"/>
+    <w:abstractNumId w:val="34"/>
   </w:num>
   <w:num w:numId="18" w16cid:durableId="1771512030">
     <w:abstractNumId w:val="3"/>
   </w:num>
   <w:num w:numId="19" w16cid:durableId="451293392">
-    <w:abstractNumId w:val="14"/>
+    <w:abstractNumId w:val="15"/>
   </w:num>
   <w:num w:numId="20" w16cid:durableId="1540967764">
-    <w:abstractNumId w:val="10"/>
+    <w:abstractNumId w:val="11"/>
   </w:num>
   <w:num w:numId="21" w16cid:durableId="909802589">
-    <w:abstractNumId w:val="21"/>
+    <w:abstractNumId w:val="23"/>
   </w:num>
   <w:num w:numId="22" w16cid:durableId="2108041598">
-    <w:abstractNumId w:val="26"/>
+    <w:abstractNumId w:val="28"/>
   </w:num>
   <w:num w:numId="23" w16cid:durableId="794908056">
-    <w:abstractNumId w:val="31"/>
+    <w:abstractNumId w:val="33"/>
   </w:num>
   <w:num w:numId="24" w16cid:durableId="644626123">
-    <w:abstractNumId w:val="15"/>
+    <w:abstractNumId w:val="16"/>
   </w:num>
   <w:num w:numId="25" w16cid:durableId="402677385">
-    <w:abstractNumId w:val="30"/>
+    <w:abstractNumId w:val="32"/>
   </w:num>
   <w:num w:numId="26" w16cid:durableId="2063627265">
     <w:abstractNumId w:val="2"/>
   </w:num>
   <w:num w:numId="27" w16cid:durableId="445386932">
-    <w:abstractNumId w:val="29"/>
+    <w:abstractNumId w:val="31"/>
   </w:num>
   <w:num w:numId="28" w16cid:durableId="713770036">
-    <w:abstractNumId w:val="24"/>
+    <w:abstractNumId w:val="26"/>
   </w:num>
   <w:num w:numId="29" w16cid:durableId="133064842">
-    <w:abstractNumId w:val="28"/>
+    <w:abstractNumId w:val="30"/>
   </w:num>
   <w:num w:numId="30" w16cid:durableId="1471366503">
-    <w:abstractNumId w:val="6"/>
+    <w:abstractNumId w:val="7"/>
   </w:num>
   <w:num w:numId="31" w16cid:durableId="1039554756">
     <w:abstractNumId w:val="0"/>
   </w:num>
   <w:num w:numId="32" w16cid:durableId="1078944736">
+    <w:abstractNumId w:val="6"/>
+  </w:num>
+  <w:num w:numId="33" w16cid:durableId="996761699">
+    <w:abstractNumId w:val="36"/>
+  </w:num>
+  <w:num w:numId="34" w16cid:durableId="1404567944">
+    <w:abstractNumId w:val="12"/>
+  </w:num>
+  <w:num w:numId="35" w16cid:durableId="2020619803">
     <w:abstractNumId w:val="5"/>
   </w:num>
-  <w:num w:numId="33" w16cid:durableId="996761699">
-    <w:abstractNumId w:val="34"/>
+  <w:num w:numId="36" w16cid:durableId="14499483">
+    <w:abstractNumId w:val="4"/>
   </w:num>
-  <w:num w:numId="34" w16cid:durableId="1404567944">
-    <w:abstractNumId w:val="11"/>
-  </w:num>
-  <w:num w:numId="35" w16cid:durableId="2020619803">
-    <w:abstractNumId w:val="4"/>
+  <w:num w:numId="37" w16cid:durableId="137111794">
+    <w:abstractNumId w:val="20"/>
   </w:num>
 </w:numbering>
 </file>

--- a/02_meetings/專題會議紀錄(全).docx
+++ b/02_meetings/專題會議紀錄(全).docx
@@ -10884,7 +10884,7 @@
                 <w:sz w:val="32"/>
                 <w:szCs w:val="32"/>
               </w:rPr>
-              <w:t>十</w:t>
+              <w:t>十四</w:t>
             </w:r>
             <w:r>
               <w:rPr>
@@ -10893,15 +10893,6 @@
                 <w:sz w:val="32"/>
                 <w:szCs w:val="32"/>
               </w:rPr>
-              <w:t>四</w:t>
-            </w:r>
-            <w:r>
-              <w:rPr>
-                <w:rFonts w:ascii="標楷體" w:eastAsia="標楷體" w:hAnsi="標楷體" w:hint="eastAsia"/>
-                <w:b/>
-                <w:sz w:val="32"/>
-                <w:szCs w:val="32"/>
-              </w:rPr>
               <w:t>次會議紀錄</w:t>
             </w:r>
           </w:p>
@@ -10942,25 +10933,7 @@
               <w:rPr>
                 <w:rFonts w:ascii="標楷體" w:eastAsia="標楷體" w:hAnsi="標楷體" w:hint="eastAsia"/>
               </w:rPr>
-              <w:t>115/</w:t>
-            </w:r>
-            <w:r>
-              <w:rPr>
-                <w:rFonts w:ascii="標楷體" w:eastAsia="標楷體" w:hAnsi="標楷體" w:hint="eastAsia"/>
-              </w:rPr>
-              <w:t>8</w:t>
-            </w:r>
-            <w:r>
-              <w:rPr>
-                <w:rFonts w:ascii="標楷體" w:eastAsia="標楷體" w:hAnsi="標楷體" w:hint="eastAsia"/>
-              </w:rPr>
-              <w:t>/</w:t>
-            </w:r>
-            <w:r>
-              <w:rPr>
-                <w:rFonts w:ascii="標楷體" w:eastAsia="標楷體" w:hAnsi="標楷體" w:hint="eastAsia"/>
-              </w:rPr>
-              <w:t>4</w:t>
+              <w:t>115/8/4</w:t>
             </w:r>
           </w:p>
         </w:tc>
@@ -11431,7 +11404,7 @@
               <w:ind w:leftChars="453" w:left="1087"/>
               <w:jc w:val="both"/>
               <w:rPr>
-                <w:rFonts w:ascii="標楷體" w:eastAsia="標楷體" w:hAnsi="標楷體" w:hint="eastAsia"/>
+                <w:rFonts w:ascii="標楷體" w:eastAsia="標楷體" w:hAnsi="標楷體"/>
               </w:rPr>
             </w:pPr>
             <w:r>
@@ -11493,6 +11466,666 @@
       <w:pPr>
         <w:rPr>
           <w:rFonts w:ascii="標楷體" w:eastAsia="標楷體" w:hAnsi="標楷體"/>
+        </w:rPr>
+      </w:pPr>
+    </w:p>
+    <w:tbl>
+      <w:tblPr>
+        <w:tblStyle w:val="a4"/>
+        <w:tblW w:w="0" w:type="auto"/>
+        <w:tblLook w:val="04A0" w:firstRow="1" w:lastRow="0" w:firstColumn="1" w:lastColumn="0" w:noHBand="0" w:noVBand="1"/>
+      </w:tblPr>
+      <w:tblGrid>
+        <w:gridCol w:w="1555"/>
+        <w:gridCol w:w="2593"/>
+        <w:gridCol w:w="1517"/>
+        <w:gridCol w:w="2631"/>
+      </w:tblGrid>
+      <w:tr>
+        <w:tc>
+          <w:tcPr>
+            <w:tcW w:w="8296" w:type="dxa"/>
+            <w:gridSpan w:val="4"/>
+          </w:tcPr>
+          <w:p>
+            <w:pPr>
+              <w:spacing w:line="520" w:lineRule="exact"/>
+              <w:jc w:val="center"/>
+              <w:rPr>
+                <w:rFonts w:ascii="標楷體" w:eastAsia="標楷體" w:hAnsi="標楷體"/>
+                <w:b/>
+                <w:sz w:val="32"/>
+                <w:szCs w:val="32"/>
+              </w:rPr>
+            </w:pPr>
+            <w:r>
+              <w:rPr>
+                <w:rFonts w:ascii="標楷體" w:eastAsia="標楷體" w:hAnsi="標楷體" w:hint="eastAsia"/>
+                <w:b/>
+                <w:sz w:val="32"/>
+                <w:szCs w:val="32"/>
+              </w:rPr>
+              <w:lastRenderedPageBreak/>
+              <w:t>台北商業大學資訊管理系專題115410組</w:t>
+            </w:r>
+          </w:p>
+          <w:p>
+            <w:pPr>
+              <w:spacing w:line="520" w:lineRule="exact"/>
+              <w:jc w:val="center"/>
+              <w:rPr>
+                <w:rFonts w:ascii="標楷體" w:eastAsia="標楷體" w:hAnsi="標楷體"/>
+                <w:sz w:val="32"/>
+                <w:szCs w:val="32"/>
+              </w:rPr>
+            </w:pPr>
+            <w:r>
+              <w:rPr>
+                <w:rFonts w:ascii="標楷體" w:eastAsia="標楷體" w:hAnsi="標楷體" w:hint="eastAsia"/>
+                <w:b/>
+                <w:sz w:val="32"/>
+                <w:szCs w:val="32"/>
+              </w:rPr>
+              <w:t>第</w:t>
+            </w:r>
+            <w:r>
+              <w:rPr>
+                <w:rFonts w:ascii="標楷體" w:eastAsia="標楷體" w:hAnsi="標楷體" w:hint="eastAsia"/>
+                <w:b/>
+                <w:sz w:val="32"/>
+                <w:szCs w:val="32"/>
+              </w:rPr>
+              <w:t>十</w:t>
+            </w:r>
+            <w:r>
+              <w:rPr>
+                <w:rFonts w:ascii="標楷體" w:eastAsia="標楷體" w:hAnsi="標楷體" w:hint="eastAsia"/>
+                <w:b/>
+                <w:sz w:val="32"/>
+                <w:szCs w:val="32"/>
+              </w:rPr>
+              <w:t>五</w:t>
+            </w:r>
+            <w:r>
+              <w:rPr>
+                <w:rFonts w:ascii="標楷體" w:eastAsia="標楷體" w:hAnsi="標楷體" w:hint="eastAsia"/>
+                <w:b/>
+                <w:sz w:val="32"/>
+                <w:szCs w:val="32"/>
+              </w:rPr>
+              <w:t>次會議紀錄</w:t>
+            </w:r>
+          </w:p>
+        </w:tc>
+      </w:tr>
+      <w:tr>
+        <w:tc>
+          <w:tcPr>
+            <w:tcW w:w="1555" w:type="dxa"/>
+          </w:tcPr>
+          <w:p>
+            <w:pPr>
+              <w:jc w:val="both"/>
+              <w:rPr>
+                <w:rFonts w:ascii="標楷體" w:eastAsia="標楷體" w:hAnsi="標楷體"/>
+              </w:rPr>
+            </w:pPr>
+            <w:r>
+              <w:rPr>
+                <w:rFonts w:ascii="標楷體" w:eastAsia="標楷體" w:hAnsi="標楷體" w:hint="eastAsia"/>
+              </w:rPr>
+              <w:t>會議日期：</w:t>
+            </w:r>
+          </w:p>
+        </w:tc>
+        <w:tc>
+          <w:tcPr>
+            <w:tcW w:w="2593" w:type="dxa"/>
+          </w:tcPr>
+          <w:p>
+            <w:pPr>
+              <w:jc w:val="both"/>
+              <w:rPr>
+                <w:rFonts w:ascii="標楷體" w:eastAsia="標楷體" w:hAnsi="標楷體"/>
+              </w:rPr>
+            </w:pPr>
+            <w:r>
+              <w:rPr>
+                <w:rFonts w:ascii="標楷體" w:eastAsia="標楷體" w:hAnsi="標楷體" w:hint="eastAsia"/>
+              </w:rPr>
+              <w:t>115/</w:t>
+            </w:r>
+            <w:r>
+              <w:rPr>
+                <w:rFonts w:ascii="標楷體" w:eastAsia="標楷體" w:hAnsi="標楷體" w:hint="eastAsia"/>
+              </w:rPr>
+              <w:t>8</w:t>
+            </w:r>
+            <w:r>
+              <w:rPr>
+                <w:rFonts w:ascii="標楷體" w:eastAsia="標楷體" w:hAnsi="標楷體" w:hint="eastAsia"/>
+              </w:rPr>
+              <w:t>/</w:t>
+            </w:r>
+            <w:r>
+              <w:rPr>
+                <w:rFonts w:ascii="標楷體" w:eastAsia="標楷體" w:hAnsi="標楷體" w:hint="eastAsia"/>
+              </w:rPr>
+              <w:t>12</w:t>
+            </w:r>
+          </w:p>
+        </w:tc>
+        <w:tc>
+          <w:tcPr>
+            <w:tcW w:w="1517" w:type="dxa"/>
+          </w:tcPr>
+          <w:p>
+            <w:pPr>
+              <w:jc w:val="both"/>
+              <w:rPr>
+                <w:rFonts w:ascii="標楷體" w:eastAsia="標楷體" w:hAnsi="標楷體"/>
+              </w:rPr>
+            </w:pPr>
+            <w:r>
+              <w:rPr>
+                <w:rFonts w:ascii="標楷體" w:eastAsia="標楷體" w:hAnsi="標楷體" w:hint="eastAsia"/>
+              </w:rPr>
+              <w:t>會議時間：</w:t>
+            </w:r>
+          </w:p>
+        </w:tc>
+        <w:tc>
+          <w:tcPr>
+            <w:tcW w:w="2631" w:type="dxa"/>
+          </w:tcPr>
+          <w:p>
+            <w:pPr>
+              <w:jc w:val="both"/>
+              <w:rPr>
+                <w:rFonts w:ascii="標楷體" w:eastAsia="標楷體" w:hAnsi="標楷體"/>
+              </w:rPr>
+            </w:pPr>
+            <w:r>
+              <w:rPr>
+                <w:rFonts w:ascii="標楷體" w:eastAsia="標楷體" w:hAnsi="標楷體" w:hint="eastAsia"/>
+              </w:rPr>
+              <w:t>10:</w:t>
+            </w:r>
+            <w:r>
+              <w:rPr>
+                <w:rFonts w:ascii="標楷體" w:eastAsia="標楷體" w:hAnsi="標楷體" w:hint="eastAsia"/>
+              </w:rPr>
+              <w:t>0</w:t>
+            </w:r>
+            <w:r>
+              <w:rPr>
+                <w:rFonts w:ascii="標楷體" w:eastAsia="標楷體" w:hAnsi="標楷體" w:hint="eastAsia"/>
+              </w:rPr>
+              <w:t>0-11:00</w:t>
+            </w:r>
+          </w:p>
+        </w:tc>
+      </w:tr>
+      <w:tr>
+        <w:tc>
+          <w:tcPr>
+            <w:tcW w:w="1555" w:type="dxa"/>
+          </w:tcPr>
+          <w:p>
+            <w:pPr>
+              <w:jc w:val="both"/>
+              <w:rPr>
+                <w:rFonts w:ascii="標楷體" w:eastAsia="標楷體" w:hAnsi="標楷體"/>
+              </w:rPr>
+            </w:pPr>
+            <w:r>
+              <w:rPr>
+                <w:rFonts w:ascii="標楷體" w:eastAsia="標楷體" w:hAnsi="標楷體" w:hint="eastAsia"/>
+              </w:rPr>
+              <w:t>會議地點：</w:t>
+            </w:r>
+          </w:p>
+        </w:tc>
+        <w:tc>
+          <w:tcPr>
+            <w:tcW w:w="2593" w:type="dxa"/>
+          </w:tcPr>
+          <w:p>
+            <w:pPr>
+              <w:jc w:val="both"/>
+              <w:rPr>
+                <w:rFonts w:ascii="標楷體" w:eastAsia="標楷體" w:hAnsi="標楷體"/>
+              </w:rPr>
+            </w:pPr>
+            <w:r>
+              <w:rPr>
+                <w:rFonts w:ascii="標楷體" w:eastAsia="標楷體" w:hAnsi="標楷體" w:hint="eastAsia"/>
+              </w:rPr>
+              <w:t>線上會議</w:t>
+            </w:r>
+          </w:p>
+        </w:tc>
+        <w:tc>
+          <w:tcPr>
+            <w:tcW w:w="1517" w:type="dxa"/>
+          </w:tcPr>
+          <w:p>
+            <w:pPr>
+              <w:jc w:val="both"/>
+              <w:rPr>
+                <w:rFonts w:ascii="標楷體" w:eastAsia="標楷體" w:hAnsi="標楷體"/>
+              </w:rPr>
+            </w:pPr>
+            <w:r>
+              <w:rPr>
+                <w:rFonts w:ascii="標楷體" w:eastAsia="標楷體" w:hAnsi="標楷體" w:hint="eastAsia"/>
+              </w:rPr>
+              <w:t>指導老師：</w:t>
+            </w:r>
+          </w:p>
+        </w:tc>
+        <w:tc>
+          <w:tcPr>
+            <w:tcW w:w="2631" w:type="dxa"/>
+          </w:tcPr>
+          <w:p>
+            <w:pPr>
+              <w:jc w:val="both"/>
+              <w:rPr>
+                <w:rFonts w:ascii="標楷體" w:eastAsia="標楷體" w:hAnsi="標楷體"/>
+              </w:rPr>
+            </w:pPr>
+            <w:r>
+              <w:rPr>
+                <w:rFonts w:ascii="標楷體" w:eastAsia="標楷體" w:hAnsi="標楷體" w:hint="eastAsia"/>
+              </w:rPr>
+              <w:t>蒯思齊老師</w:t>
+            </w:r>
+          </w:p>
+        </w:tc>
+      </w:tr>
+      <w:tr>
+        <w:tc>
+          <w:tcPr>
+            <w:tcW w:w="1555" w:type="dxa"/>
+          </w:tcPr>
+          <w:p>
+            <w:pPr>
+              <w:jc w:val="both"/>
+              <w:rPr>
+                <w:rFonts w:ascii="標楷體" w:eastAsia="標楷體" w:hAnsi="標楷體"/>
+              </w:rPr>
+            </w:pPr>
+            <w:r>
+              <w:rPr>
+                <w:rFonts w:ascii="標楷體" w:eastAsia="標楷體" w:hAnsi="標楷體" w:hint="eastAsia"/>
+              </w:rPr>
+              <w:t>參與人員：</w:t>
+            </w:r>
+          </w:p>
+        </w:tc>
+        <w:tc>
+          <w:tcPr>
+            <w:tcW w:w="2593" w:type="dxa"/>
+          </w:tcPr>
+          <w:p>
+            <w:pPr>
+              <w:jc w:val="both"/>
+              <w:rPr>
+                <w:rFonts w:ascii="標楷體" w:eastAsia="標楷體" w:hAnsi="標楷體"/>
+              </w:rPr>
+            </w:pPr>
+            <w:r>
+              <w:rPr>
+                <w:rFonts w:ascii="標楷體" w:eastAsia="標楷體" w:hAnsi="標楷體" w:hint="eastAsia"/>
+              </w:rPr>
+              <w:t>全體組員</w:t>
+            </w:r>
+          </w:p>
+        </w:tc>
+        <w:tc>
+          <w:tcPr>
+            <w:tcW w:w="1517" w:type="dxa"/>
+          </w:tcPr>
+          <w:p>
+            <w:pPr>
+              <w:jc w:val="both"/>
+              <w:rPr>
+                <w:rFonts w:ascii="標楷體" w:eastAsia="標楷體" w:hAnsi="標楷體"/>
+              </w:rPr>
+            </w:pPr>
+            <w:r>
+              <w:rPr>
+                <w:rFonts w:ascii="標楷體" w:eastAsia="標楷體" w:hAnsi="標楷體" w:hint="eastAsia"/>
+              </w:rPr>
+              <w:t>會議記錄：</w:t>
+            </w:r>
+          </w:p>
+        </w:tc>
+        <w:tc>
+          <w:tcPr>
+            <w:tcW w:w="2631" w:type="dxa"/>
+          </w:tcPr>
+          <w:p>
+            <w:pPr>
+              <w:jc w:val="both"/>
+              <w:rPr>
+                <w:rFonts w:ascii="標楷體" w:eastAsia="標楷體" w:hAnsi="標楷體"/>
+              </w:rPr>
+            </w:pPr>
+            <w:r>
+              <w:rPr>
+                <w:rFonts w:ascii="標楷體" w:eastAsia="標楷體" w:hAnsi="標楷體" w:hint="eastAsia"/>
+              </w:rPr>
+              <w:t>鄭喬尹</w:t>
+            </w:r>
+          </w:p>
+        </w:tc>
+      </w:tr>
+      <w:tr>
+        <w:trPr>
+          <w:trHeight w:val="489"/>
+        </w:trPr>
+        <w:tc>
+          <w:tcPr>
+            <w:tcW w:w="8296" w:type="dxa"/>
+            <w:gridSpan w:val="4"/>
+            <w:shd w:val="clear" w:color="auto" w:fill="D9D9D9" w:themeFill="background1" w:themeFillShade="D9"/>
+            <w:vAlign w:val="center"/>
+          </w:tcPr>
+          <w:p>
+            <w:pPr>
+              <w:jc w:val="both"/>
+              <w:rPr>
+                <w:rFonts w:ascii="標楷體" w:eastAsia="標楷體" w:hAnsi="標楷體"/>
+                <w:b/>
+              </w:rPr>
+            </w:pPr>
+            <w:r>
+              <w:rPr>
+                <w:rFonts w:ascii="標楷體" w:eastAsia="標楷體" w:hAnsi="標楷體" w:hint="eastAsia"/>
+                <w:b/>
+              </w:rPr>
+              <w:t>會議內容</w:t>
+            </w:r>
+          </w:p>
+        </w:tc>
+      </w:tr>
+      <w:tr>
+        <w:trPr>
+          <w:trHeight w:val="10763"/>
+        </w:trPr>
+        <w:tc>
+          <w:tcPr>
+            <w:tcW w:w="8296" w:type="dxa"/>
+            <w:gridSpan w:val="4"/>
+          </w:tcPr>
+          <w:p>
+            <w:pPr>
+              <w:pStyle w:val="a5"/>
+              <w:numPr>
+                <w:ilvl w:val="0"/>
+                <w:numId w:val="38"/>
+              </w:numPr>
+              <w:jc w:val="both"/>
+              <w:rPr>
+                <w:rFonts w:ascii="標楷體" w:eastAsia="標楷體" w:hAnsi="標楷體"/>
+              </w:rPr>
+            </w:pPr>
+            <w:r>
+              <w:rPr>
+                <w:rFonts w:ascii="標楷體" w:eastAsia="標楷體" w:hAnsi="標楷體" w:hint="eastAsia"/>
+              </w:rPr>
+              <w:t>全體人員集合</w:t>
+            </w:r>
+          </w:p>
+          <w:p>
+            <w:pPr>
+              <w:pStyle w:val="a5"/>
+              <w:numPr>
+                <w:ilvl w:val="0"/>
+                <w:numId w:val="38"/>
+              </w:numPr>
+              <w:jc w:val="both"/>
+              <w:rPr>
+                <w:rFonts w:ascii="標楷體" w:eastAsia="標楷體" w:hAnsi="標楷體"/>
+              </w:rPr>
+            </w:pPr>
+            <w:r>
+              <w:rPr>
+                <w:rFonts w:ascii="標楷體" w:eastAsia="標楷體" w:hAnsi="標楷體" w:hint="eastAsia"/>
+              </w:rPr>
+              <w:t>會議開始</w:t>
+            </w:r>
+          </w:p>
+          <w:p>
+            <w:pPr>
+              <w:pStyle w:val="a5"/>
+              <w:numPr>
+                <w:ilvl w:val="0"/>
+                <w:numId w:val="38"/>
+              </w:numPr>
+              <w:jc w:val="both"/>
+              <w:rPr>
+                <w:rFonts w:ascii="標楷體" w:eastAsia="標楷體" w:hAnsi="標楷體"/>
+              </w:rPr>
+            </w:pPr>
+            <w:r>
+              <w:rPr>
+                <w:rFonts w:ascii="標楷體" w:eastAsia="標楷體" w:hAnsi="標楷體" w:hint="eastAsia"/>
+              </w:rPr>
+              <w:t>討論內容</w:t>
+            </w:r>
+          </w:p>
+          <w:p>
+            <w:pPr>
+              <w:contextualSpacing/>
+              <w:jc w:val="both"/>
+              <w:rPr>
+                <w:rFonts w:ascii="標楷體" w:eastAsia="標楷體" w:hAnsi="標楷體"/>
+              </w:rPr>
+            </w:pPr>
+            <w:r>
+              <w:rPr>
+                <w:rFonts w:ascii="標楷體" w:eastAsia="標楷體" w:hAnsi="標楷體" w:hint="eastAsia"/>
+              </w:rPr>
+              <w:t xml:space="preserve">    </w:t>
+            </w:r>
+            <w:r>
+              <w:rPr>
+                <w:rFonts w:ascii="標楷體" w:eastAsia="標楷體" w:hAnsi="標楷體"/>
+              </w:rPr>
+              <w:t>系統功能展示</w:t>
+            </w:r>
+            <w:r>
+              <w:rPr>
+                <w:rFonts w:ascii="標楷體" w:eastAsia="標楷體" w:hAnsi="標楷體" w:hint="eastAsia"/>
+              </w:rPr>
+              <w:t>:</w:t>
+            </w:r>
+          </w:p>
+          <w:p>
+            <w:pPr>
+              <w:pStyle w:val="a5"/>
+              <w:ind w:left="960"/>
+              <w:contextualSpacing/>
+              <w:jc w:val="both"/>
+              <w:rPr>
+                <w:rFonts w:ascii="標楷體" w:eastAsia="標楷體" w:hAnsi="標楷體"/>
+              </w:rPr>
+            </w:pPr>
+            <w:r>
+              <w:rPr>
+                <w:rFonts w:ascii="標楷體" w:eastAsia="標楷體" w:hAnsi="標楷體" w:hint="eastAsia"/>
+              </w:rPr>
+              <w:t>1.</w:t>
+            </w:r>
+            <w:r>
+              <w:rPr>
+                <w:rFonts w:ascii="標楷體" w:eastAsia="標楷體" w:hAnsi="標楷體"/>
+              </w:rPr>
+              <w:t>記帳功能</w:t>
+            </w:r>
+            <w:r>
+              <w:rPr>
+                <w:rFonts w:ascii="標楷體" w:eastAsia="標楷體" w:hAnsi="標楷體"/>
+              </w:rPr>
+              <w:br/>
+              <w:t>目前記帳功能支援掃描電子發票、傳統發票及手動輸入消費紀錄，並可在行程結束後統整所有支出，下載總花費 PDF 檔案。</w:t>
+            </w:r>
+          </w:p>
+          <w:p>
+            <w:pPr>
+              <w:pStyle w:val="a5"/>
+              <w:ind w:left="960"/>
+              <w:contextualSpacing/>
+              <w:jc w:val="both"/>
+              <w:rPr>
+                <w:rFonts w:ascii="標楷體" w:eastAsia="標楷體" w:hAnsi="標楷體" w:hint="eastAsia"/>
+              </w:rPr>
+            </w:pPr>
+          </w:p>
+          <w:p>
+            <w:pPr>
+              <w:pStyle w:val="a5"/>
+              <w:ind w:left="960"/>
+              <w:contextualSpacing/>
+              <w:jc w:val="both"/>
+              <w:rPr>
+                <w:rFonts w:ascii="標楷體" w:eastAsia="標楷體" w:hAnsi="標楷體"/>
+              </w:rPr>
+            </w:pPr>
+            <w:r>
+              <w:rPr>
+                <w:rFonts w:ascii="標楷體" w:eastAsia="標楷體" w:hAnsi="標楷體" w:hint="eastAsia"/>
+              </w:rPr>
+              <w:t>2.</w:t>
+            </w:r>
+            <w:r>
+              <w:rPr>
+                <w:rFonts w:ascii="標楷體" w:eastAsia="標楷體" w:hAnsi="標楷體"/>
+              </w:rPr>
+              <w:t>投票功能</w:t>
+            </w:r>
+            <w:r>
+              <w:rPr>
+                <w:rFonts w:ascii="標楷體" w:eastAsia="標楷體" w:hAnsi="標楷體"/>
+              </w:rPr>
+              <w:br/>
+              <w:t>本次透過情境劇本展示投票功能。老師建議 AI 偵測到群組成員意見不同時，先詢問「要不要投票表決一下呢？」，經使用者同意後再發起投票。</w:t>
+            </w:r>
+          </w:p>
+          <w:p>
+            <w:pPr>
+              <w:pStyle w:val="a5"/>
+              <w:ind w:left="960"/>
+              <w:contextualSpacing/>
+              <w:jc w:val="both"/>
+              <w:rPr>
+                <w:rFonts w:ascii="標楷體" w:eastAsia="標楷體" w:hAnsi="標楷體" w:hint="eastAsia"/>
+              </w:rPr>
+            </w:pPr>
+          </w:p>
+          <w:p>
+            <w:pPr>
+              <w:contextualSpacing/>
+              <w:jc w:val="both"/>
+              <w:rPr>
+                <w:rFonts w:ascii="標楷體" w:eastAsia="標楷體" w:hAnsi="標楷體"/>
+              </w:rPr>
+            </w:pPr>
+            <w:r>
+              <w:rPr>
+                <w:rFonts w:ascii="標楷體" w:eastAsia="標楷體" w:hAnsi="標楷體" w:hint="eastAsia"/>
+              </w:rPr>
+              <w:t xml:space="preserve">    </w:t>
+            </w:r>
+            <w:r>
+              <w:rPr>
+                <w:rFonts w:ascii="標楷體" w:eastAsia="標楷體" w:hAnsi="標楷體"/>
+              </w:rPr>
+              <w:t>後續發展建議</w:t>
+            </w:r>
+            <w:r>
+              <w:rPr>
+                <w:rFonts w:ascii="標楷體" w:eastAsia="標楷體" w:hAnsi="標楷體" w:hint="eastAsia"/>
+              </w:rPr>
+              <w:t>:</w:t>
+            </w:r>
+          </w:p>
+          <w:p>
+            <w:pPr>
+              <w:pStyle w:val="a5"/>
+              <w:ind w:left="960"/>
+              <w:contextualSpacing/>
+              <w:jc w:val="both"/>
+              <w:rPr>
+                <w:rFonts w:ascii="標楷體" w:eastAsia="標楷體" w:hAnsi="標楷體"/>
+              </w:rPr>
+            </w:pPr>
+            <w:r>
+              <w:rPr>
+                <w:rFonts w:ascii="標楷體" w:eastAsia="標楷體" w:hAnsi="標楷體"/>
+              </w:rPr>
+              <w:t>老師建議未來可製作 Short 短影片，以簡短影音介紹及推薦景點，增加系統內容的吸引力。</w:t>
+            </w:r>
+          </w:p>
+          <w:p>
+            <w:pPr>
+              <w:pStyle w:val="a5"/>
+              <w:ind w:left="960"/>
+              <w:contextualSpacing/>
+              <w:jc w:val="both"/>
+              <w:rPr>
+                <w:rFonts w:ascii="標楷體" w:eastAsia="標楷體" w:hAnsi="標楷體" w:hint="eastAsia"/>
+              </w:rPr>
+            </w:pPr>
+          </w:p>
+          <w:p>
+            <w:pPr>
+              <w:pStyle w:val="a5"/>
+              <w:numPr>
+                <w:ilvl w:val="0"/>
+                <w:numId w:val="38"/>
+              </w:numPr>
+              <w:jc w:val="both"/>
+              <w:rPr>
+                <w:rFonts w:ascii="標楷體" w:eastAsia="標楷體" w:hAnsi="標楷體"/>
+              </w:rPr>
+            </w:pPr>
+            <w:r>
+              <w:rPr>
+                <w:rFonts w:ascii="標楷體" w:eastAsia="標楷體" w:hAnsi="標楷體" w:hint="eastAsia"/>
+              </w:rPr>
+              <w:t>主席總結</w:t>
+            </w:r>
+          </w:p>
+          <w:p>
+            <w:pPr>
+              <w:pStyle w:val="a5"/>
+              <w:numPr>
+                <w:ilvl w:val="0"/>
+                <w:numId w:val="38"/>
+              </w:numPr>
+              <w:jc w:val="both"/>
+              <w:rPr>
+                <w:rFonts w:ascii="標楷體" w:eastAsia="標楷體" w:hAnsi="標楷體"/>
+              </w:rPr>
+            </w:pPr>
+            <w:r>
+              <w:rPr>
+                <w:rFonts w:ascii="標楷體" w:eastAsia="標楷體" w:hAnsi="標楷體" w:hint="eastAsia"/>
+              </w:rPr>
+              <w:t>散會</w:t>
+            </w:r>
+          </w:p>
+        </w:tc>
+      </w:tr>
+    </w:tbl>
+    <w:p>
+      <w:pPr>
+        <w:rPr>
+          <w:rFonts w:ascii="標楷體" w:eastAsia="標楷體" w:hAnsi="標楷體" w:hint="eastAsia"/>
         </w:rPr>
       </w:pPr>
     </w:p>
@@ -14722,6 +15355,96 @@
     </w:lvl>
   </w:abstractNum>
   <w:abstractNum w:abstractNumId="34" w15:restartNumberingAfterBreak="0">
+    <w:nsid w:val="73556717"/>
+    <w:multiLevelType w:val="hybridMultilevel"/>
+    <w:tmpl w:val="09EAC652"/>
+    <w:lvl w:ilvl="0" w:tplc="FFFFFFFF">
+      <w:start w:val="1"/>
+      <w:numFmt w:val="taiwaneseCountingThousand"/>
+      <w:lvlText w:val="%1、"/>
+      <w:lvlJc w:val="left"/>
+      <w:pPr>
+        <w:ind w:left="480" w:hanging="480"/>
+      </w:pPr>
+    </w:lvl>
+    <w:lvl w:ilvl="1" w:tplc="FFFFFFFF">
+      <w:start w:val="1"/>
+      <w:numFmt w:val="decimal"/>
+      <w:lvlText w:val="%2."/>
+      <w:lvlJc w:val="left"/>
+      <w:pPr>
+        <w:ind w:left="960" w:hanging="480"/>
+      </w:pPr>
+      <w:rPr>
+        <w:b/>
+        <w:bCs/>
+      </w:rPr>
+    </w:lvl>
+    <w:lvl w:ilvl="2" w:tplc="FFFFFFFF" w:tentative="1">
+      <w:start w:val="1"/>
+      <w:numFmt w:val="lowerRoman"/>
+      <w:lvlText w:val="%3."/>
+      <w:lvlJc w:val="right"/>
+      <w:pPr>
+        <w:ind w:left="1440" w:hanging="480"/>
+      </w:pPr>
+    </w:lvl>
+    <w:lvl w:ilvl="3" w:tplc="FFFFFFFF" w:tentative="1">
+      <w:start w:val="1"/>
+      <w:numFmt w:val="decimal"/>
+      <w:lvlText w:val="%4."/>
+      <w:lvlJc w:val="left"/>
+      <w:pPr>
+        <w:ind w:left="1920" w:hanging="480"/>
+      </w:pPr>
+    </w:lvl>
+    <w:lvl w:ilvl="4" w:tplc="FFFFFFFF" w:tentative="1">
+      <w:start w:val="1"/>
+      <w:numFmt w:val="ideographTraditional"/>
+      <w:lvlText w:val="%5、"/>
+      <w:lvlJc w:val="left"/>
+      <w:pPr>
+        <w:ind w:left="2400" w:hanging="480"/>
+      </w:pPr>
+    </w:lvl>
+    <w:lvl w:ilvl="5" w:tplc="FFFFFFFF" w:tentative="1">
+      <w:start w:val="1"/>
+      <w:numFmt w:val="lowerRoman"/>
+      <w:lvlText w:val="%6."/>
+      <w:lvlJc w:val="right"/>
+      <w:pPr>
+        <w:ind w:left="2880" w:hanging="480"/>
+      </w:pPr>
+    </w:lvl>
+    <w:lvl w:ilvl="6" w:tplc="FFFFFFFF" w:tentative="1">
+      <w:start w:val="1"/>
+      <w:numFmt w:val="decimal"/>
+      <w:lvlText w:val="%7."/>
+      <w:lvlJc w:val="left"/>
+      <w:pPr>
+        <w:ind w:left="3360" w:hanging="480"/>
+      </w:pPr>
+    </w:lvl>
+    <w:lvl w:ilvl="7" w:tplc="FFFFFFFF" w:tentative="1">
+      <w:start w:val="1"/>
+      <w:numFmt w:val="ideographTraditional"/>
+      <w:lvlText w:val="%8、"/>
+      <w:lvlJc w:val="left"/>
+      <w:pPr>
+        <w:ind w:left="3840" w:hanging="480"/>
+      </w:pPr>
+    </w:lvl>
+    <w:lvl w:ilvl="8" w:tplc="FFFFFFFF" w:tentative="1">
+      <w:start w:val="1"/>
+      <w:numFmt w:val="lowerRoman"/>
+      <w:lvlText w:val="%9."/>
+      <w:lvlJc w:val="right"/>
+      <w:pPr>
+        <w:ind w:left="4320" w:hanging="480"/>
+      </w:pPr>
+    </w:lvl>
+  </w:abstractNum>
+  <w:abstractNum w:abstractNumId="35" w15:restartNumberingAfterBreak="0">
     <w:nsid w:val="753A14BE"/>
     <w:multiLevelType w:val="hybridMultilevel"/>
     <w:tmpl w:val="2B30213A"/>
@@ -14812,7 +15535,7 @@
       </w:pPr>
     </w:lvl>
   </w:abstractNum>
-  <w:abstractNum w:abstractNumId="35" w15:restartNumberingAfterBreak="0">
+  <w:abstractNum w:abstractNumId="36" w15:restartNumberingAfterBreak="0">
     <w:nsid w:val="7A184793"/>
     <w:multiLevelType w:val="multilevel"/>
     <w:tmpl w:val="0988E210"/>
@@ -14961,7 +15684,7 @@
       </w:rPr>
     </w:lvl>
   </w:abstractNum>
-  <w:abstractNum w:abstractNumId="36" w15:restartNumberingAfterBreak="0">
+  <w:abstractNum w:abstractNumId="37" w15:restartNumberingAfterBreak="0">
     <w:nsid w:val="7F37400C"/>
     <w:multiLevelType w:val="hybridMultilevel"/>
     <w:tmpl w:val="B8763DAC"/>
@@ -15058,7 +15781,7 @@
     <w:abstractNumId w:val="8"/>
   </w:num>
   <w:num w:numId="3" w16cid:durableId="181552320">
-    <w:abstractNumId w:val="35"/>
+    <w:abstractNumId w:val="36"/>
   </w:num>
   <w:num w:numId="4" w16cid:durableId="984771873">
     <w:abstractNumId w:val="24"/>
@@ -15100,7 +15823,7 @@
     <w:abstractNumId w:val="1"/>
   </w:num>
   <w:num w:numId="17" w16cid:durableId="581371936">
-    <w:abstractNumId w:val="34"/>
+    <w:abstractNumId w:val="35"/>
   </w:num>
   <w:num w:numId="18" w16cid:durableId="1771512030">
     <w:abstractNumId w:val="3"/>
@@ -15148,7 +15871,7 @@
     <w:abstractNumId w:val="6"/>
   </w:num>
   <w:num w:numId="33" w16cid:durableId="996761699">
-    <w:abstractNumId w:val="36"/>
+    <w:abstractNumId w:val="37"/>
   </w:num>
   <w:num w:numId="34" w16cid:durableId="1404567944">
     <w:abstractNumId w:val="12"/>
@@ -15161,6 +15884,9 @@
   </w:num>
   <w:num w:numId="37" w16cid:durableId="137111794">
     <w:abstractNumId w:val="20"/>
+  </w:num>
+  <w:num w:numId="38" w16cid:durableId="544412569">
+    <w:abstractNumId w:val="34"/>
   </w:num>
 </w:numbering>
 </file>
@@ -15560,7 +16286,7 @@
   <w:style w:type="paragraph" w:default="1" w:styleId="a">
     <w:name w:val="Normal"/>
     <w:qFormat/>
-    <w:rsid w:val="001D7F17"/>
+    <w:rsid w:val="00CC59B3"/>
     <w:pPr>
       <w:widowControl w:val="0"/>
     </w:pPr>

--- a/02_meetings/專題會議紀錄(全).docx
+++ b/02_meetings/專題會議紀錄(全).docx
@@ -11535,7 +11535,7 @@
                 <w:sz w:val="32"/>
                 <w:szCs w:val="32"/>
               </w:rPr>
-              <w:t>十</w:t>
+              <w:t>十五</w:t>
             </w:r>
             <w:r>
               <w:rPr>
@@ -11544,15 +11544,6 @@
                 <w:sz w:val="32"/>
                 <w:szCs w:val="32"/>
               </w:rPr>
-              <w:t>五</w:t>
-            </w:r>
-            <w:r>
-              <w:rPr>
-                <w:rFonts w:ascii="標楷體" w:eastAsia="標楷體" w:hAnsi="標楷體" w:hint="eastAsia"/>
-                <w:b/>
-                <w:sz w:val="32"/>
-                <w:szCs w:val="32"/>
-              </w:rPr>
               <w:t>次會議紀錄</w:t>
             </w:r>
           </w:p>
@@ -11593,25 +11584,7 @@
               <w:rPr>
                 <w:rFonts w:ascii="標楷體" w:eastAsia="標楷體" w:hAnsi="標楷體" w:hint="eastAsia"/>
               </w:rPr>
-              <w:t>115/</w:t>
-            </w:r>
-            <w:r>
-              <w:rPr>
-                <w:rFonts w:ascii="標楷體" w:eastAsia="標楷體" w:hAnsi="標楷體" w:hint="eastAsia"/>
-              </w:rPr>
-              <w:t>8</w:t>
-            </w:r>
-            <w:r>
-              <w:rPr>
-                <w:rFonts w:ascii="標楷體" w:eastAsia="標楷體" w:hAnsi="標楷體" w:hint="eastAsia"/>
-              </w:rPr>
-              <w:t>/</w:t>
-            </w:r>
-            <w:r>
-              <w:rPr>
-                <w:rFonts w:ascii="標楷體" w:eastAsia="標楷體" w:hAnsi="標楷體" w:hint="eastAsia"/>
-              </w:rPr>
-              <w:t>12</w:t>
+              <w:t>115/8/12</w:t>
             </w:r>
           </w:p>
         </w:tc>
@@ -11649,19 +11622,7 @@
               <w:rPr>
                 <w:rFonts w:ascii="標楷體" w:eastAsia="標楷體" w:hAnsi="標楷體" w:hint="eastAsia"/>
               </w:rPr>
-              <w:t>10:</w:t>
-            </w:r>
-            <w:r>
-              <w:rPr>
-                <w:rFonts w:ascii="標楷體" w:eastAsia="標楷體" w:hAnsi="標楷體" w:hint="eastAsia"/>
-              </w:rPr>
-              <w:t>0</w:t>
-            </w:r>
-            <w:r>
-              <w:rPr>
-                <w:rFonts w:ascii="標楷體" w:eastAsia="標楷體" w:hAnsi="標楷體" w:hint="eastAsia"/>
-              </w:rPr>
-              <w:t>0-11:00</w:t>
+              <w:t>10:00-11:00</w:t>
             </w:r>
           </w:p>
         </w:tc>
@@ -11981,7 +11942,7 @@
               <w:contextualSpacing/>
               <w:jc w:val="both"/>
               <w:rPr>
-                <w:rFonts w:ascii="標楷體" w:eastAsia="標楷體" w:hAnsi="標楷體" w:hint="eastAsia"/>
+                <w:rFonts w:ascii="標楷體" w:eastAsia="標楷體" w:hAnsi="標楷體"/>
               </w:rPr>
             </w:pPr>
           </w:p>
@@ -12022,7 +11983,7 @@
               <w:contextualSpacing/>
               <w:jc w:val="both"/>
               <w:rPr>
-                <w:rFonts w:ascii="標楷體" w:eastAsia="標楷體" w:hAnsi="標楷體" w:hint="eastAsia"/>
+                <w:rFonts w:ascii="標楷體" w:eastAsia="標楷體" w:hAnsi="標楷體"/>
               </w:rPr>
             </w:pPr>
           </w:p>
@@ -12077,7 +12038,7 @@
               <w:contextualSpacing/>
               <w:jc w:val="both"/>
               <w:rPr>
-                <w:rFonts w:ascii="標楷體" w:eastAsia="標楷體" w:hAnsi="標楷體" w:hint="eastAsia"/>
+                <w:rFonts w:ascii="標楷體" w:eastAsia="標楷體" w:hAnsi="標楷體"/>
               </w:rPr>
             </w:pPr>
           </w:p>
@@ -12106,6 +12067,703 @@
               <w:numPr>
                 <w:ilvl w:val="0"/>
                 <w:numId w:val="38"/>
+              </w:numPr>
+              <w:jc w:val="both"/>
+              <w:rPr>
+                <w:rFonts w:ascii="標楷體" w:eastAsia="標楷體" w:hAnsi="標楷體"/>
+              </w:rPr>
+            </w:pPr>
+            <w:r>
+              <w:rPr>
+                <w:rFonts w:ascii="標楷體" w:eastAsia="標楷體" w:hAnsi="標楷體" w:hint="eastAsia"/>
+              </w:rPr>
+              <w:t>散會</w:t>
+            </w:r>
+          </w:p>
+        </w:tc>
+      </w:tr>
+    </w:tbl>
+    <w:p>
+      <w:pPr>
+        <w:rPr>
+          <w:rFonts w:ascii="標楷體" w:eastAsia="標楷體" w:hAnsi="標楷體"/>
+        </w:rPr>
+      </w:pPr>
+    </w:p>
+    <w:tbl>
+      <w:tblPr>
+        <w:tblStyle w:val="a4"/>
+        <w:tblW w:w="0" w:type="auto"/>
+        <w:tblLook w:val="04A0" w:firstRow="1" w:lastRow="0" w:firstColumn="1" w:lastColumn="0" w:noHBand="0" w:noVBand="1"/>
+      </w:tblPr>
+      <w:tblGrid>
+        <w:gridCol w:w="1555"/>
+        <w:gridCol w:w="2593"/>
+        <w:gridCol w:w="1517"/>
+        <w:gridCol w:w="2631"/>
+      </w:tblGrid>
+      <w:tr>
+        <w:tc>
+          <w:tcPr>
+            <w:tcW w:w="8296" w:type="dxa"/>
+            <w:gridSpan w:val="4"/>
+          </w:tcPr>
+          <w:p>
+            <w:pPr>
+              <w:spacing w:line="520" w:lineRule="exact"/>
+              <w:jc w:val="center"/>
+              <w:rPr>
+                <w:rFonts w:ascii="標楷體" w:eastAsia="標楷體" w:hAnsi="標楷體"/>
+                <w:b/>
+                <w:sz w:val="32"/>
+                <w:szCs w:val="32"/>
+              </w:rPr>
+            </w:pPr>
+            <w:r>
+              <w:rPr>
+                <w:rFonts w:ascii="標楷體" w:eastAsia="標楷體" w:hAnsi="標楷體" w:hint="eastAsia"/>
+                <w:b/>
+                <w:sz w:val="32"/>
+                <w:szCs w:val="32"/>
+              </w:rPr>
+              <w:lastRenderedPageBreak/>
+              <w:t>台北商業大學資訊管理系專題115410組</w:t>
+            </w:r>
+          </w:p>
+          <w:p>
+            <w:pPr>
+              <w:spacing w:line="520" w:lineRule="exact"/>
+              <w:jc w:val="center"/>
+              <w:rPr>
+                <w:rFonts w:ascii="標楷體" w:eastAsia="標楷體" w:hAnsi="標楷體"/>
+                <w:sz w:val="32"/>
+                <w:szCs w:val="32"/>
+              </w:rPr>
+            </w:pPr>
+            <w:r>
+              <w:rPr>
+                <w:rFonts w:ascii="標楷體" w:eastAsia="標楷體" w:hAnsi="標楷體" w:hint="eastAsia"/>
+                <w:b/>
+                <w:sz w:val="32"/>
+                <w:szCs w:val="32"/>
+              </w:rPr>
+              <w:t>第</w:t>
+            </w:r>
+            <w:r>
+              <w:rPr>
+                <w:rFonts w:ascii="標楷體" w:eastAsia="標楷體" w:hAnsi="標楷體" w:hint="eastAsia"/>
+                <w:b/>
+                <w:sz w:val="32"/>
+                <w:szCs w:val="32"/>
+              </w:rPr>
+              <w:t>十</w:t>
+            </w:r>
+            <w:r>
+              <w:rPr>
+                <w:rFonts w:ascii="標楷體" w:eastAsia="標楷體" w:hAnsi="標楷體" w:hint="eastAsia"/>
+                <w:b/>
+                <w:sz w:val="32"/>
+                <w:szCs w:val="32"/>
+              </w:rPr>
+              <w:t>六</w:t>
+            </w:r>
+            <w:r>
+              <w:rPr>
+                <w:rFonts w:ascii="標楷體" w:eastAsia="標楷體" w:hAnsi="標楷體" w:hint="eastAsia"/>
+                <w:b/>
+                <w:sz w:val="32"/>
+                <w:szCs w:val="32"/>
+              </w:rPr>
+              <w:t>次會議紀錄</w:t>
+            </w:r>
+          </w:p>
+        </w:tc>
+      </w:tr>
+      <w:tr>
+        <w:tc>
+          <w:tcPr>
+            <w:tcW w:w="1555" w:type="dxa"/>
+          </w:tcPr>
+          <w:p>
+            <w:pPr>
+              <w:jc w:val="both"/>
+              <w:rPr>
+                <w:rFonts w:ascii="標楷體" w:eastAsia="標楷體" w:hAnsi="標楷體"/>
+              </w:rPr>
+            </w:pPr>
+            <w:r>
+              <w:rPr>
+                <w:rFonts w:ascii="標楷體" w:eastAsia="標楷體" w:hAnsi="標楷體" w:hint="eastAsia"/>
+              </w:rPr>
+              <w:t>會議日期：</w:t>
+            </w:r>
+          </w:p>
+        </w:tc>
+        <w:tc>
+          <w:tcPr>
+            <w:tcW w:w="2593" w:type="dxa"/>
+          </w:tcPr>
+          <w:p>
+            <w:pPr>
+              <w:jc w:val="both"/>
+              <w:rPr>
+                <w:rFonts w:ascii="標楷體" w:eastAsia="標楷體" w:hAnsi="標楷體"/>
+              </w:rPr>
+            </w:pPr>
+            <w:r>
+              <w:rPr>
+                <w:rFonts w:ascii="標楷體" w:eastAsia="標楷體" w:hAnsi="標楷體" w:hint="eastAsia"/>
+              </w:rPr>
+              <w:t>115/8/1</w:t>
+            </w:r>
+            <w:r>
+              <w:rPr>
+                <w:rFonts w:ascii="標楷體" w:eastAsia="標楷體" w:hAnsi="標楷體" w:hint="eastAsia"/>
+              </w:rPr>
+              <w:t>8</w:t>
+            </w:r>
+          </w:p>
+        </w:tc>
+        <w:tc>
+          <w:tcPr>
+            <w:tcW w:w="1517" w:type="dxa"/>
+          </w:tcPr>
+          <w:p>
+            <w:pPr>
+              <w:jc w:val="both"/>
+              <w:rPr>
+                <w:rFonts w:ascii="標楷體" w:eastAsia="標楷體" w:hAnsi="標楷體"/>
+              </w:rPr>
+            </w:pPr>
+            <w:r>
+              <w:rPr>
+                <w:rFonts w:ascii="標楷體" w:eastAsia="標楷體" w:hAnsi="標楷體" w:hint="eastAsia"/>
+              </w:rPr>
+              <w:t>會議時間：</w:t>
+            </w:r>
+          </w:p>
+        </w:tc>
+        <w:tc>
+          <w:tcPr>
+            <w:tcW w:w="2631" w:type="dxa"/>
+          </w:tcPr>
+          <w:p>
+            <w:pPr>
+              <w:jc w:val="both"/>
+              <w:rPr>
+                <w:rFonts w:ascii="標楷體" w:eastAsia="標楷體" w:hAnsi="標楷體"/>
+              </w:rPr>
+            </w:pPr>
+            <w:r>
+              <w:rPr>
+                <w:rFonts w:ascii="標楷體" w:eastAsia="標楷體" w:hAnsi="標楷體" w:hint="eastAsia"/>
+              </w:rPr>
+              <w:t>21</w:t>
+            </w:r>
+            <w:r>
+              <w:rPr>
+                <w:rFonts w:ascii="標楷體" w:eastAsia="標楷體" w:hAnsi="標楷體" w:hint="eastAsia"/>
+              </w:rPr>
+              <w:t>:00-</w:t>
+            </w:r>
+            <w:r>
+              <w:rPr>
+                <w:rFonts w:ascii="標楷體" w:eastAsia="標楷體" w:hAnsi="標楷體" w:hint="eastAsia"/>
+              </w:rPr>
+              <w:t>22</w:t>
+            </w:r>
+            <w:r>
+              <w:rPr>
+                <w:rFonts w:ascii="標楷體" w:eastAsia="標楷體" w:hAnsi="標楷體" w:hint="eastAsia"/>
+              </w:rPr>
+              <w:t>:00</w:t>
+            </w:r>
+          </w:p>
+        </w:tc>
+      </w:tr>
+      <w:tr>
+        <w:tc>
+          <w:tcPr>
+            <w:tcW w:w="1555" w:type="dxa"/>
+          </w:tcPr>
+          <w:p>
+            <w:pPr>
+              <w:jc w:val="both"/>
+              <w:rPr>
+                <w:rFonts w:ascii="標楷體" w:eastAsia="標楷體" w:hAnsi="標楷體"/>
+              </w:rPr>
+            </w:pPr>
+            <w:r>
+              <w:rPr>
+                <w:rFonts w:ascii="標楷體" w:eastAsia="標楷體" w:hAnsi="標楷體" w:hint="eastAsia"/>
+              </w:rPr>
+              <w:t>會議地點：</w:t>
+            </w:r>
+          </w:p>
+        </w:tc>
+        <w:tc>
+          <w:tcPr>
+            <w:tcW w:w="2593" w:type="dxa"/>
+          </w:tcPr>
+          <w:p>
+            <w:pPr>
+              <w:jc w:val="both"/>
+              <w:rPr>
+                <w:rFonts w:ascii="標楷體" w:eastAsia="標楷體" w:hAnsi="標楷體"/>
+              </w:rPr>
+            </w:pPr>
+            <w:r>
+              <w:rPr>
+                <w:rFonts w:ascii="標楷體" w:eastAsia="標楷體" w:hAnsi="標楷體" w:hint="eastAsia"/>
+              </w:rPr>
+              <w:t>線上會議</w:t>
+            </w:r>
+          </w:p>
+        </w:tc>
+        <w:tc>
+          <w:tcPr>
+            <w:tcW w:w="1517" w:type="dxa"/>
+          </w:tcPr>
+          <w:p>
+            <w:pPr>
+              <w:jc w:val="both"/>
+              <w:rPr>
+                <w:rFonts w:ascii="標楷體" w:eastAsia="標楷體" w:hAnsi="標楷體"/>
+              </w:rPr>
+            </w:pPr>
+            <w:r>
+              <w:rPr>
+                <w:rFonts w:ascii="標楷體" w:eastAsia="標楷體" w:hAnsi="標楷體" w:hint="eastAsia"/>
+              </w:rPr>
+              <w:t>指導老師：</w:t>
+            </w:r>
+          </w:p>
+        </w:tc>
+        <w:tc>
+          <w:tcPr>
+            <w:tcW w:w="2631" w:type="dxa"/>
+          </w:tcPr>
+          <w:p>
+            <w:pPr>
+              <w:jc w:val="both"/>
+              <w:rPr>
+                <w:rFonts w:ascii="標楷體" w:eastAsia="標楷體" w:hAnsi="標楷體"/>
+              </w:rPr>
+            </w:pPr>
+            <w:r>
+              <w:rPr>
+                <w:rFonts w:ascii="標楷體" w:eastAsia="標楷體" w:hAnsi="標楷體" w:hint="eastAsia"/>
+              </w:rPr>
+              <w:t>蒯思齊老師</w:t>
+            </w:r>
+          </w:p>
+        </w:tc>
+      </w:tr>
+      <w:tr>
+        <w:tc>
+          <w:tcPr>
+            <w:tcW w:w="1555" w:type="dxa"/>
+          </w:tcPr>
+          <w:p>
+            <w:pPr>
+              <w:jc w:val="both"/>
+              <w:rPr>
+                <w:rFonts w:ascii="標楷體" w:eastAsia="標楷體" w:hAnsi="標楷體"/>
+              </w:rPr>
+            </w:pPr>
+            <w:r>
+              <w:rPr>
+                <w:rFonts w:ascii="標楷體" w:eastAsia="標楷體" w:hAnsi="標楷體" w:hint="eastAsia"/>
+              </w:rPr>
+              <w:t>參與人員：</w:t>
+            </w:r>
+          </w:p>
+        </w:tc>
+        <w:tc>
+          <w:tcPr>
+            <w:tcW w:w="2593" w:type="dxa"/>
+          </w:tcPr>
+          <w:p>
+            <w:pPr>
+              <w:jc w:val="both"/>
+              <w:rPr>
+                <w:rFonts w:ascii="標楷體" w:eastAsia="標楷體" w:hAnsi="標楷體"/>
+              </w:rPr>
+            </w:pPr>
+            <w:r>
+              <w:rPr>
+                <w:rFonts w:ascii="標楷體" w:eastAsia="標楷體" w:hAnsi="標楷體" w:hint="eastAsia"/>
+              </w:rPr>
+              <w:t>全體組員</w:t>
+            </w:r>
+          </w:p>
+        </w:tc>
+        <w:tc>
+          <w:tcPr>
+            <w:tcW w:w="1517" w:type="dxa"/>
+          </w:tcPr>
+          <w:p>
+            <w:pPr>
+              <w:jc w:val="both"/>
+              <w:rPr>
+                <w:rFonts w:ascii="標楷體" w:eastAsia="標楷體" w:hAnsi="標楷體"/>
+              </w:rPr>
+            </w:pPr>
+            <w:r>
+              <w:rPr>
+                <w:rFonts w:ascii="標楷體" w:eastAsia="標楷體" w:hAnsi="標楷體" w:hint="eastAsia"/>
+              </w:rPr>
+              <w:t>會議記錄：</w:t>
+            </w:r>
+          </w:p>
+        </w:tc>
+        <w:tc>
+          <w:tcPr>
+            <w:tcW w:w="2631" w:type="dxa"/>
+          </w:tcPr>
+          <w:p>
+            <w:pPr>
+              <w:jc w:val="both"/>
+              <w:rPr>
+                <w:rFonts w:ascii="標楷體" w:eastAsia="標楷體" w:hAnsi="標楷體"/>
+              </w:rPr>
+            </w:pPr>
+            <w:r>
+              <w:rPr>
+                <w:rFonts w:ascii="標楷體" w:eastAsia="標楷體" w:hAnsi="標楷體" w:hint="eastAsia"/>
+              </w:rPr>
+              <w:t>鄭喬尹</w:t>
+            </w:r>
+          </w:p>
+        </w:tc>
+      </w:tr>
+      <w:tr>
+        <w:trPr>
+          <w:trHeight w:val="489"/>
+        </w:trPr>
+        <w:tc>
+          <w:tcPr>
+            <w:tcW w:w="8296" w:type="dxa"/>
+            <w:gridSpan w:val="4"/>
+            <w:shd w:val="clear" w:color="auto" w:fill="D9D9D9" w:themeFill="background1" w:themeFillShade="D9"/>
+            <w:vAlign w:val="center"/>
+          </w:tcPr>
+          <w:p>
+            <w:pPr>
+              <w:jc w:val="both"/>
+              <w:rPr>
+                <w:rFonts w:ascii="標楷體" w:eastAsia="標楷體" w:hAnsi="標楷體"/>
+                <w:b/>
+              </w:rPr>
+            </w:pPr>
+            <w:r>
+              <w:rPr>
+                <w:rFonts w:ascii="標楷體" w:eastAsia="標楷體" w:hAnsi="標楷體" w:hint="eastAsia"/>
+                <w:b/>
+              </w:rPr>
+              <w:t>會議內容</w:t>
+            </w:r>
+          </w:p>
+        </w:tc>
+      </w:tr>
+      <w:tr>
+        <w:trPr>
+          <w:trHeight w:val="10763"/>
+        </w:trPr>
+        <w:tc>
+          <w:tcPr>
+            <w:tcW w:w="8296" w:type="dxa"/>
+            <w:gridSpan w:val="4"/>
+          </w:tcPr>
+          <w:p>
+            <w:pPr>
+              <w:pStyle w:val="a5"/>
+              <w:numPr>
+                <w:ilvl w:val="0"/>
+                <w:numId w:val="39"/>
+              </w:numPr>
+              <w:jc w:val="both"/>
+              <w:rPr>
+                <w:rFonts w:ascii="標楷體" w:eastAsia="標楷體" w:hAnsi="標楷體"/>
+              </w:rPr>
+            </w:pPr>
+            <w:r>
+              <w:rPr>
+                <w:rFonts w:ascii="標楷體" w:eastAsia="標楷體" w:hAnsi="標楷體" w:hint="eastAsia"/>
+              </w:rPr>
+              <w:t>全體人員集合</w:t>
+            </w:r>
+          </w:p>
+          <w:p>
+            <w:pPr>
+              <w:pStyle w:val="a5"/>
+              <w:numPr>
+                <w:ilvl w:val="0"/>
+                <w:numId w:val="39"/>
+              </w:numPr>
+              <w:jc w:val="both"/>
+              <w:rPr>
+                <w:rFonts w:ascii="標楷體" w:eastAsia="標楷體" w:hAnsi="標楷體"/>
+              </w:rPr>
+            </w:pPr>
+            <w:r>
+              <w:rPr>
+                <w:rFonts w:ascii="標楷體" w:eastAsia="標楷體" w:hAnsi="標楷體" w:hint="eastAsia"/>
+              </w:rPr>
+              <w:t>會議開始</w:t>
+            </w:r>
+          </w:p>
+          <w:p>
+            <w:pPr>
+              <w:pStyle w:val="a5"/>
+              <w:numPr>
+                <w:ilvl w:val="0"/>
+                <w:numId w:val="39"/>
+              </w:numPr>
+              <w:jc w:val="both"/>
+              <w:rPr>
+                <w:rFonts w:ascii="標楷體" w:eastAsia="標楷體" w:hAnsi="標楷體"/>
+              </w:rPr>
+            </w:pPr>
+            <w:r>
+              <w:rPr>
+                <w:rFonts w:ascii="標楷體" w:eastAsia="標楷體" w:hAnsi="標楷體" w:hint="eastAsia"/>
+              </w:rPr>
+              <w:t>討論內容</w:t>
+            </w:r>
+          </w:p>
+          <w:p>
+            <w:pPr>
+              <w:ind w:left="480"/>
+              <w:contextualSpacing/>
+              <w:jc w:val="both"/>
+              <w:rPr>
+                <w:rFonts w:ascii="標楷體" w:eastAsia="標楷體" w:hAnsi="標楷體"/>
+              </w:rPr>
+            </w:pPr>
+            <w:r>
+              <w:rPr>
+                <w:rFonts w:ascii="標楷體" w:eastAsia="標楷體" w:hAnsi="標楷體" w:hint="eastAsia"/>
+              </w:rPr>
+              <w:t>1.</w:t>
+            </w:r>
+            <w:r>
+              <w:rPr>
+                <w:rFonts w:ascii="標楷體" w:eastAsia="標楷體" w:hAnsi="標楷體"/>
+              </w:rPr>
+              <w:t>競賽報名規劃</w:t>
+            </w:r>
+          </w:p>
+          <w:p>
+            <w:pPr>
+              <w:ind w:leftChars="306" w:left="734"/>
+              <w:contextualSpacing/>
+              <w:jc w:val="both"/>
+              <w:rPr>
+                <w:rFonts w:ascii="標楷體" w:eastAsia="標楷體" w:hAnsi="標楷體"/>
+              </w:rPr>
+            </w:pPr>
+            <w:r>
+              <w:rPr>
+                <w:rFonts w:ascii="標楷體" w:eastAsia="標楷體" w:hAnsi="標楷體"/>
+              </w:rPr>
+              <w:t>本組預計報名「2026第31屆大專校院資訊應用服務創新競賽」觀光創新應用組，後續需串接交通部觀光署於政府資料開放平臺提供的觀光資料。</w:t>
+            </w:r>
+          </w:p>
+          <w:p>
+            <w:pPr>
+              <w:ind w:leftChars="306" w:left="734"/>
+              <w:contextualSpacing/>
+              <w:jc w:val="both"/>
+              <w:rPr>
+                <w:rFonts w:ascii="標楷體" w:eastAsia="標楷體" w:hAnsi="標楷體" w:hint="eastAsia"/>
+              </w:rPr>
+            </w:pPr>
+          </w:p>
+          <w:p>
+            <w:pPr>
+              <w:ind w:leftChars="200" w:left="720" w:hangingChars="100" w:hanging="240"/>
+              <w:contextualSpacing/>
+              <w:jc w:val="both"/>
+              <w:rPr>
+                <w:rFonts w:ascii="標楷體" w:eastAsia="標楷體" w:hAnsi="標楷體"/>
+              </w:rPr>
+            </w:pPr>
+            <w:r>
+              <w:rPr>
+                <w:rFonts w:ascii="標楷體" w:eastAsia="標楷體" w:hAnsi="標楷體" w:hint="eastAsia"/>
+              </w:rPr>
+              <w:t>2.</w:t>
+            </w:r>
+            <w:r>
+              <w:rPr>
+                <w:rFonts w:ascii="標楷體" w:eastAsia="標楷體" w:hAnsi="標楷體"/>
+              </w:rPr>
+              <w:t>系統功能進度</w:t>
+            </w:r>
+            <w:r>
+              <w:rPr>
+                <w:rFonts w:ascii="標楷體" w:eastAsia="標楷體" w:hAnsi="標楷體" w:hint="eastAsia"/>
+              </w:rPr>
+              <w:t>：</w:t>
+            </w:r>
+            <w:r>
+              <w:rPr>
+                <w:rFonts w:ascii="標楷體" w:eastAsia="標楷體" w:hAnsi="標楷體"/>
+              </w:rPr>
+              <w:t>投票功能</w:t>
+            </w:r>
+            <w:r>
+              <w:rPr>
+                <w:rFonts w:ascii="標楷體" w:eastAsia="標楷體" w:hAnsi="標楷體"/>
+              </w:rPr>
+              <w:br/>
+              <w:t>投票流程已完成修正。當 LINE Bot 偵測到群組成員意見分歧時，會先詢問是否需要投票，經使用者同意後才發起投票。</w:t>
+            </w:r>
+          </w:p>
+          <w:p>
+            <w:pPr>
+              <w:ind w:leftChars="200" w:left="720" w:hangingChars="100" w:hanging="240"/>
+              <w:contextualSpacing/>
+              <w:jc w:val="both"/>
+              <w:rPr>
+                <w:rFonts w:ascii="標楷體" w:eastAsia="標楷體" w:hAnsi="標楷體" w:hint="eastAsia"/>
+              </w:rPr>
+            </w:pPr>
+          </w:p>
+          <w:p>
+            <w:pPr>
+              <w:contextualSpacing/>
+              <w:jc w:val="both"/>
+              <w:rPr>
+                <w:rFonts w:ascii="標楷體" w:eastAsia="標楷體" w:hAnsi="標楷體" w:hint="eastAsia"/>
+              </w:rPr>
+            </w:pPr>
+            <w:r>
+              <w:rPr>
+                <w:rFonts w:ascii="標楷體" w:eastAsia="標楷體" w:hAnsi="標楷體" w:hint="eastAsia"/>
+              </w:rPr>
+              <w:t xml:space="preserve">    </w:t>
+            </w:r>
+            <w:r>
+              <w:rPr>
+                <w:rFonts w:ascii="標楷體" w:eastAsia="標楷體" w:hAnsi="標楷體" w:hint="eastAsia"/>
+              </w:rPr>
+              <w:t>3.</w:t>
+            </w:r>
+            <w:r>
+              <w:rPr>
+                <w:rFonts w:ascii="標楷體" w:eastAsia="標楷體" w:hAnsi="標楷體"/>
+              </w:rPr>
+              <w:t>系統功能進度</w:t>
+            </w:r>
+            <w:r>
+              <w:rPr>
+                <w:rFonts w:ascii="標楷體" w:eastAsia="標楷體" w:hAnsi="標楷體" w:hint="eastAsia"/>
+              </w:rPr>
+              <w:t>：</w:t>
+            </w:r>
+            <w:r>
+              <w:rPr>
+                <w:rFonts w:ascii="標楷體" w:eastAsia="標楷體" w:hAnsi="標楷體"/>
+              </w:rPr>
+              <w:t>Short 短影片</w:t>
+            </w:r>
+            <w:r>
+              <w:rPr>
+                <w:rFonts w:ascii="標楷體" w:eastAsia="標楷體" w:hAnsi="標楷體" w:hint="eastAsia"/>
+              </w:rPr>
+              <w:t>生成</w:t>
+            </w:r>
+          </w:p>
+          <w:p>
+            <w:pPr>
+              <w:ind w:leftChars="300" w:left="720"/>
+              <w:contextualSpacing/>
+              <w:jc w:val="both"/>
+              <w:rPr>
+                <w:rFonts w:ascii="標楷體" w:eastAsia="標楷體" w:hAnsi="標楷體"/>
+              </w:rPr>
+            </w:pPr>
+            <w:r>
+              <w:rPr>
+                <w:rFonts w:ascii="標楷體" w:eastAsia="標楷體" w:hAnsi="標楷體"/>
+              </w:rPr>
+              <w:t>製作景點推薦 Short 短影片時，將加入景點圖片並提供給 AI，協助生成符合景點特色的影片內容。</w:t>
+            </w:r>
+          </w:p>
+          <w:p>
+            <w:pPr>
+              <w:ind w:leftChars="300" w:left="720"/>
+              <w:contextualSpacing/>
+              <w:jc w:val="both"/>
+              <w:rPr>
+                <w:rFonts w:ascii="標楷體" w:eastAsia="標楷體" w:hAnsi="標楷體" w:hint="eastAsia"/>
+              </w:rPr>
+            </w:pPr>
+          </w:p>
+          <w:p>
+            <w:pPr>
+              <w:contextualSpacing/>
+              <w:jc w:val="both"/>
+              <w:rPr>
+                <w:rFonts w:ascii="標楷體" w:eastAsia="標楷體" w:hAnsi="標楷體"/>
+              </w:rPr>
+            </w:pPr>
+            <w:r>
+              <w:rPr>
+                <w:rFonts w:ascii="標楷體" w:eastAsia="標楷體" w:hAnsi="標楷體" w:hint="eastAsia"/>
+              </w:rPr>
+              <w:t xml:space="preserve">    4.</w:t>
+            </w:r>
+            <w:r>
+              <w:rPr>
+                <w:rFonts w:ascii="標楷體" w:eastAsia="標楷體" w:hAnsi="標楷體"/>
+              </w:rPr>
+              <w:t>下一階段工作</w:t>
+            </w:r>
+          </w:p>
+          <w:p>
+            <w:pPr>
+              <w:ind w:leftChars="300" w:left="720"/>
+              <w:contextualSpacing/>
+              <w:jc w:val="both"/>
+              <w:rPr>
+                <w:rFonts w:ascii="標楷體" w:eastAsia="標楷體" w:hAnsi="標楷體" w:hint="eastAsia"/>
+              </w:rPr>
+            </w:pPr>
+            <w:r>
+              <w:rPr>
+                <w:rFonts w:ascii="標楷體" w:eastAsia="標楷體" w:hAnsi="標楷體"/>
+              </w:rPr>
+              <w:t>下一階段將處理行程資訊匯入網頁地圖，以及最終行程網頁的生成與呈現，讓使用者能透過網頁查看完整行程。</w:t>
+            </w:r>
+          </w:p>
+          <w:p>
+            <w:pPr>
+              <w:pStyle w:val="a5"/>
+              <w:numPr>
+                <w:ilvl w:val="0"/>
+                <w:numId w:val="39"/>
+              </w:numPr>
+              <w:jc w:val="both"/>
+              <w:rPr>
+                <w:rFonts w:ascii="標楷體" w:eastAsia="標楷體" w:hAnsi="標楷體"/>
+              </w:rPr>
+            </w:pPr>
+            <w:r>
+              <w:rPr>
+                <w:rFonts w:ascii="標楷體" w:eastAsia="標楷體" w:hAnsi="標楷體" w:hint="eastAsia"/>
+              </w:rPr>
+              <w:t>主席總結</w:t>
+            </w:r>
+          </w:p>
+          <w:p>
+            <w:pPr>
+              <w:pStyle w:val="a5"/>
+              <w:numPr>
+                <w:ilvl w:val="0"/>
+                <w:numId w:val="39"/>
               </w:numPr>
               <w:jc w:val="both"/>
               <w:rPr>
@@ -12445,6 +13103,119 @@
     </w:lvl>
   </w:abstractNum>
   <w:abstractNum w:abstractNumId="3" w15:restartNumberingAfterBreak="0">
+    <w:nsid w:val="153B3099"/>
+    <w:multiLevelType w:val="hybridMultilevel"/>
+    <w:tmpl w:val="1FDED852"/>
+    <w:lvl w:ilvl="0" w:tplc="04090001">
+      <w:start w:val="1"/>
+      <w:numFmt w:val="bullet"/>
+      <w:lvlText w:val=""/>
+      <w:lvlJc w:val="left"/>
+      <w:pPr>
+        <w:ind w:left="1200" w:hanging="480"/>
+      </w:pPr>
+      <w:rPr>
+        <w:rFonts w:ascii="Wingdings" w:hAnsi="Wingdings" w:hint="default"/>
+      </w:rPr>
+    </w:lvl>
+    <w:lvl w:ilvl="1" w:tplc="04090003" w:tentative="1">
+      <w:start w:val="1"/>
+      <w:numFmt w:val="bullet"/>
+      <w:lvlText w:val=""/>
+      <w:lvlJc w:val="left"/>
+      <w:pPr>
+        <w:ind w:left="1680" w:hanging="480"/>
+      </w:pPr>
+      <w:rPr>
+        <w:rFonts w:ascii="Wingdings" w:hAnsi="Wingdings" w:hint="default"/>
+      </w:rPr>
+    </w:lvl>
+    <w:lvl w:ilvl="2" w:tplc="04090005" w:tentative="1">
+      <w:start w:val="1"/>
+      <w:numFmt w:val="bullet"/>
+      <w:lvlText w:val=""/>
+      <w:lvlJc w:val="left"/>
+      <w:pPr>
+        <w:ind w:left="2160" w:hanging="480"/>
+      </w:pPr>
+      <w:rPr>
+        <w:rFonts w:ascii="Wingdings" w:hAnsi="Wingdings" w:hint="default"/>
+      </w:rPr>
+    </w:lvl>
+    <w:lvl w:ilvl="3" w:tplc="04090001" w:tentative="1">
+      <w:start w:val="1"/>
+      <w:numFmt w:val="bullet"/>
+      <w:lvlText w:val=""/>
+      <w:lvlJc w:val="left"/>
+      <w:pPr>
+        <w:ind w:left="2640" w:hanging="480"/>
+      </w:pPr>
+      <w:rPr>
+        <w:rFonts w:ascii="Wingdings" w:hAnsi="Wingdings" w:hint="default"/>
+      </w:rPr>
+    </w:lvl>
+    <w:lvl w:ilvl="4" w:tplc="04090003" w:tentative="1">
+      <w:start w:val="1"/>
+      <w:numFmt w:val="bullet"/>
+      <w:lvlText w:val=""/>
+      <w:lvlJc w:val="left"/>
+      <w:pPr>
+        <w:ind w:left="3120" w:hanging="480"/>
+      </w:pPr>
+      <w:rPr>
+        <w:rFonts w:ascii="Wingdings" w:hAnsi="Wingdings" w:hint="default"/>
+      </w:rPr>
+    </w:lvl>
+    <w:lvl w:ilvl="5" w:tplc="04090005" w:tentative="1">
+      <w:start w:val="1"/>
+      <w:numFmt w:val="bullet"/>
+      <w:lvlText w:val=""/>
+      <w:lvlJc w:val="left"/>
+      <w:pPr>
+        <w:ind w:left="3600" w:hanging="480"/>
+      </w:pPr>
+      <w:rPr>
+        <w:rFonts w:ascii="Wingdings" w:hAnsi="Wingdings" w:hint="default"/>
+      </w:rPr>
+    </w:lvl>
+    <w:lvl w:ilvl="6" w:tplc="04090001" w:tentative="1">
+      <w:start w:val="1"/>
+      <w:numFmt w:val="bullet"/>
+      <w:lvlText w:val=""/>
+      <w:lvlJc w:val="left"/>
+      <w:pPr>
+        <w:ind w:left="4080" w:hanging="480"/>
+      </w:pPr>
+      <w:rPr>
+        <w:rFonts w:ascii="Wingdings" w:hAnsi="Wingdings" w:hint="default"/>
+      </w:rPr>
+    </w:lvl>
+    <w:lvl w:ilvl="7" w:tplc="04090003" w:tentative="1">
+      <w:start w:val="1"/>
+      <w:numFmt w:val="bullet"/>
+      <w:lvlText w:val=""/>
+      <w:lvlJc w:val="left"/>
+      <w:pPr>
+        <w:ind w:left="4560" w:hanging="480"/>
+      </w:pPr>
+      <w:rPr>
+        <w:rFonts w:ascii="Wingdings" w:hAnsi="Wingdings" w:hint="default"/>
+      </w:rPr>
+    </w:lvl>
+    <w:lvl w:ilvl="8" w:tplc="04090005" w:tentative="1">
+      <w:start w:val="1"/>
+      <w:numFmt w:val="bullet"/>
+      <w:lvlText w:val=""/>
+      <w:lvlJc w:val="left"/>
+      <w:pPr>
+        <w:ind w:left="5040" w:hanging="480"/>
+      </w:pPr>
+      <w:rPr>
+        <w:rFonts w:ascii="Wingdings" w:hAnsi="Wingdings" w:hint="default"/>
+      </w:rPr>
+    </w:lvl>
+  </w:abstractNum>
+  <w:abstractNum w:abstractNumId="4" w15:restartNumberingAfterBreak="0">
     <w:nsid w:val="1A6D0797"/>
     <w:multiLevelType w:val="hybridMultilevel"/>
     <w:tmpl w:val="A60A5698"/>
@@ -12557,7 +13328,7 @@
       </w:rPr>
     </w:lvl>
   </w:abstractNum>
-  <w:abstractNum w:abstractNumId="4" w15:restartNumberingAfterBreak="0">
+  <w:abstractNum w:abstractNumId="5" w15:restartNumberingAfterBreak="0">
     <w:nsid w:val="1ACD603E"/>
     <w:multiLevelType w:val="hybridMultilevel"/>
     <w:tmpl w:val="09EAC652"/>
@@ -12647,7 +13418,7 @@
       </w:pPr>
     </w:lvl>
   </w:abstractNum>
-  <w:abstractNum w:abstractNumId="5" w15:restartNumberingAfterBreak="0">
+  <w:abstractNum w:abstractNumId="6" w15:restartNumberingAfterBreak="0">
     <w:nsid w:val="22B663F2"/>
     <w:multiLevelType w:val="hybridMultilevel"/>
     <w:tmpl w:val="09EAC652"/>
@@ -12737,7 +13508,7 @@
       </w:pPr>
     </w:lvl>
   </w:abstractNum>
-  <w:abstractNum w:abstractNumId="6" w15:restartNumberingAfterBreak="0">
+  <w:abstractNum w:abstractNumId="7" w15:restartNumberingAfterBreak="0">
     <w:nsid w:val="29B00E8C"/>
     <w:multiLevelType w:val="hybridMultilevel"/>
     <w:tmpl w:val="B8763DAC"/>
@@ -12827,7 +13598,7 @@
       </w:pPr>
     </w:lvl>
   </w:abstractNum>
-  <w:abstractNum w:abstractNumId="7" w15:restartNumberingAfterBreak="0">
+  <w:abstractNum w:abstractNumId="8" w15:restartNumberingAfterBreak="0">
     <w:nsid w:val="2AA129B9"/>
     <w:multiLevelType w:val="hybridMultilevel"/>
     <w:tmpl w:val="05FA90B2"/>
@@ -12916,7 +13687,7 @@
       </w:pPr>
     </w:lvl>
   </w:abstractNum>
-  <w:abstractNum w:abstractNumId="8" w15:restartNumberingAfterBreak="0">
+  <w:abstractNum w:abstractNumId="9" w15:restartNumberingAfterBreak="0">
     <w:nsid w:val="2BC25FDE"/>
     <w:multiLevelType w:val="hybridMultilevel"/>
     <w:tmpl w:val="1160CE22"/>
@@ -13005,7 +13776,7 @@
       </w:pPr>
     </w:lvl>
   </w:abstractNum>
-  <w:abstractNum w:abstractNumId="9" w15:restartNumberingAfterBreak="0">
+  <w:abstractNum w:abstractNumId="10" w15:restartNumberingAfterBreak="0">
     <w:nsid w:val="339E04E1"/>
     <w:multiLevelType w:val="hybridMultilevel"/>
     <w:tmpl w:val="B436FF32"/>
@@ -13094,7 +13865,97 @@
       </w:pPr>
     </w:lvl>
   </w:abstractNum>
-  <w:abstractNum w:abstractNumId="10" w15:restartNumberingAfterBreak="0">
+  <w:abstractNum w:abstractNumId="11" w15:restartNumberingAfterBreak="0">
+    <w:nsid w:val="37CF519B"/>
+    <w:multiLevelType w:val="hybridMultilevel"/>
+    <w:tmpl w:val="09EAC652"/>
+    <w:lvl w:ilvl="0" w:tplc="FFFFFFFF">
+      <w:start w:val="1"/>
+      <w:numFmt w:val="taiwaneseCountingThousand"/>
+      <w:lvlText w:val="%1、"/>
+      <w:lvlJc w:val="left"/>
+      <w:pPr>
+        <w:ind w:left="480" w:hanging="480"/>
+      </w:pPr>
+    </w:lvl>
+    <w:lvl w:ilvl="1" w:tplc="FFFFFFFF">
+      <w:start w:val="1"/>
+      <w:numFmt w:val="decimal"/>
+      <w:lvlText w:val="%2."/>
+      <w:lvlJc w:val="left"/>
+      <w:pPr>
+        <w:ind w:left="960" w:hanging="480"/>
+      </w:pPr>
+      <w:rPr>
+        <w:b/>
+        <w:bCs/>
+      </w:rPr>
+    </w:lvl>
+    <w:lvl w:ilvl="2" w:tplc="FFFFFFFF" w:tentative="1">
+      <w:start w:val="1"/>
+      <w:numFmt w:val="lowerRoman"/>
+      <w:lvlText w:val="%3."/>
+      <w:lvlJc w:val="right"/>
+      <w:pPr>
+        <w:ind w:left="1440" w:hanging="480"/>
+      </w:pPr>
+    </w:lvl>
+    <w:lvl w:ilvl="3" w:tplc="FFFFFFFF" w:tentative="1">
+      <w:start w:val="1"/>
+      <w:numFmt w:val="decimal"/>
+      <w:lvlText w:val="%4."/>
+      <w:lvlJc w:val="left"/>
+      <w:pPr>
+        <w:ind w:left="1920" w:hanging="480"/>
+      </w:pPr>
+    </w:lvl>
+    <w:lvl w:ilvl="4" w:tplc="FFFFFFFF" w:tentative="1">
+      <w:start w:val="1"/>
+      <w:numFmt w:val="ideographTraditional"/>
+      <w:lvlText w:val="%5、"/>
+      <w:lvlJc w:val="left"/>
+      <w:pPr>
+        <w:ind w:left="2400" w:hanging="480"/>
+      </w:pPr>
+    </w:lvl>
+    <w:lvl w:ilvl="5" w:tplc="FFFFFFFF" w:tentative="1">
+      <w:start w:val="1"/>
+      <w:numFmt w:val="lowerRoman"/>
+      <w:lvlText w:val="%6."/>
+      <w:lvlJc w:val="right"/>
+      <w:pPr>
+        <w:ind w:left="2880" w:hanging="480"/>
+      </w:pPr>
+    </w:lvl>
+    <w:lvl w:ilvl="6" w:tplc="FFFFFFFF" w:tentative="1">
+      <w:start w:val="1"/>
+      <w:numFmt w:val="decimal"/>
+      <w:lvlText w:val="%7."/>
+      <w:lvlJc w:val="left"/>
+      <w:pPr>
+        <w:ind w:left="3360" w:hanging="480"/>
+      </w:pPr>
+    </w:lvl>
+    <w:lvl w:ilvl="7" w:tplc="FFFFFFFF" w:tentative="1">
+      <w:start w:val="1"/>
+      <w:numFmt w:val="ideographTraditional"/>
+      <w:lvlText w:val="%8、"/>
+      <w:lvlJc w:val="left"/>
+      <w:pPr>
+        <w:ind w:left="3840" w:hanging="480"/>
+      </w:pPr>
+    </w:lvl>
+    <w:lvl w:ilvl="8" w:tplc="FFFFFFFF" w:tentative="1">
+      <w:start w:val="1"/>
+      <w:numFmt w:val="lowerRoman"/>
+      <w:lvlText w:val="%9."/>
+      <w:lvlJc w:val="right"/>
+      <w:pPr>
+        <w:ind w:left="4320" w:hanging="480"/>
+      </w:pPr>
+    </w:lvl>
+  </w:abstractNum>
+  <w:abstractNum w:abstractNumId="12" w15:restartNumberingAfterBreak="0">
     <w:nsid w:val="37FA3E3B"/>
     <w:multiLevelType w:val="hybridMultilevel"/>
     <w:tmpl w:val="4F025802"/>
@@ -13207,7 +14068,7 @@
       </w:rPr>
     </w:lvl>
   </w:abstractNum>
-  <w:abstractNum w:abstractNumId="11" w15:restartNumberingAfterBreak="0">
+  <w:abstractNum w:abstractNumId="13" w15:restartNumberingAfterBreak="0">
     <w:nsid w:val="3A436913"/>
     <w:multiLevelType w:val="hybridMultilevel"/>
     <w:tmpl w:val="FE1E75C2"/>
@@ -13297,7 +14158,7 @@
       </w:pPr>
     </w:lvl>
   </w:abstractNum>
-  <w:abstractNum w:abstractNumId="12" w15:restartNumberingAfterBreak="0">
+  <w:abstractNum w:abstractNumId="14" w15:restartNumberingAfterBreak="0">
     <w:nsid w:val="3DD67A1F"/>
     <w:multiLevelType w:val="hybridMultilevel"/>
     <w:tmpl w:val="B8763DAC"/>
@@ -13387,7 +14248,7 @@
       </w:pPr>
     </w:lvl>
   </w:abstractNum>
-  <w:abstractNum w:abstractNumId="13" w15:restartNumberingAfterBreak="0">
+  <w:abstractNum w:abstractNumId="15" w15:restartNumberingAfterBreak="0">
     <w:nsid w:val="3F66686F"/>
     <w:multiLevelType w:val="hybridMultilevel"/>
     <w:tmpl w:val="1DAEDBB4"/>
@@ -13480,7 +14341,7 @@
       </w:pPr>
     </w:lvl>
   </w:abstractNum>
-  <w:abstractNum w:abstractNumId="14" w15:restartNumberingAfterBreak="0">
+  <w:abstractNum w:abstractNumId="16" w15:restartNumberingAfterBreak="0">
     <w:nsid w:val="40E02449"/>
     <w:multiLevelType w:val="hybridMultilevel"/>
     <w:tmpl w:val="B8FC0FFC"/>
@@ -13569,7 +14430,7 @@
       </w:pPr>
     </w:lvl>
   </w:abstractNum>
-  <w:abstractNum w:abstractNumId="15" w15:restartNumberingAfterBreak="0">
+  <w:abstractNum w:abstractNumId="17" w15:restartNumberingAfterBreak="0">
     <w:nsid w:val="42323F28"/>
     <w:multiLevelType w:val="hybridMultilevel"/>
     <w:tmpl w:val="B8763DAC"/>
@@ -13659,7 +14520,7 @@
       </w:pPr>
     </w:lvl>
   </w:abstractNum>
-  <w:abstractNum w:abstractNumId="16" w15:restartNumberingAfterBreak="0">
+  <w:abstractNum w:abstractNumId="18" w15:restartNumberingAfterBreak="0">
     <w:nsid w:val="432C257F"/>
     <w:multiLevelType w:val="hybridMultilevel"/>
     <w:tmpl w:val="B8763DAC"/>
@@ -13749,7 +14610,7 @@
       </w:pPr>
     </w:lvl>
   </w:abstractNum>
-  <w:abstractNum w:abstractNumId="17" w15:restartNumberingAfterBreak="0">
+  <w:abstractNum w:abstractNumId="19" w15:restartNumberingAfterBreak="0">
     <w:nsid w:val="48116B80"/>
     <w:multiLevelType w:val="hybridMultilevel"/>
     <w:tmpl w:val="ABB2531A"/>
@@ -13839,7 +14700,7 @@
       </w:pPr>
     </w:lvl>
   </w:abstractNum>
-  <w:abstractNum w:abstractNumId="18" w15:restartNumberingAfterBreak="0">
+  <w:abstractNum w:abstractNumId="20" w15:restartNumberingAfterBreak="0">
     <w:nsid w:val="4836020D"/>
     <w:multiLevelType w:val="hybridMultilevel"/>
     <w:tmpl w:val="48A8B572"/>
@@ -13925,7 +14786,7 @@
       </w:pPr>
     </w:lvl>
   </w:abstractNum>
-  <w:abstractNum w:abstractNumId="19" w15:restartNumberingAfterBreak="0">
+  <w:abstractNum w:abstractNumId="21" w15:restartNumberingAfterBreak="0">
     <w:nsid w:val="48BB6A7D"/>
     <w:multiLevelType w:val="hybridMultilevel"/>
     <w:tmpl w:val="344A5246"/>
@@ -14038,7 +14899,7 @@
       </w:rPr>
     </w:lvl>
   </w:abstractNum>
-  <w:abstractNum w:abstractNumId="20" w15:restartNumberingAfterBreak="0">
+  <w:abstractNum w:abstractNumId="22" w15:restartNumberingAfterBreak="0">
     <w:nsid w:val="4CED60C7"/>
     <w:multiLevelType w:val="multilevel"/>
     <w:tmpl w:val="FC54E10C"/>
@@ -14187,7 +15048,7 @@
       </w:rPr>
     </w:lvl>
   </w:abstractNum>
-  <w:abstractNum w:abstractNumId="21" w15:restartNumberingAfterBreak="0">
+  <w:abstractNum w:abstractNumId="23" w15:restartNumberingAfterBreak="0">
     <w:nsid w:val="4F884E22"/>
     <w:multiLevelType w:val="hybridMultilevel"/>
     <w:tmpl w:val="69625ED0"/>
@@ -14278,7 +15139,7 @@
       </w:pPr>
     </w:lvl>
   </w:abstractNum>
-  <w:abstractNum w:abstractNumId="22" w15:restartNumberingAfterBreak="0">
+  <w:abstractNum w:abstractNumId="24" w15:restartNumberingAfterBreak="0">
     <w:nsid w:val="50ED48F2"/>
     <w:multiLevelType w:val="hybridMultilevel"/>
     <w:tmpl w:val="2F0A0EEE"/>
@@ -14364,7 +15225,7 @@
       </w:pPr>
     </w:lvl>
   </w:abstractNum>
-  <w:abstractNum w:abstractNumId="23" w15:restartNumberingAfterBreak="0">
+  <w:abstractNum w:abstractNumId="25" w15:restartNumberingAfterBreak="0">
     <w:nsid w:val="522D41E4"/>
     <w:multiLevelType w:val="hybridMultilevel"/>
     <w:tmpl w:val="EDBAA8F8"/>
@@ -14455,7 +15316,7 @@
       </w:pPr>
     </w:lvl>
   </w:abstractNum>
-  <w:abstractNum w:abstractNumId="24" w15:restartNumberingAfterBreak="0">
+  <w:abstractNum w:abstractNumId="26" w15:restartNumberingAfterBreak="0">
     <w:nsid w:val="57AF18D4"/>
     <w:multiLevelType w:val="hybridMultilevel"/>
     <w:tmpl w:val="68B0AFE4"/>
@@ -14544,7 +15405,7 @@
       </w:pPr>
     </w:lvl>
   </w:abstractNum>
-  <w:abstractNum w:abstractNumId="25" w15:restartNumberingAfterBreak="0">
+  <w:abstractNum w:abstractNumId="27" w15:restartNumberingAfterBreak="0">
     <w:nsid w:val="645257F6"/>
     <w:multiLevelType w:val="hybridMultilevel"/>
     <w:tmpl w:val="419A1E08"/>
@@ -14633,7 +15494,7 @@
       </w:pPr>
     </w:lvl>
   </w:abstractNum>
-  <w:abstractNum w:abstractNumId="26" w15:restartNumberingAfterBreak="0">
+  <w:abstractNum w:abstractNumId="28" w15:restartNumberingAfterBreak="0">
     <w:nsid w:val="654B3CFE"/>
     <w:multiLevelType w:val="hybridMultilevel"/>
     <w:tmpl w:val="B8763DAC"/>
@@ -14723,7 +15584,7 @@
       </w:pPr>
     </w:lvl>
   </w:abstractNum>
-  <w:abstractNum w:abstractNumId="27" w15:restartNumberingAfterBreak="0">
+  <w:abstractNum w:abstractNumId="29" w15:restartNumberingAfterBreak="0">
     <w:nsid w:val="6674361E"/>
     <w:multiLevelType w:val="hybridMultilevel"/>
     <w:tmpl w:val="B8763DAC"/>
@@ -14813,7 +15674,7 @@
       </w:pPr>
     </w:lvl>
   </w:abstractNum>
-  <w:abstractNum w:abstractNumId="28" w15:restartNumberingAfterBreak="0">
+  <w:abstractNum w:abstractNumId="30" w15:restartNumberingAfterBreak="0">
     <w:nsid w:val="67032CB9"/>
     <w:multiLevelType w:val="hybridMultilevel"/>
     <w:tmpl w:val="B8763DAC"/>
@@ -14903,7 +15764,7 @@
       </w:pPr>
     </w:lvl>
   </w:abstractNum>
-  <w:abstractNum w:abstractNumId="29" w15:restartNumberingAfterBreak="0">
+  <w:abstractNum w:abstractNumId="31" w15:restartNumberingAfterBreak="0">
     <w:nsid w:val="69332058"/>
     <w:multiLevelType w:val="hybridMultilevel"/>
     <w:tmpl w:val="C1FEA76A"/>
@@ -14996,7 +15857,7 @@
       </w:pPr>
     </w:lvl>
   </w:abstractNum>
-  <w:abstractNum w:abstractNumId="30" w15:restartNumberingAfterBreak="0">
+  <w:abstractNum w:abstractNumId="32" w15:restartNumberingAfterBreak="0">
     <w:nsid w:val="6BB26922"/>
     <w:multiLevelType w:val="hybridMultilevel"/>
     <w:tmpl w:val="05FA90B2"/>
@@ -15085,7 +15946,7 @@
       </w:pPr>
     </w:lvl>
   </w:abstractNum>
-  <w:abstractNum w:abstractNumId="31" w15:restartNumberingAfterBreak="0">
+  <w:abstractNum w:abstractNumId="33" w15:restartNumberingAfterBreak="0">
     <w:nsid w:val="6DFC2322"/>
     <w:multiLevelType w:val="hybridMultilevel"/>
     <w:tmpl w:val="B8763DAC"/>
@@ -15175,7 +16036,7 @@
       </w:pPr>
     </w:lvl>
   </w:abstractNum>
-  <w:abstractNum w:abstractNumId="32" w15:restartNumberingAfterBreak="0">
+  <w:abstractNum w:abstractNumId="34" w15:restartNumberingAfterBreak="0">
     <w:nsid w:val="71E05E6B"/>
     <w:multiLevelType w:val="hybridMultilevel"/>
     <w:tmpl w:val="05FA90B2"/>
@@ -15264,7 +16125,7 @@
       </w:pPr>
     </w:lvl>
   </w:abstractNum>
-  <w:abstractNum w:abstractNumId="33" w15:restartNumberingAfterBreak="0">
+  <w:abstractNum w:abstractNumId="35" w15:restartNumberingAfterBreak="0">
     <w:nsid w:val="732C3457"/>
     <w:multiLevelType w:val="hybridMultilevel"/>
     <w:tmpl w:val="3C28592A"/>
@@ -15354,7 +16215,7 @@
       </w:pPr>
     </w:lvl>
   </w:abstractNum>
-  <w:abstractNum w:abstractNumId="34" w15:restartNumberingAfterBreak="0">
+  <w:abstractNum w:abstractNumId="36" w15:restartNumberingAfterBreak="0">
     <w:nsid w:val="73556717"/>
     <w:multiLevelType w:val="hybridMultilevel"/>
     <w:tmpl w:val="09EAC652"/>
@@ -15444,7 +16305,7 @@
       </w:pPr>
     </w:lvl>
   </w:abstractNum>
-  <w:abstractNum w:abstractNumId="35" w15:restartNumberingAfterBreak="0">
+  <w:abstractNum w:abstractNumId="37" w15:restartNumberingAfterBreak="0">
     <w:nsid w:val="753A14BE"/>
     <w:multiLevelType w:val="hybridMultilevel"/>
     <w:tmpl w:val="2B30213A"/>
@@ -15535,7 +16396,7 @@
       </w:pPr>
     </w:lvl>
   </w:abstractNum>
-  <w:abstractNum w:abstractNumId="36" w15:restartNumberingAfterBreak="0">
+  <w:abstractNum w:abstractNumId="38" w15:restartNumberingAfterBreak="0">
     <w:nsid w:val="7A184793"/>
     <w:multiLevelType w:val="multilevel"/>
     <w:tmpl w:val="0988E210"/>
@@ -15684,7 +16545,7 @@
       </w:rPr>
     </w:lvl>
   </w:abstractNum>
-  <w:abstractNum w:abstractNumId="37" w15:restartNumberingAfterBreak="0">
+  <w:abstractNum w:abstractNumId="39" w15:restartNumberingAfterBreak="0">
     <w:nsid w:val="7F37400C"/>
     <w:multiLevelType w:val="hybridMultilevel"/>
     <w:tmpl w:val="B8763DAC"/>
@@ -15775,118 +16636,124 @@
     </w:lvl>
   </w:abstractNum>
   <w:num w:numId="1" w16cid:durableId="1993756928">
+    <w:abstractNumId w:val="10"/>
+  </w:num>
+  <w:num w:numId="2" w16cid:durableId="829373957">
     <w:abstractNumId w:val="9"/>
   </w:num>
-  <w:num w:numId="2" w16cid:durableId="829373957">
-    <w:abstractNumId w:val="8"/>
-  </w:num>
   <w:num w:numId="3" w16cid:durableId="181552320">
-    <w:abstractNumId w:val="36"/>
+    <w:abstractNumId w:val="38"/>
   </w:num>
   <w:num w:numId="4" w16cid:durableId="984771873">
+    <w:abstractNumId w:val="26"/>
+  </w:num>
+  <w:num w:numId="5" w16cid:durableId="2056738838">
+    <w:abstractNumId w:val="31"/>
+  </w:num>
+  <w:num w:numId="6" w16cid:durableId="885339109">
+    <w:abstractNumId w:val="27"/>
+  </w:num>
+  <w:num w:numId="7" w16cid:durableId="1021974991">
+    <w:abstractNumId w:val="16"/>
+  </w:num>
+  <w:num w:numId="8" w16cid:durableId="723605764">
+    <w:abstractNumId w:val="12"/>
+  </w:num>
+  <w:num w:numId="9" w16cid:durableId="335502599">
+    <w:abstractNumId w:val="21"/>
+  </w:num>
+  <w:num w:numId="10" w16cid:durableId="1115248414">
     <w:abstractNumId w:val="24"/>
   </w:num>
-  <w:num w:numId="5" w16cid:durableId="2056738838">
+  <w:num w:numId="11" w16cid:durableId="1820610791">
+    <w:abstractNumId w:val="19"/>
+  </w:num>
+  <w:num w:numId="12" w16cid:durableId="1700469777">
+    <w:abstractNumId w:val="20"/>
+  </w:num>
+  <w:num w:numId="13" w16cid:durableId="960116414">
+    <w:abstractNumId w:val="23"/>
+  </w:num>
+  <w:num w:numId="14" w16cid:durableId="1410805383">
     <w:abstractNumId w:val="29"/>
   </w:num>
-  <w:num w:numId="6" w16cid:durableId="885339109">
-    <w:abstractNumId w:val="25"/>
-  </w:num>
-  <w:num w:numId="7" w16cid:durableId="1021974991">
-    <w:abstractNumId w:val="14"/>
-  </w:num>
-  <w:num w:numId="8" w16cid:durableId="723605764">
-    <w:abstractNumId w:val="10"/>
-  </w:num>
-  <w:num w:numId="9" w16cid:durableId="335502599">
-    <w:abstractNumId w:val="19"/>
-  </w:num>
-  <w:num w:numId="10" w16cid:durableId="1115248414">
-    <w:abstractNumId w:val="22"/>
-  </w:num>
-  <w:num w:numId="11" w16cid:durableId="1820610791">
-    <w:abstractNumId w:val="17"/>
-  </w:num>
-  <w:num w:numId="12" w16cid:durableId="1700469777">
-    <w:abstractNumId w:val="18"/>
-  </w:num>
-  <w:num w:numId="13" w16cid:durableId="960116414">
-    <w:abstractNumId w:val="21"/>
-  </w:num>
-  <w:num w:numId="14" w16cid:durableId="1410805383">
-    <w:abstractNumId w:val="27"/>
-  </w:num>
   <w:num w:numId="15" w16cid:durableId="1169831872">
-    <w:abstractNumId w:val="13"/>
+    <w:abstractNumId w:val="15"/>
   </w:num>
   <w:num w:numId="16" w16cid:durableId="1735740684">
     <w:abstractNumId w:val="1"/>
   </w:num>
   <w:num w:numId="17" w16cid:durableId="581371936">
+    <w:abstractNumId w:val="37"/>
+  </w:num>
+  <w:num w:numId="18" w16cid:durableId="1771512030">
+    <w:abstractNumId w:val="4"/>
+  </w:num>
+  <w:num w:numId="19" w16cid:durableId="451293392">
+    <w:abstractNumId w:val="17"/>
+  </w:num>
+  <w:num w:numId="20" w16cid:durableId="1540967764">
+    <w:abstractNumId w:val="13"/>
+  </w:num>
+  <w:num w:numId="21" w16cid:durableId="909802589">
+    <w:abstractNumId w:val="25"/>
+  </w:num>
+  <w:num w:numId="22" w16cid:durableId="2108041598">
+    <w:abstractNumId w:val="30"/>
+  </w:num>
+  <w:num w:numId="23" w16cid:durableId="794908056">
     <w:abstractNumId w:val="35"/>
   </w:num>
-  <w:num w:numId="18" w16cid:durableId="1771512030">
-    <w:abstractNumId w:val="3"/>
-  </w:num>
-  <w:num w:numId="19" w16cid:durableId="451293392">
-    <w:abstractNumId w:val="15"/>
-  </w:num>
-  <w:num w:numId="20" w16cid:durableId="1540967764">
-    <w:abstractNumId w:val="11"/>
-  </w:num>
-  <w:num w:numId="21" w16cid:durableId="909802589">
-    <w:abstractNumId w:val="23"/>
-  </w:num>
-  <w:num w:numId="22" w16cid:durableId="2108041598">
-    <w:abstractNumId w:val="28"/>
-  </w:num>
-  <w:num w:numId="23" w16cid:durableId="794908056">
-    <w:abstractNumId w:val="33"/>
-  </w:num>
   <w:num w:numId="24" w16cid:durableId="644626123">
-    <w:abstractNumId w:val="16"/>
+    <w:abstractNumId w:val="18"/>
   </w:num>
   <w:num w:numId="25" w16cid:durableId="402677385">
-    <w:abstractNumId w:val="32"/>
+    <w:abstractNumId w:val="34"/>
   </w:num>
   <w:num w:numId="26" w16cid:durableId="2063627265">
     <w:abstractNumId w:val="2"/>
   </w:num>
   <w:num w:numId="27" w16cid:durableId="445386932">
-    <w:abstractNumId w:val="31"/>
+    <w:abstractNumId w:val="33"/>
   </w:num>
   <w:num w:numId="28" w16cid:durableId="713770036">
-    <w:abstractNumId w:val="26"/>
+    <w:abstractNumId w:val="28"/>
   </w:num>
   <w:num w:numId="29" w16cid:durableId="133064842">
-    <w:abstractNumId w:val="30"/>
+    <w:abstractNumId w:val="32"/>
   </w:num>
   <w:num w:numId="30" w16cid:durableId="1471366503">
-    <w:abstractNumId w:val="7"/>
+    <w:abstractNumId w:val="8"/>
   </w:num>
   <w:num w:numId="31" w16cid:durableId="1039554756">
     <w:abstractNumId w:val="0"/>
   </w:num>
   <w:num w:numId="32" w16cid:durableId="1078944736">
+    <w:abstractNumId w:val="7"/>
+  </w:num>
+  <w:num w:numId="33" w16cid:durableId="996761699">
+    <w:abstractNumId w:val="39"/>
+  </w:num>
+  <w:num w:numId="34" w16cid:durableId="1404567944">
+    <w:abstractNumId w:val="14"/>
+  </w:num>
+  <w:num w:numId="35" w16cid:durableId="2020619803">
     <w:abstractNumId w:val="6"/>
   </w:num>
-  <w:num w:numId="33" w16cid:durableId="996761699">
-    <w:abstractNumId w:val="37"/>
-  </w:num>
-  <w:num w:numId="34" w16cid:durableId="1404567944">
-    <w:abstractNumId w:val="12"/>
-  </w:num>
-  <w:num w:numId="35" w16cid:durableId="2020619803">
+  <w:num w:numId="36" w16cid:durableId="14499483">
     <w:abstractNumId w:val="5"/>
   </w:num>
-  <w:num w:numId="36" w16cid:durableId="14499483">
-    <w:abstractNumId w:val="4"/>
-  </w:num>
   <w:num w:numId="37" w16cid:durableId="137111794">
-    <w:abstractNumId w:val="20"/>
+    <w:abstractNumId w:val="22"/>
   </w:num>
   <w:num w:numId="38" w16cid:durableId="544412569">
-    <w:abstractNumId w:val="34"/>
+    <w:abstractNumId w:val="36"/>
+  </w:num>
+  <w:num w:numId="39" w16cid:durableId="1712075240">
+    <w:abstractNumId w:val="11"/>
+  </w:num>
+  <w:num w:numId="40" w16cid:durableId="959997989">
+    <w:abstractNumId w:val="3"/>
   </w:num>
 </w:numbering>
 </file>
@@ -16286,7 +17153,7 @@
   <w:style w:type="paragraph" w:default="1" w:styleId="a">
     <w:name w:val="Normal"/>
     <w:qFormat/>
-    <w:rsid w:val="00CC59B3"/>
+    <w:rsid w:val="000859F7"/>
     <w:pPr>
       <w:widowControl w:val="0"/>
     </w:pPr>

--- a/02_meetings/專題會議紀錄(全).docx
+++ b/02_meetings/專題會議紀錄(全).docx
@@ -12214,13 +12214,7 @@
               <w:rPr>
                 <w:rFonts w:ascii="標楷體" w:eastAsia="標楷體" w:hAnsi="標楷體" w:hint="eastAsia"/>
               </w:rPr>
-              <w:t>115/8/1</w:t>
-            </w:r>
-            <w:r>
-              <w:rPr>
-                <w:rFonts w:ascii="標楷體" w:eastAsia="標楷體" w:hAnsi="標楷體" w:hint="eastAsia"/>
-              </w:rPr>
-              <w:t>8</w:t>
+              <w:t>115/8/18</w:t>
             </w:r>
           </w:p>
         </w:tc>
@@ -12258,25 +12252,7 @@
               <w:rPr>
                 <w:rFonts w:ascii="標楷體" w:eastAsia="標楷體" w:hAnsi="標楷體" w:hint="eastAsia"/>
               </w:rPr>
-              <w:t>21</w:t>
-            </w:r>
-            <w:r>
-              <w:rPr>
-                <w:rFonts w:ascii="標楷體" w:eastAsia="標楷體" w:hAnsi="標楷體" w:hint="eastAsia"/>
-              </w:rPr>
-              <w:t>:00-</w:t>
-            </w:r>
-            <w:r>
-              <w:rPr>
-                <w:rFonts w:ascii="標楷體" w:eastAsia="標楷體" w:hAnsi="標楷體" w:hint="eastAsia"/>
-              </w:rPr>
-              <w:t>22</w:t>
-            </w:r>
-            <w:r>
-              <w:rPr>
-                <w:rFonts w:ascii="標楷體" w:eastAsia="標楷體" w:hAnsi="標楷體" w:hint="eastAsia"/>
-              </w:rPr>
-              <w:t>:00</w:t>
+              <w:t>21:00-22:00</w:t>
             </w:r>
           </w:p>
         </w:tc>
@@ -12576,7 +12552,7 @@
               <w:contextualSpacing/>
               <w:jc w:val="both"/>
               <w:rPr>
-                <w:rFonts w:ascii="標楷體" w:eastAsia="標楷體" w:hAnsi="標楷體" w:hint="eastAsia"/>
+                <w:rFonts w:ascii="標楷體" w:eastAsia="標楷體" w:hAnsi="標楷體"/>
               </w:rPr>
             </w:pPr>
           </w:p>
@@ -12627,7 +12603,7 @@
               <w:contextualSpacing/>
               <w:jc w:val="both"/>
               <w:rPr>
-                <w:rFonts w:ascii="標楷體" w:eastAsia="標楷體" w:hAnsi="標楷體" w:hint="eastAsia"/>
+                <w:rFonts w:ascii="標楷體" w:eastAsia="標楷體" w:hAnsi="標楷體"/>
               </w:rPr>
             </w:pPr>
           </w:p>
@@ -12636,7 +12612,7 @@
               <w:contextualSpacing/>
               <w:jc w:val="both"/>
               <w:rPr>
-                <w:rFonts w:ascii="標楷體" w:eastAsia="標楷體" w:hAnsi="標楷體" w:hint="eastAsia"/>
+                <w:rFonts w:ascii="標楷體" w:eastAsia="標楷體" w:hAnsi="標楷體"/>
               </w:rPr>
             </w:pPr>
             <w:r>
@@ -12698,7 +12674,7 @@
               <w:contextualSpacing/>
               <w:jc w:val="both"/>
               <w:rPr>
-                <w:rFonts w:ascii="標楷體" w:eastAsia="標楷體" w:hAnsi="標楷體" w:hint="eastAsia"/>
+                <w:rFonts w:ascii="標楷體" w:eastAsia="標楷體" w:hAnsi="標楷體"/>
               </w:rPr>
             </w:pPr>
           </w:p>
@@ -12729,7 +12705,7 @@
               <w:contextualSpacing/>
               <w:jc w:val="both"/>
               <w:rPr>
-                <w:rFonts w:ascii="標楷體" w:eastAsia="標楷體" w:hAnsi="標楷體" w:hint="eastAsia"/>
+                <w:rFonts w:ascii="標楷體" w:eastAsia="標楷體" w:hAnsi="標楷體"/>
               </w:rPr>
             </w:pPr>
             <w:r>
@@ -12764,6 +12740,655 @@
               <w:numPr>
                 <w:ilvl w:val="0"/>
                 <w:numId w:val="39"/>
+              </w:numPr>
+              <w:jc w:val="both"/>
+              <w:rPr>
+                <w:rFonts w:ascii="標楷體" w:eastAsia="標楷體" w:hAnsi="標楷體"/>
+              </w:rPr>
+            </w:pPr>
+            <w:r>
+              <w:rPr>
+                <w:rFonts w:ascii="標楷體" w:eastAsia="標楷體" w:hAnsi="標楷體" w:hint="eastAsia"/>
+              </w:rPr>
+              <w:t>散會</w:t>
+            </w:r>
+          </w:p>
+        </w:tc>
+      </w:tr>
+    </w:tbl>
+    <w:p>
+      <w:pPr>
+        <w:rPr>
+          <w:rFonts w:ascii="標楷體" w:eastAsia="標楷體" w:hAnsi="標楷體"/>
+        </w:rPr>
+      </w:pPr>
+    </w:p>
+    <w:tbl>
+      <w:tblPr>
+        <w:tblStyle w:val="a4"/>
+        <w:tblW w:w="0" w:type="auto"/>
+        <w:tblLook w:val="04A0" w:firstRow="1" w:lastRow="0" w:firstColumn="1" w:lastColumn="0" w:noHBand="0" w:noVBand="1"/>
+      </w:tblPr>
+      <w:tblGrid>
+        <w:gridCol w:w="1555"/>
+        <w:gridCol w:w="2593"/>
+        <w:gridCol w:w="1517"/>
+        <w:gridCol w:w="2631"/>
+      </w:tblGrid>
+      <w:tr>
+        <w:tc>
+          <w:tcPr>
+            <w:tcW w:w="8296" w:type="dxa"/>
+            <w:gridSpan w:val="4"/>
+          </w:tcPr>
+          <w:p>
+            <w:pPr>
+              <w:spacing w:line="520" w:lineRule="exact"/>
+              <w:jc w:val="center"/>
+              <w:rPr>
+                <w:rFonts w:ascii="標楷體" w:eastAsia="標楷體" w:hAnsi="標楷體"/>
+                <w:b/>
+                <w:sz w:val="32"/>
+                <w:szCs w:val="32"/>
+              </w:rPr>
+            </w:pPr>
+            <w:r>
+              <w:rPr>
+                <w:rFonts w:ascii="標楷體" w:eastAsia="標楷體" w:hAnsi="標楷體" w:hint="eastAsia"/>
+                <w:b/>
+                <w:sz w:val="32"/>
+                <w:szCs w:val="32"/>
+              </w:rPr>
+              <w:lastRenderedPageBreak/>
+              <w:t>台北商業大學資訊管理系專題115410組</w:t>
+            </w:r>
+          </w:p>
+          <w:p>
+            <w:pPr>
+              <w:spacing w:line="520" w:lineRule="exact"/>
+              <w:jc w:val="center"/>
+              <w:rPr>
+                <w:rFonts w:ascii="標楷體" w:eastAsia="標楷體" w:hAnsi="標楷體"/>
+                <w:sz w:val="32"/>
+                <w:szCs w:val="32"/>
+              </w:rPr>
+            </w:pPr>
+            <w:r>
+              <w:rPr>
+                <w:rFonts w:ascii="標楷體" w:eastAsia="標楷體" w:hAnsi="標楷體" w:hint="eastAsia"/>
+                <w:b/>
+                <w:sz w:val="32"/>
+                <w:szCs w:val="32"/>
+              </w:rPr>
+              <w:t>第</w:t>
+            </w:r>
+            <w:r>
+              <w:rPr>
+                <w:rFonts w:ascii="標楷體" w:eastAsia="標楷體" w:hAnsi="標楷體" w:hint="eastAsia"/>
+                <w:b/>
+                <w:sz w:val="32"/>
+                <w:szCs w:val="32"/>
+              </w:rPr>
+              <w:t>十</w:t>
+            </w:r>
+            <w:r>
+              <w:rPr>
+                <w:rFonts w:ascii="標楷體" w:eastAsia="標楷體" w:hAnsi="標楷體" w:hint="eastAsia"/>
+                <w:b/>
+                <w:sz w:val="32"/>
+                <w:szCs w:val="32"/>
+              </w:rPr>
+              <w:t>七</w:t>
+            </w:r>
+            <w:r>
+              <w:rPr>
+                <w:rFonts w:ascii="標楷體" w:eastAsia="標楷體" w:hAnsi="標楷體" w:hint="eastAsia"/>
+                <w:b/>
+                <w:sz w:val="32"/>
+                <w:szCs w:val="32"/>
+              </w:rPr>
+              <w:t>次會議紀錄</w:t>
+            </w:r>
+          </w:p>
+        </w:tc>
+      </w:tr>
+      <w:tr>
+        <w:tc>
+          <w:tcPr>
+            <w:tcW w:w="1555" w:type="dxa"/>
+          </w:tcPr>
+          <w:p>
+            <w:pPr>
+              <w:jc w:val="both"/>
+              <w:rPr>
+                <w:rFonts w:ascii="標楷體" w:eastAsia="標楷體" w:hAnsi="標楷體"/>
+              </w:rPr>
+            </w:pPr>
+            <w:r>
+              <w:rPr>
+                <w:rFonts w:ascii="標楷體" w:eastAsia="標楷體" w:hAnsi="標楷體" w:hint="eastAsia"/>
+              </w:rPr>
+              <w:t>會議日期：</w:t>
+            </w:r>
+          </w:p>
+        </w:tc>
+        <w:tc>
+          <w:tcPr>
+            <w:tcW w:w="2593" w:type="dxa"/>
+          </w:tcPr>
+          <w:p>
+            <w:pPr>
+              <w:jc w:val="both"/>
+              <w:rPr>
+                <w:rFonts w:ascii="標楷體" w:eastAsia="標楷體" w:hAnsi="標楷體"/>
+              </w:rPr>
+            </w:pPr>
+            <w:r>
+              <w:rPr>
+                <w:rFonts w:ascii="標楷體" w:eastAsia="標楷體" w:hAnsi="標楷體" w:hint="eastAsia"/>
+              </w:rPr>
+              <w:t>115/8/</w:t>
+            </w:r>
+            <w:r>
+              <w:rPr>
+                <w:rFonts w:ascii="標楷體" w:eastAsia="標楷體" w:hAnsi="標楷體" w:hint="eastAsia"/>
+              </w:rPr>
+              <w:t>25</w:t>
+            </w:r>
+          </w:p>
+        </w:tc>
+        <w:tc>
+          <w:tcPr>
+            <w:tcW w:w="1517" w:type="dxa"/>
+          </w:tcPr>
+          <w:p>
+            <w:pPr>
+              <w:jc w:val="both"/>
+              <w:rPr>
+                <w:rFonts w:ascii="標楷體" w:eastAsia="標楷體" w:hAnsi="標楷體"/>
+              </w:rPr>
+            </w:pPr>
+            <w:r>
+              <w:rPr>
+                <w:rFonts w:ascii="標楷體" w:eastAsia="標楷體" w:hAnsi="標楷體" w:hint="eastAsia"/>
+              </w:rPr>
+              <w:t>會議時間：</w:t>
+            </w:r>
+          </w:p>
+        </w:tc>
+        <w:tc>
+          <w:tcPr>
+            <w:tcW w:w="2631" w:type="dxa"/>
+          </w:tcPr>
+          <w:p>
+            <w:pPr>
+              <w:jc w:val="both"/>
+              <w:rPr>
+                <w:rFonts w:ascii="標楷體" w:eastAsia="標楷體" w:hAnsi="標楷體"/>
+              </w:rPr>
+            </w:pPr>
+            <w:r>
+              <w:rPr>
+                <w:rFonts w:ascii="標楷體" w:eastAsia="標楷體" w:hAnsi="標楷體" w:hint="eastAsia"/>
+              </w:rPr>
+              <w:t>10</w:t>
+            </w:r>
+            <w:r>
+              <w:rPr>
+                <w:rFonts w:ascii="標楷體" w:eastAsia="標楷體" w:hAnsi="標楷體" w:hint="eastAsia"/>
+              </w:rPr>
+              <w:t>:00-</w:t>
+            </w:r>
+            <w:r>
+              <w:rPr>
+                <w:rFonts w:ascii="標楷體" w:eastAsia="標楷體" w:hAnsi="標楷體" w:hint="eastAsia"/>
+              </w:rPr>
+              <w:t>11</w:t>
+            </w:r>
+            <w:r>
+              <w:rPr>
+                <w:rFonts w:ascii="標楷體" w:eastAsia="標楷體" w:hAnsi="標楷體" w:hint="eastAsia"/>
+              </w:rPr>
+              <w:t>:00</w:t>
+            </w:r>
+          </w:p>
+        </w:tc>
+      </w:tr>
+      <w:tr>
+        <w:tc>
+          <w:tcPr>
+            <w:tcW w:w="1555" w:type="dxa"/>
+          </w:tcPr>
+          <w:p>
+            <w:pPr>
+              <w:jc w:val="both"/>
+              <w:rPr>
+                <w:rFonts w:ascii="標楷體" w:eastAsia="標楷體" w:hAnsi="標楷體"/>
+              </w:rPr>
+            </w:pPr>
+            <w:r>
+              <w:rPr>
+                <w:rFonts w:ascii="標楷體" w:eastAsia="標楷體" w:hAnsi="標楷體" w:hint="eastAsia"/>
+              </w:rPr>
+              <w:t>會議地點：</w:t>
+            </w:r>
+          </w:p>
+        </w:tc>
+        <w:tc>
+          <w:tcPr>
+            <w:tcW w:w="2593" w:type="dxa"/>
+          </w:tcPr>
+          <w:p>
+            <w:pPr>
+              <w:jc w:val="both"/>
+              <w:rPr>
+                <w:rFonts w:ascii="標楷體" w:eastAsia="標楷體" w:hAnsi="標楷體"/>
+              </w:rPr>
+            </w:pPr>
+            <w:r>
+              <w:rPr>
+                <w:rFonts w:ascii="標楷體" w:eastAsia="標楷體" w:hAnsi="標楷體" w:hint="eastAsia"/>
+              </w:rPr>
+              <w:t>線上會議</w:t>
+            </w:r>
+          </w:p>
+        </w:tc>
+        <w:tc>
+          <w:tcPr>
+            <w:tcW w:w="1517" w:type="dxa"/>
+          </w:tcPr>
+          <w:p>
+            <w:pPr>
+              <w:jc w:val="both"/>
+              <w:rPr>
+                <w:rFonts w:ascii="標楷體" w:eastAsia="標楷體" w:hAnsi="標楷體"/>
+              </w:rPr>
+            </w:pPr>
+            <w:r>
+              <w:rPr>
+                <w:rFonts w:ascii="標楷體" w:eastAsia="標楷體" w:hAnsi="標楷體" w:hint="eastAsia"/>
+              </w:rPr>
+              <w:t>指導老師：</w:t>
+            </w:r>
+          </w:p>
+        </w:tc>
+        <w:tc>
+          <w:tcPr>
+            <w:tcW w:w="2631" w:type="dxa"/>
+          </w:tcPr>
+          <w:p>
+            <w:pPr>
+              <w:jc w:val="both"/>
+              <w:rPr>
+                <w:rFonts w:ascii="標楷體" w:eastAsia="標楷體" w:hAnsi="標楷體"/>
+              </w:rPr>
+            </w:pPr>
+            <w:r>
+              <w:rPr>
+                <w:rFonts w:ascii="標楷體" w:eastAsia="標楷體" w:hAnsi="標楷體" w:hint="eastAsia"/>
+              </w:rPr>
+              <w:t>蒯思齊老師</w:t>
+            </w:r>
+          </w:p>
+        </w:tc>
+      </w:tr>
+      <w:tr>
+        <w:tc>
+          <w:tcPr>
+            <w:tcW w:w="1555" w:type="dxa"/>
+          </w:tcPr>
+          <w:p>
+            <w:pPr>
+              <w:jc w:val="both"/>
+              <w:rPr>
+                <w:rFonts w:ascii="標楷體" w:eastAsia="標楷體" w:hAnsi="標楷體"/>
+              </w:rPr>
+            </w:pPr>
+            <w:r>
+              <w:rPr>
+                <w:rFonts w:ascii="標楷體" w:eastAsia="標楷體" w:hAnsi="標楷體" w:hint="eastAsia"/>
+              </w:rPr>
+              <w:t>參與人員：</w:t>
+            </w:r>
+          </w:p>
+        </w:tc>
+        <w:tc>
+          <w:tcPr>
+            <w:tcW w:w="2593" w:type="dxa"/>
+          </w:tcPr>
+          <w:p>
+            <w:pPr>
+              <w:jc w:val="both"/>
+              <w:rPr>
+                <w:rFonts w:ascii="標楷體" w:eastAsia="標楷體" w:hAnsi="標楷體"/>
+              </w:rPr>
+            </w:pPr>
+            <w:r>
+              <w:rPr>
+                <w:rFonts w:ascii="標楷體" w:eastAsia="標楷體" w:hAnsi="標楷體" w:hint="eastAsia"/>
+              </w:rPr>
+              <w:t>全體組員</w:t>
+            </w:r>
+          </w:p>
+        </w:tc>
+        <w:tc>
+          <w:tcPr>
+            <w:tcW w:w="1517" w:type="dxa"/>
+          </w:tcPr>
+          <w:p>
+            <w:pPr>
+              <w:jc w:val="both"/>
+              <w:rPr>
+                <w:rFonts w:ascii="標楷體" w:eastAsia="標楷體" w:hAnsi="標楷體"/>
+              </w:rPr>
+            </w:pPr>
+            <w:r>
+              <w:rPr>
+                <w:rFonts w:ascii="標楷體" w:eastAsia="標楷體" w:hAnsi="標楷體" w:hint="eastAsia"/>
+              </w:rPr>
+              <w:t>會議記錄：</w:t>
+            </w:r>
+          </w:p>
+        </w:tc>
+        <w:tc>
+          <w:tcPr>
+            <w:tcW w:w="2631" w:type="dxa"/>
+          </w:tcPr>
+          <w:p>
+            <w:pPr>
+              <w:jc w:val="both"/>
+              <w:rPr>
+                <w:rFonts w:ascii="標楷體" w:eastAsia="標楷體" w:hAnsi="標楷體"/>
+              </w:rPr>
+            </w:pPr>
+            <w:r>
+              <w:rPr>
+                <w:rFonts w:ascii="標楷體" w:eastAsia="標楷體" w:hAnsi="標楷體" w:hint="eastAsia"/>
+              </w:rPr>
+              <w:t>鄭喬尹</w:t>
+            </w:r>
+          </w:p>
+        </w:tc>
+      </w:tr>
+      <w:tr>
+        <w:trPr>
+          <w:trHeight w:val="489"/>
+        </w:trPr>
+        <w:tc>
+          <w:tcPr>
+            <w:tcW w:w="8296" w:type="dxa"/>
+            <w:gridSpan w:val="4"/>
+            <w:shd w:val="clear" w:color="auto" w:fill="D9D9D9" w:themeFill="background1" w:themeFillShade="D9"/>
+            <w:vAlign w:val="center"/>
+          </w:tcPr>
+          <w:p>
+            <w:pPr>
+              <w:jc w:val="both"/>
+              <w:rPr>
+                <w:rFonts w:ascii="標楷體" w:eastAsia="標楷體" w:hAnsi="標楷體"/>
+                <w:b/>
+              </w:rPr>
+            </w:pPr>
+            <w:r>
+              <w:rPr>
+                <w:rFonts w:ascii="標楷體" w:eastAsia="標楷體" w:hAnsi="標楷體" w:hint="eastAsia"/>
+                <w:b/>
+              </w:rPr>
+              <w:t>會議內容</w:t>
+            </w:r>
+          </w:p>
+        </w:tc>
+      </w:tr>
+      <w:tr>
+        <w:trPr>
+          <w:trHeight w:val="10763"/>
+        </w:trPr>
+        <w:tc>
+          <w:tcPr>
+            <w:tcW w:w="8296" w:type="dxa"/>
+            <w:gridSpan w:val="4"/>
+          </w:tcPr>
+          <w:p>
+            <w:pPr>
+              <w:pStyle w:val="a5"/>
+              <w:numPr>
+                <w:ilvl w:val="0"/>
+                <w:numId w:val="41"/>
+              </w:numPr>
+              <w:jc w:val="both"/>
+              <w:rPr>
+                <w:rFonts w:ascii="標楷體" w:eastAsia="標楷體" w:hAnsi="標楷體"/>
+              </w:rPr>
+            </w:pPr>
+            <w:r>
+              <w:rPr>
+                <w:rFonts w:ascii="標楷體" w:eastAsia="標楷體" w:hAnsi="標楷體" w:hint="eastAsia"/>
+              </w:rPr>
+              <w:t>全體人員集合</w:t>
+            </w:r>
+          </w:p>
+          <w:p>
+            <w:pPr>
+              <w:pStyle w:val="a5"/>
+              <w:numPr>
+                <w:ilvl w:val="0"/>
+                <w:numId w:val="41"/>
+              </w:numPr>
+              <w:jc w:val="both"/>
+              <w:rPr>
+                <w:rFonts w:ascii="標楷體" w:eastAsia="標楷體" w:hAnsi="標楷體"/>
+              </w:rPr>
+            </w:pPr>
+            <w:r>
+              <w:rPr>
+                <w:rFonts w:ascii="標楷體" w:eastAsia="標楷體" w:hAnsi="標楷體" w:hint="eastAsia"/>
+              </w:rPr>
+              <w:t>會議開始</w:t>
+            </w:r>
+          </w:p>
+          <w:p>
+            <w:pPr>
+              <w:pStyle w:val="a5"/>
+              <w:numPr>
+                <w:ilvl w:val="0"/>
+                <w:numId w:val="41"/>
+              </w:numPr>
+              <w:jc w:val="both"/>
+              <w:rPr>
+                <w:rFonts w:ascii="標楷體" w:eastAsia="標楷體" w:hAnsi="標楷體"/>
+              </w:rPr>
+            </w:pPr>
+            <w:r>
+              <w:rPr>
+                <w:rFonts w:ascii="標楷體" w:eastAsia="標楷體" w:hAnsi="標楷體" w:hint="eastAsia"/>
+              </w:rPr>
+              <w:t>討論內容</w:t>
+            </w:r>
+          </w:p>
+          <w:p>
+            <w:pPr>
+              <w:ind w:leftChars="212" w:left="989" w:hangingChars="200" w:hanging="480"/>
+              <w:contextualSpacing/>
+              <w:jc w:val="both"/>
+              <w:rPr>
+                <w:rFonts w:ascii="標楷體" w:eastAsia="標楷體" w:hAnsi="標楷體" w:hint="eastAsia"/>
+              </w:rPr>
+            </w:pPr>
+            <w:r>
+              <w:rPr>
+                <w:rFonts w:ascii="標楷體" w:eastAsia="標楷體" w:hAnsi="標楷體" w:hint="eastAsia"/>
+              </w:rPr>
+              <w:t xml:space="preserve">1.  </w:t>
+            </w:r>
+            <w:r>
+              <w:rPr>
+                <w:rFonts w:ascii="標楷體" w:eastAsia="標楷體" w:hAnsi="標楷體"/>
+              </w:rPr>
+              <w:t>Short 影片素材</w:t>
+            </w:r>
+            <w:r>
+              <w:rPr>
+                <w:rFonts w:ascii="標楷體" w:eastAsia="標楷體" w:hAnsi="標楷體"/>
+              </w:rPr>
+              <w:br/>
+              <w:t>Short 影片劇本所需圖片，改由</w:t>
+            </w:r>
+            <w:r>
+              <w:rPr>
+                <w:rFonts w:ascii="標楷體" w:eastAsia="標楷體" w:hAnsi="標楷體"/>
+                <w:b/>
+                <w:bCs/>
+              </w:rPr>
+              <w:t>交通部觀光署提供的相關網址</w:t>
+            </w:r>
+            <w:r>
+              <w:rPr>
+                <w:rFonts w:ascii="標楷體" w:eastAsia="標楷體" w:hAnsi="標楷體"/>
+              </w:rPr>
+              <w:t>取得，作為影片素材來源。</w:t>
+            </w:r>
+          </w:p>
+          <w:p>
+            <w:pPr>
+              <w:ind w:leftChars="212" w:left="989" w:hangingChars="200" w:hanging="480"/>
+              <w:contextualSpacing/>
+              <w:jc w:val="both"/>
+              <w:rPr>
+                <w:rFonts w:ascii="標楷體" w:eastAsia="標楷體" w:hAnsi="標楷體"/>
+              </w:rPr>
+            </w:pPr>
+            <w:r>
+              <w:rPr>
+                <w:rFonts w:ascii="標楷體" w:eastAsia="標楷體" w:hAnsi="標楷體" w:hint="eastAsia"/>
+              </w:rPr>
+              <w:t xml:space="preserve">2.  </w:t>
+            </w:r>
+            <w:r>
+              <w:rPr>
+                <w:rFonts w:ascii="標楷體" w:eastAsia="標楷體" w:hAnsi="標楷體"/>
+              </w:rPr>
+              <w:t>定位景點推薦</w:t>
+            </w:r>
+            <w:r>
+              <w:rPr>
+                <w:rFonts w:ascii="標楷體" w:eastAsia="標楷體" w:hAnsi="標楷體"/>
+              </w:rPr>
+              <w:br/>
+              <w:t>依使用者目前定位點設定附近推薦景點，現階段先採固定景點資料進行推薦。</w:t>
+            </w:r>
+          </w:p>
+          <w:p>
+            <w:pPr>
+              <w:ind w:leftChars="212" w:left="989" w:hangingChars="200" w:hanging="480"/>
+              <w:contextualSpacing/>
+              <w:jc w:val="both"/>
+              <w:rPr>
+                <w:rFonts w:ascii="標楷體" w:eastAsia="標楷體" w:hAnsi="標楷體"/>
+              </w:rPr>
+            </w:pPr>
+            <w:r>
+              <w:rPr>
+                <w:rFonts w:ascii="標楷體" w:eastAsia="標楷體" w:hAnsi="標楷體" w:hint="eastAsia"/>
+              </w:rPr>
+              <w:t xml:space="preserve">3.  </w:t>
+            </w:r>
+            <w:r>
+              <w:rPr>
+                <w:rFonts w:ascii="標楷體" w:eastAsia="標楷體" w:hAnsi="標楷體"/>
+              </w:rPr>
+              <w:t>近期活動推薦</w:t>
+            </w:r>
+            <w:r>
+              <w:rPr>
+                <w:rFonts w:ascii="標楷體" w:eastAsia="標楷體" w:hAnsi="標楷體"/>
+              </w:rPr>
+              <w:br/>
+              <w:t>活動推薦需依活動日期進行篩選，優先推薦近期即將舉辦的活動，避免出現已結束或時間過久的活動。</w:t>
+            </w:r>
+          </w:p>
+          <w:p>
+            <w:pPr>
+              <w:ind w:leftChars="212" w:left="989" w:hangingChars="200" w:hanging="480"/>
+              <w:contextualSpacing/>
+              <w:jc w:val="both"/>
+              <w:rPr>
+                <w:rFonts w:ascii="標楷體" w:eastAsia="標楷體" w:hAnsi="標楷體"/>
+              </w:rPr>
+            </w:pPr>
+            <w:r>
+              <w:rPr>
+                <w:rFonts w:ascii="標楷體" w:eastAsia="標楷體" w:hAnsi="標楷體" w:hint="eastAsia"/>
+              </w:rPr>
+              <w:t xml:space="preserve">4.  </w:t>
+            </w:r>
+            <w:r>
+              <w:rPr>
+                <w:rFonts w:ascii="標楷體" w:eastAsia="標楷體" w:hAnsi="標楷體"/>
+              </w:rPr>
+              <w:t>系統功能收尾與測試</w:t>
+            </w:r>
+            <w:r>
+              <w:rPr>
+                <w:rFonts w:ascii="標楷體" w:eastAsia="標楷體" w:hAnsi="標楷體"/>
+              </w:rPr>
+              <w:br/>
+              <w:t>所有功能進入最終整合與收尾階段，完成後將系統打包，提供其他使用者進行實際操作與測試。</w:t>
+            </w:r>
+          </w:p>
+          <w:p>
+            <w:pPr>
+              <w:ind w:leftChars="212" w:left="989" w:hangingChars="200" w:hanging="480"/>
+              <w:contextualSpacing/>
+              <w:jc w:val="both"/>
+              <w:rPr>
+                <w:rFonts w:ascii="標楷體" w:eastAsia="標楷體" w:hAnsi="標楷體"/>
+              </w:rPr>
+            </w:pPr>
+            <w:r>
+              <w:rPr>
+                <w:rFonts w:ascii="標楷體" w:eastAsia="標楷體" w:hAnsi="標楷體" w:hint="eastAsia"/>
+              </w:rPr>
+              <w:t xml:space="preserve">5.  </w:t>
+            </w:r>
+            <w:r>
+              <w:rPr>
+                <w:rFonts w:ascii="標楷體" w:eastAsia="標楷體" w:hAnsi="標楷體"/>
+              </w:rPr>
+              <w:t>弱點掃描紀錄</w:t>
+            </w:r>
+            <w:r>
+              <w:rPr>
+                <w:rFonts w:ascii="標楷體" w:eastAsia="標楷體" w:hAnsi="標楷體"/>
+              </w:rPr>
+              <w:br/>
+              <w:t>弱點掃描相關執行方式與結果，需整理並放入計畫書附錄，作為系統安全性檢測紀錄。</w:t>
+            </w:r>
+          </w:p>
+          <w:p>
+            <w:pPr>
+              <w:pStyle w:val="a5"/>
+              <w:numPr>
+                <w:ilvl w:val="0"/>
+                <w:numId w:val="41"/>
+              </w:numPr>
+              <w:jc w:val="both"/>
+              <w:rPr>
+                <w:rFonts w:ascii="標楷體" w:eastAsia="標楷體" w:hAnsi="標楷體"/>
+              </w:rPr>
+            </w:pPr>
+            <w:r>
+              <w:rPr>
+                <w:rFonts w:ascii="標楷體" w:eastAsia="標楷體" w:hAnsi="標楷體" w:hint="eastAsia"/>
+              </w:rPr>
+              <w:t>主席總結</w:t>
+            </w:r>
+          </w:p>
+          <w:p>
+            <w:pPr>
+              <w:pStyle w:val="a5"/>
+              <w:numPr>
+                <w:ilvl w:val="0"/>
+                <w:numId w:val="41"/>
               </w:numPr>
               <w:jc w:val="both"/>
               <w:rPr>
@@ -15406,6 +16031,96 @@
     </w:lvl>
   </w:abstractNum>
   <w:abstractNum w:abstractNumId="27" w15:restartNumberingAfterBreak="0">
+    <w:nsid w:val="5E3F5E32"/>
+    <w:multiLevelType w:val="hybridMultilevel"/>
+    <w:tmpl w:val="09EAC652"/>
+    <w:lvl w:ilvl="0" w:tplc="FFFFFFFF">
+      <w:start w:val="1"/>
+      <w:numFmt w:val="taiwaneseCountingThousand"/>
+      <w:lvlText w:val="%1、"/>
+      <w:lvlJc w:val="left"/>
+      <w:pPr>
+        <w:ind w:left="480" w:hanging="480"/>
+      </w:pPr>
+    </w:lvl>
+    <w:lvl w:ilvl="1" w:tplc="FFFFFFFF">
+      <w:start w:val="1"/>
+      <w:numFmt w:val="decimal"/>
+      <w:lvlText w:val="%2."/>
+      <w:lvlJc w:val="left"/>
+      <w:pPr>
+        <w:ind w:left="960" w:hanging="480"/>
+      </w:pPr>
+      <w:rPr>
+        <w:b/>
+        <w:bCs/>
+      </w:rPr>
+    </w:lvl>
+    <w:lvl w:ilvl="2" w:tplc="FFFFFFFF" w:tentative="1">
+      <w:start w:val="1"/>
+      <w:numFmt w:val="lowerRoman"/>
+      <w:lvlText w:val="%3."/>
+      <w:lvlJc w:val="right"/>
+      <w:pPr>
+        <w:ind w:left="1440" w:hanging="480"/>
+      </w:pPr>
+    </w:lvl>
+    <w:lvl w:ilvl="3" w:tplc="FFFFFFFF" w:tentative="1">
+      <w:start w:val="1"/>
+      <w:numFmt w:val="decimal"/>
+      <w:lvlText w:val="%4."/>
+      <w:lvlJc w:val="left"/>
+      <w:pPr>
+        <w:ind w:left="1920" w:hanging="480"/>
+      </w:pPr>
+    </w:lvl>
+    <w:lvl w:ilvl="4" w:tplc="FFFFFFFF" w:tentative="1">
+      <w:start w:val="1"/>
+      <w:numFmt w:val="ideographTraditional"/>
+      <w:lvlText w:val="%5、"/>
+      <w:lvlJc w:val="left"/>
+      <w:pPr>
+        <w:ind w:left="2400" w:hanging="480"/>
+      </w:pPr>
+    </w:lvl>
+    <w:lvl w:ilvl="5" w:tplc="FFFFFFFF" w:tentative="1">
+      <w:start w:val="1"/>
+      <w:numFmt w:val="lowerRoman"/>
+      <w:lvlText w:val="%6."/>
+      <w:lvlJc w:val="right"/>
+      <w:pPr>
+        <w:ind w:left="2880" w:hanging="480"/>
+      </w:pPr>
+    </w:lvl>
+    <w:lvl w:ilvl="6" w:tplc="FFFFFFFF" w:tentative="1">
+      <w:start w:val="1"/>
+      <w:numFmt w:val="decimal"/>
+      <w:lvlText w:val="%7."/>
+      <w:lvlJc w:val="left"/>
+      <w:pPr>
+        <w:ind w:left="3360" w:hanging="480"/>
+      </w:pPr>
+    </w:lvl>
+    <w:lvl w:ilvl="7" w:tplc="FFFFFFFF" w:tentative="1">
+      <w:start w:val="1"/>
+      <w:numFmt w:val="ideographTraditional"/>
+      <w:lvlText w:val="%8、"/>
+      <w:lvlJc w:val="left"/>
+      <w:pPr>
+        <w:ind w:left="3840" w:hanging="480"/>
+      </w:pPr>
+    </w:lvl>
+    <w:lvl w:ilvl="8" w:tplc="FFFFFFFF" w:tentative="1">
+      <w:start w:val="1"/>
+      <w:numFmt w:val="lowerRoman"/>
+      <w:lvlText w:val="%9."/>
+      <w:lvlJc w:val="right"/>
+      <w:pPr>
+        <w:ind w:left="4320" w:hanging="480"/>
+      </w:pPr>
+    </w:lvl>
+  </w:abstractNum>
+  <w:abstractNum w:abstractNumId="28" w15:restartNumberingAfterBreak="0">
     <w:nsid w:val="645257F6"/>
     <w:multiLevelType w:val="hybridMultilevel"/>
     <w:tmpl w:val="419A1E08"/>
@@ -15494,7 +16209,7 @@
       </w:pPr>
     </w:lvl>
   </w:abstractNum>
-  <w:abstractNum w:abstractNumId="28" w15:restartNumberingAfterBreak="0">
+  <w:abstractNum w:abstractNumId="29" w15:restartNumberingAfterBreak="0">
     <w:nsid w:val="654B3CFE"/>
     <w:multiLevelType w:val="hybridMultilevel"/>
     <w:tmpl w:val="B8763DAC"/>
@@ -15584,7 +16299,7 @@
       </w:pPr>
     </w:lvl>
   </w:abstractNum>
-  <w:abstractNum w:abstractNumId="29" w15:restartNumberingAfterBreak="0">
+  <w:abstractNum w:abstractNumId="30" w15:restartNumberingAfterBreak="0">
     <w:nsid w:val="6674361E"/>
     <w:multiLevelType w:val="hybridMultilevel"/>
     <w:tmpl w:val="B8763DAC"/>
@@ -15674,7 +16389,7 @@
       </w:pPr>
     </w:lvl>
   </w:abstractNum>
-  <w:abstractNum w:abstractNumId="30" w15:restartNumberingAfterBreak="0">
+  <w:abstractNum w:abstractNumId="31" w15:restartNumberingAfterBreak="0">
     <w:nsid w:val="67032CB9"/>
     <w:multiLevelType w:val="hybridMultilevel"/>
     <w:tmpl w:val="B8763DAC"/>
@@ -15764,7 +16479,7 @@
       </w:pPr>
     </w:lvl>
   </w:abstractNum>
-  <w:abstractNum w:abstractNumId="31" w15:restartNumberingAfterBreak="0">
+  <w:abstractNum w:abstractNumId="32" w15:restartNumberingAfterBreak="0">
     <w:nsid w:val="69332058"/>
     <w:multiLevelType w:val="hybridMultilevel"/>
     <w:tmpl w:val="C1FEA76A"/>
@@ -15857,7 +16572,7 @@
       </w:pPr>
     </w:lvl>
   </w:abstractNum>
-  <w:abstractNum w:abstractNumId="32" w15:restartNumberingAfterBreak="0">
+  <w:abstractNum w:abstractNumId="33" w15:restartNumberingAfterBreak="0">
     <w:nsid w:val="6BB26922"/>
     <w:multiLevelType w:val="hybridMultilevel"/>
     <w:tmpl w:val="05FA90B2"/>
@@ -15946,7 +16661,7 @@
       </w:pPr>
     </w:lvl>
   </w:abstractNum>
-  <w:abstractNum w:abstractNumId="33" w15:restartNumberingAfterBreak="0">
+  <w:abstractNum w:abstractNumId="34" w15:restartNumberingAfterBreak="0">
     <w:nsid w:val="6DFC2322"/>
     <w:multiLevelType w:val="hybridMultilevel"/>
     <w:tmpl w:val="B8763DAC"/>
@@ -16036,7 +16751,7 @@
       </w:pPr>
     </w:lvl>
   </w:abstractNum>
-  <w:abstractNum w:abstractNumId="34" w15:restartNumberingAfterBreak="0">
+  <w:abstractNum w:abstractNumId="35" w15:restartNumberingAfterBreak="0">
     <w:nsid w:val="71E05E6B"/>
     <w:multiLevelType w:val="hybridMultilevel"/>
     <w:tmpl w:val="05FA90B2"/>
@@ -16125,7 +16840,7 @@
       </w:pPr>
     </w:lvl>
   </w:abstractNum>
-  <w:abstractNum w:abstractNumId="35" w15:restartNumberingAfterBreak="0">
+  <w:abstractNum w:abstractNumId="36" w15:restartNumberingAfterBreak="0">
     <w:nsid w:val="732C3457"/>
     <w:multiLevelType w:val="hybridMultilevel"/>
     <w:tmpl w:val="3C28592A"/>
@@ -16215,7 +16930,7 @@
       </w:pPr>
     </w:lvl>
   </w:abstractNum>
-  <w:abstractNum w:abstractNumId="36" w15:restartNumberingAfterBreak="0">
+  <w:abstractNum w:abstractNumId="37" w15:restartNumberingAfterBreak="0">
     <w:nsid w:val="73556717"/>
     <w:multiLevelType w:val="hybridMultilevel"/>
     <w:tmpl w:val="09EAC652"/>
@@ -16305,7 +17020,7 @@
       </w:pPr>
     </w:lvl>
   </w:abstractNum>
-  <w:abstractNum w:abstractNumId="37" w15:restartNumberingAfterBreak="0">
+  <w:abstractNum w:abstractNumId="38" w15:restartNumberingAfterBreak="0">
     <w:nsid w:val="753A14BE"/>
     <w:multiLevelType w:val="hybridMultilevel"/>
     <w:tmpl w:val="2B30213A"/>
@@ -16396,7 +17111,7 @@
       </w:pPr>
     </w:lvl>
   </w:abstractNum>
-  <w:abstractNum w:abstractNumId="38" w15:restartNumberingAfterBreak="0">
+  <w:abstractNum w:abstractNumId="39" w15:restartNumberingAfterBreak="0">
     <w:nsid w:val="7A184793"/>
     <w:multiLevelType w:val="multilevel"/>
     <w:tmpl w:val="0988E210"/>
@@ -16545,7 +17260,7 @@
       </w:rPr>
     </w:lvl>
   </w:abstractNum>
-  <w:abstractNum w:abstractNumId="39" w15:restartNumberingAfterBreak="0">
+  <w:abstractNum w:abstractNumId="40" w15:restartNumberingAfterBreak="0">
     <w:nsid w:val="7F37400C"/>
     <w:multiLevelType w:val="hybridMultilevel"/>
     <w:tmpl w:val="B8763DAC"/>
@@ -16642,16 +17357,16 @@
     <w:abstractNumId w:val="9"/>
   </w:num>
   <w:num w:numId="3" w16cid:durableId="181552320">
-    <w:abstractNumId w:val="38"/>
+    <w:abstractNumId w:val="39"/>
   </w:num>
   <w:num w:numId="4" w16cid:durableId="984771873">
     <w:abstractNumId w:val="26"/>
   </w:num>
   <w:num w:numId="5" w16cid:durableId="2056738838">
-    <w:abstractNumId w:val="31"/>
+    <w:abstractNumId w:val="32"/>
   </w:num>
   <w:num w:numId="6" w16cid:durableId="885339109">
-    <w:abstractNumId w:val="27"/>
+    <w:abstractNumId w:val="28"/>
   </w:num>
   <w:num w:numId="7" w16cid:durableId="1021974991">
     <w:abstractNumId w:val="16"/>
@@ -16675,7 +17390,7 @@
     <w:abstractNumId w:val="23"/>
   </w:num>
   <w:num w:numId="14" w16cid:durableId="1410805383">
-    <w:abstractNumId w:val="29"/>
+    <w:abstractNumId w:val="30"/>
   </w:num>
   <w:num w:numId="15" w16cid:durableId="1169831872">
     <w:abstractNumId w:val="15"/>
@@ -16684,7 +17399,7 @@
     <w:abstractNumId w:val="1"/>
   </w:num>
   <w:num w:numId="17" w16cid:durableId="581371936">
-    <w:abstractNumId w:val="37"/>
+    <w:abstractNumId w:val="38"/>
   </w:num>
   <w:num w:numId="18" w16cid:durableId="1771512030">
     <w:abstractNumId w:val="4"/>
@@ -16699,28 +17414,28 @@
     <w:abstractNumId w:val="25"/>
   </w:num>
   <w:num w:numId="22" w16cid:durableId="2108041598">
-    <w:abstractNumId w:val="30"/>
+    <w:abstractNumId w:val="31"/>
   </w:num>
   <w:num w:numId="23" w16cid:durableId="794908056">
-    <w:abstractNumId w:val="35"/>
+    <w:abstractNumId w:val="36"/>
   </w:num>
   <w:num w:numId="24" w16cid:durableId="644626123">
     <w:abstractNumId w:val="18"/>
   </w:num>
   <w:num w:numId="25" w16cid:durableId="402677385">
-    <w:abstractNumId w:val="34"/>
+    <w:abstractNumId w:val="35"/>
   </w:num>
   <w:num w:numId="26" w16cid:durableId="2063627265">
     <w:abstractNumId w:val="2"/>
   </w:num>
   <w:num w:numId="27" w16cid:durableId="445386932">
-    <w:abstractNumId w:val="33"/>
+    <w:abstractNumId w:val="34"/>
   </w:num>
   <w:num w:numId="28" w16cid:durableId="713770036">
-    <w:abstractNumId w:val="28"/>
+    <w:abstractNumId w:val="29"/>
   </w:num>
   <w:num w:numId="29" w16cid:durableId="133064842">
-    <w:abstractNumId w:val="32"/>
+    <w:abstractNumId w:val="33"/>
   </w:num>
   <w:num w:numId="30" w16cid:durableId="1471366503">
     <w:abstractNumId w:val="8"/>
@@ -16732,7 +17447,7 @@
     <w:abstractNumId w:val="7"/>
   </w:num>
   <w:num w:numId="33" w16cid:durableId="996761699">
-    <w:abstractNumId w:val="39"/>
+    <w:abstractNumId w:val="40"/>
   </w:num>
   <w:num w:numId="34" w16cid:durableId="1404567944">
     <w:abstractNumId w:val="14"/>
@@ -16747,13 +17462,16 @@
     <w:abstractNumId w:val="22"/>
   </w:num>
   <w:num w:numId="38" w16cid:durableId="544412569">
-    <w:abstractNumId w:val="36"/>
+    <w:abstractNumId w:val="37"/>
   </w:num>
   <w:num w:numId="39" w16cid:durableId="1712075240">
     <w:abstractNumId w:val="11"/>
   </w:num>
   <w:num w:numId="40" w16cid:durableId="959997989">
     <w:abstractNumId w:val="3"/>
+  </w:num>
+  <w:num w:numId="41" w16cid:durableId="1862009374">
+    <w:abstractNumId w:val="27"/>
   </w:num>
 </w:numbering>
 </file>
@@ -17153,7 +17871,7 @@
   <w:style w:type="paragraph" w:default="1" w:styleId="a">
     <w:name w:val="Normal"/>
     <w:qFormat/>
-    <w:rsid w:val="000859F7"/>
+    <w:rsid w:val="006445BB"/>
     <w:pPr>
       <w:widowControl w:val="0"/>
     </w:pPr>
